--- a/packages/docs/static/decision-guides/access-control.docx
+++ b/packages/docs/static/decision-guides/access-control.docx
@@ -11,18 +11,18 @@
           <wp:inline>
             <wp:extent cx="5943600" cy="1289649"/>
             <wp:effectExtent b="0" l="0" r="0" t="0"/>
-            <wp:docPr descr="Medplum" title="" id="10" name="Picture"/>
+            <wp:docPr descr="Medplum" title="" id="21" name="Picture"/>
             <a:graphic>
               <a:graphicData uri="http://schemas.openxmlformats.org/drawingml/2006/picture">
                 <pic:pic>
                   <pic:nvPicPr>
-                    <pic:cNvPr descr="medplum-wordmark-grape.png" id="11" name="Picture"/>
+                    <pic:cNvPr descr="medplum-wordmark-grape.png" id="22" name="Picture"/>
                     <pic:cNvPicPr>
                       <a:picLocks noChangeArrowheads="1" noChangeAspect="1"/>
                     </pic:cNvPicPr>
                   </pic:nvPicPr>
                   <pic:blipFill>
-                    <a:blip r:embed="rId9"/>
+                    <a:blip r:embed="rId20"/>
                     <a:stretch>
                       <a:fillRect/>
                     </a:stretch>
@@ -49,7 +49,7 @@
         </w:drawing>
       </w:r>
     </w:p>
-    <w:bookmarkStart w:id="25" w:name="access-control-decision-guide"/>
+    <w:bookmarkStart w:id="36" w:name="access-control-decision-guide"/>
     <w:p>
       <w:pPr>
         <w:pStyle w:val="Heading1"/>
@@ -68,7 +68,7 @@
       <w:r>
         <w:t xml:space="preserve"> </w:t>
       </w:r>
-      <w:hyperlink r:id="rId12">
+      <w:hyperlink r:id="rId23">
         <w:r>
           <w:rPr>
             <w:rStyle w:val="Hyperlink"/>
@@ -89,44 +89,44 @@
       </w:pPr>
       <w:r>
         <w:rPr>
+          <w:iCs/>
           <w:i/>
-          <w:iCs/>
         </w:rPr>
         <w:t xml:space="preserve">Companion to the</w:t>
       </w:r>
       <w:r>
         <w:rPr>
+          <w:iCs/>
           <w:i/>
-          <w:iCs/>
         </w:rPr>
         <w:t xml:space="preserve"> </w:t>
       </w:r>
-      <w:hyperlink r:id="rId13">
+      <w:hyperlink r:id="rId24">
         <w:r>
           <w:rPr>
             <w:rStyle w:val="Hyperlink"/>
+            <w:iCs/>
             <w:i/>
-            <w:iCs/>
           </w:rPr>
           <w:t xml:space="preserve">Authorization and Access Control</w:t>
         </w:r>
       </w:hyperlink>
       <w:r>
         <w:rPr>
+          <w:iCs/>
           <w:i/>
-          <w:iCs/>
         </w:rPr>
         <w:t xml:space="preserve"> </w:t>
       </w:r>
       <w:r>
         <w:rPr>
+          <w:iCs/>
           <w:i/>
-          <w:iCs/>
         </w:rPr>
         <w:t xml:space="preserve">docs.</w:t>
       </w:r>
     </w:p>
-    <w:bookmarkStart w:id="14" w:name="section-1-use-case-participants"/>
+    <w:bookmarkStart w:id="25" w:name="section-1-use-case-participants"/>
     <w:p>
       <w:pPr>
         <w:pStyle w:val="Heading2"/>
@@ -141,19 +141,19 @@
       </w:pPr>
       <w:r>
         <w:rPr>
+          <w:bCs/>
           <w:b/>
-          <w:bCs/>
         </w:rPr>
         <w:t xml:space="preserve">1.1 Who are the users?</w:t>
       </w:r>
     </w:p>
     <w:p>
       <w:pPr>
-        <w:pStyle w:val="Compact"/>
         <w:numPr>
           <w:ilvl w:val="0"/>
           <w:numId w:val="1001"/>
         </w:numPr>
+        <w:pStyle w:val="Compact"/>
       </w:pPr>
       <w:r>
         <w:t xml:space="preserve">Patients only</w:t>
@@ -161,11 +161,11 @@
     </w:p>
     <w:p>
       <w:pPr>
-        <w:pStyle w:val="Compact"/>
         <w:numPr>
           <w:ilvl w:val="0"/>
           <w:numId w:val="1001"/>
         </w:numPr>
+        <w:pStyle w:val="Compact"/>
       </w:pPr>
       <w:r>
         <w:t xml:space="preserve">Providers / staff / partners (clients or outside vendors) only</w:t>
@@ -173,11 +173,11 @@
     </w:p>
     <w:p>
       <w:pPr>
-        <w:pStyle w:val="Compact"/>
         <w:numPr>
           <w:ilvl w:val="0"/>
           <w:numId w:val="1001"/>
         </w:numPr>
+        <w:pStyle w:val="Compact"/>
       </w:pPr>
       <w:r>
         <w:t xml:space="preserve">Both</w:t>
@@ -189,19 +189,19 @@
       </w:pPr>
       <w:r>
         <w:rPr>
+          <w:bCs/>
           <w:b/>
-          <w:bCs/>
         </w:rPr>
         <w:t xml:space="preserve">1.2 What is your organizational structure?</w:t>
       </w:r>
     </w:p>
     <w:p>
       <w:pPr>
-        <w:pStyle w:val="Compact"/>
         <w:numPr>
           <w:ilvl w:val="0"/>
           <w:numId w:val="1002"/>
         </w:numPr>
+        <w:pStyle w:val="Compact"/>
       </w:pPr>
       <w:r>
         <w:t xml:space="preserve">Single organization</w:t>
@@ -209,11 +209,11 @@
     </w:p>
     <w:p>
       <w:pPr>
-        <w:pStyle w:val="Compact"/>
         <w:numPr>
           <w:ilvl w:val="0"/>
           <w:numId w:val="1002"/>
         </w:numPr>
+        <w:pStyle w:val="Compact"/>
       </w:pPr>
       <w:r>
         <w:t xml:space="preserve">Multiple locations of one organization</w:t>
@@ -221,11 +221,11 @@
     </w:p>
     <w:p>
       <w:pPr>
-        <w:pStyle w:val="Compact"/>
         <w:numPr>
           <w:ilvl w:val="0"/>
           <w:numId w:val="1002"/>
         </w:numPr>
+        <w:pStyle w:val="Compact"/>
       </w:pPr>
       <w:r>
         <w:t xml:space="preserve">Multiple independent organizations (MSO-style)</w:t>
@@ -233,11 +233,11 @@
     </w:p>
     <w:p>
       <w:pPr>
-        <w:pStyle w:val="Compact"/>
         <w:numPr>
           <w:ilvl w:val="0"/>
           <w:numId w:val="1002"/>
         </w:numPr>
+        <w:pStyle w:val="Compact"/>
       </w:pPr>
       <w:r>
         <w:t xml:space="preserve">Departments or service lines within one organization</w:t>
@@ -245,11 +245,11 @@
     </w:p>
     <w:p>
       <w:pPr>
-        <w:pStyle w:val="Compact"/>
         <w:numPr>
           <w:ilvl w:val="0"/>
           <w:numId w:val="1002"/>
         </w:numPr>
+        <w:pStyle w:val="Compact"/>
       </w:pPr>
       <w:r>
         <w:t xml:space="preserve">Combination</w:t>
@@ -261,8 +261,8 @@
       </w:pPr>
       <w:r>
         <w:rPr>
+          <w:iCs/>
           <w:i/>
-          <w:iCs/>
         </w:rPr>
         <w:t xml:space="preserve">Why: biggest driver of downstream design. If single org with no internal isolation, skip Section 2.</w:t>
       </w:r>
@@ -274,8 +274,8 @@
         </w:pict>
       </w:r>
     </w:p>
-    <w:bookmarkEnd w:id="14"/>
-    <w:bookmarkStart w:id="19" w:name="section-2-multi-tenancy"/>
+    <w:bookmarkEnd w:id="25"/>
+    <w:bookmarkStart w:id="30" w:name="section-2-multi-tenancy"/>
     <w:p>
       <w:pPr>
         <w:pStyle w:val="Heading2"/>
@@ -290,8 +290,8 @@
       </w:pPr>
       <w:r>
         <w:rPr>
+          <w:iCs/>
           <w:i/>
-          <w:iCs/>
         </w:rPr>
         <w:t xml:space="preserve">Skip if single-organization with no internal isolation.</w:t>
       </w:r>
@@ -308,8 +308,8 @@
       </w:r>
       <w:r>
         <w:rPr>
+          <w:bCs/>
           <w:b/>
-          <w:bCs/>
         </w:rPr>
         <w:t xml:space="preserve">compartments</w:t>
       </w:r>
@@ -335,32 +335,32 @@
       </w:pPr>
       <w:r>
         <w:rPr>
+          <w:bCs/>
           <w:b/>
-          <w:bCs/>
         </w:rPr>
         <w:t xml:space="preserve">Design principle (from</w:t>
       </w:r>
       <w:r>
         <w:rPr>
+          <w:bCs/>
           <w:b/>
-          <w:bCs/>
         </w:rPr>
         <w:t xml:space="preserve"> </w:t>
       </w:r>
-      <w:hyperlink r:id="rId15">
+      <w:hyperlink r:id="rId26">
         <w:r>
           <w:rPr>
             <w:rStyle w:val="Hyperlink"/>
+            <w:bCs/>
             <w:b/>
-            <w:bCs/>
           </w:rPr>
           <w:t xml:space="preserve">Medplum docs</w:t>
         </w:r>
       </w:hyperlink>
       <w:r>
         <w:rPr>
+          <w:bCs/>
           <w:b/>
-          <w:bCs/>
         </w:rPr>
         <w:t xml:space="preserve">):</w:t>
       </w:r>
@@ -388,7 +388,7 @@
       <w:r>
         <w:t xml:space="preserve"> </w:t>
       </w:r>
-      <w:hyperlink r:id="rId16">
+      <w:hyperlink r:id="rId27">
         <w:r>
           <w:rPr>
             <w:rStyle w:val="Hyperlink"/>
@@ -422,7 +422,7 @@
         </w:pict>
       </w:r>
     </w:p>
-    <w:bookmarkStart w:id="17" w:name="a-tenant-modeling"/>
+    <w:bookmarkStart w:id="28" w:name="a-tenant-modeling"/>
     <w:p>
       <w:pPr>
         <w:pStyle w:val="Heading3"/>
@@ -437,19 +437,19 @@
       </w:pPr>
       <w:r>
         <w:rPr>
+          <w:bCs/>
           <w:b/>
-          <w:bCs/>
         </w:rPr>
         <w:t xml:space="preserve">Questions:</w:t>
       </w:r>
     </w:p>
     <w:p>
       <w:pPr>
-        <w:pStyle w:val="Compact"/>
         <w:numPr>
           <w:ilvl w:val="0"/>
           <w:numId w:val="1003"/>
         </w:numPr>
+        <w:pStyle w:val="Compact"/>
       </w:pPr>
       <w:r>
         <w:t xml:space="preserve">Internal term for tenants? (clinics, programs, sites, accounts)</w:t>
@@ -457,11 +457,11 @@
     </w:p>
     <w:p>
       <w:pPr>
-        <w:pStyle w:val="Compact"/>
         <w:numPr>
           <w:ilvl w:val="0"/>
           <w:numId w:val="1003"/>
         </w:numPr>
+        <w:pStyle w:val="Compact"/>
       </w:pPr>
       <w:r>
         <w:t xml:space="preserve">Grouping is organizational, functional, or per-patient?</w:t>
@@ -469,11 +469,11 @@
     </w:p>
     <w:p>
       <w:pPr>
-        <w:pStyle w:val="Compact"/>
         <w:numPr>
           <w:ilvl w:val="0"/>
           <w:numId w:val="1003"/>
         </w:numPr>
+        <w:pStyle w:val="Compact"/>
       </w:pPr>
       <w:r>
         <w:t xml:space="preserve">Is there an organizational hierarchy (e.g., region → clinic)?</w:t>
@@ -484,6 +484,7 @@
         <w:tblStyle w:val="Table"/>
         <w:tblW w:w="9360" w:type="dxa"/>
         <w:tblLook w:firstRow="1" w:lastRow="0" w:firstColumn="0" w:lastColumn="0" w:noHBand="0" w:noVBand="0" w:val="0020"/>
+        <w:jc w:val="start"/>
         <w:tblLayout w:type="fixed"/>
       </w:tblPr>
       <w:tblGrid>
@@ -493,7 +494,7 @@
       <w:tr>
         <w:trPr>
           <w:cantSplit/>
-          <w:tblHeader w:val="on"/>
+          <w:tblHeader w:val="true"/>
         </w:trPr>
         <w:tc>
           <w:tcPr/>
@@ -629,8 +630,8 @@
       </w:pPr>
       <w:r>
         <w:rPr>
+          <w:bCs/>
           <w:b/>
-          <w:bCs/>
         </w:rPr>
         <w:t xml:space="preserve">Hierarchy pattern</w:t>
       </w:r>
@@ -643,11 +644,11 @@
     </w:p>
     <w:p>
       <w:pPr>
-        <w:pStyle w:val="Compact"/>
         <w:numPr>
           <w:ilvl w:val="0"/>
           <w:numId w:val="1004"/>
         </w:numPr>
+        <w:pStyle w:val="Compact"/>
       </w:pPr>
       <w:r>
         <w:t xml:space="preserve">Patients are tagged only at the</w:t>
@@ -657,8 +658,8 @@
       </w:r>
       <w:r>
         <w:rPr>
+          <w:bCs/>
           <w:b/>
-          <w:bCs/>
         </w:rPr>
         <w:t xml:space="preserve">lowest level</w:t>
       </w:r>
@@ -671,11 +672,11 @@
     </w:p>
     <w:p>
       <w:pPr>
-        <w:pStyle w:val="Compact"/>
         <w:numPr>
           <w:ilvl w:val="0"/>
           <w:numId w:val="1004"/>
         </w:numPr>
+        <w:pStyle w:val="Compact"/>
       </w:pPr>
       <w:r>
         <w:t xml:space="preserve">Practitioners enrolled at an intermediary level get one</w:t>
@@ -698,11 +699,11 @@
     </w:p>
     <w:p>
       <w:pPr>
-        <w:pStyle w:val="Compact"/>
         <w:numPr>
           <w:ilvl w:val="0"/>
           <w:numId w:val="1004"/>
         </w:numPr>
+        <w:pStyle w:val="Compact"/>
       </w:pPr>
       <w:r>
         <w:t xml:space="preserve">Adding a new lowest-level tenant requires a workflow to update every practitioner membership at or above that intermediary.</w:t>
@@ -715,8 +716,8 @@
         </w:pict>
       </w:r>
     </w:p>
-    <w:bookmarkEnd w:id="17"/>
-    <w:bookmarkStart w:id="18" w:name="b-patient-and-practitioner-sharing"/>
+    <w:bookmarkEnd w:id="28"/>
+    <w:bookmarkStart w:id="29" w:name="b-patient-and-practitioner-sharing"/>
     <w:p>
       <w:pPr>
         <w:pStyle w:val="Heading3"/>
@@ -731,19 +732,19 @@
       </w:pPr>
       <w:r>
         <w:rPr>
+          <w:bCs/>
           <w:b/>
-          <w:bCs/>
         </w:rPr>
         <w:t xml:space="preserve">Questions:</w:t>
       </w:r>
     </w:p>
     <w:p>
       <w:pPr>
-        <w:pStyle w:val="Compact"/>
         <w:numPr>
           <w:ilvl w:val="0"/>
           <w:numId w:val="1005"/>
         </w:numPr>
+        <w:pStyle w:val="Compact"/>
       </w:pPr>
       <w:r>
         <w:t xml:space="preserve">Can a patient be enrolled in more than one tenant at a time?</w:t>
@@ -751,11 +752,11 @@
     </w:p>
     <w:p>
       <w:pPr>
-        <w:pStyle w:val="Compact"/>
         <w:numPr>
           <w:ilvl w:val="0"/>
           <w:numId w:val="1005"/>
         </w:numPr>
+        <w:pStyle w:val="Compact"/>
       </w:pPr>
       <w:r>
         <w:t xml:space="preserve">Are practitioners isolated to their tenant, or visible across all tenants (global directory)?</w:t>
@@ -765,8 +766,9 @@
       <w:tblPr>
         <w:tblStyle w:val="Table"/>
         <w:tblW w:w="9360" w:type="dxa"/>
+        <w:tblLook w:firstRow="1" w:lastRow="0" w:firstColumn="0" w:lastColumn="0" w:noHBand="0" w:noVBand="0" w:val="0020"/>
+        <w:jc w:val="start"/>
         <w:tblLayout w:type="fixed"/>
-        <w:tblLook w:firstRow="1" w:lastRow="0" w:firstColumn="0" w:lastColumn="0" w:noHBand="0" w:noVBand="0" w:val="0020"/>
       </w:tblPr>
       <w:tblGrid>
         <w:gridCol w:w="4680"/>
@@ -775,7 +777,7 @@
       <w:tr>
         <w:trPr>
           <w:cantSplit/>
-          <w:tblHeader w:val="on"/>
+          <w:tblHeader w:val="true"/>
         </w:trPr>
         <w:tc>
           <w:tcPr/>
@@ -950,9 +952,9 @@
         </w:pict>
       </w:r>
     </w:p>
-    <w:bookmarkEnd w:id="18"/>
-    <w:bookmarkEnd w:id="19"/>
-    <w:bookmarkStart w:id="23" w:name="section-3-roles-permissions"/>
+    <w:bookmarkEnd w:id="29"/>
+    <w:bookmarkEnd w:id="30"/>
+    <w:bookmarkStart w:id="34" w:name="section-3-roles-permissions"/>
     <w:p>
       <w:pPr>
         <w:pStyle w:val="Heading2"/>
@@ -976,7 +978,7 @@
         </w:pict>
       </w:r>
     </w:p>
-    <w:bookmarkStart w:id="20" w:name="a-role-inventory-scope"/>
+    <w:bookmarkStart w:id="31" w:name="a-role-inventory-scope"/>
     <w:p>
       <w:pPr>
         <w:pStyle w:val="Heading3"/>
@@ -991,19 +993,19 @@
       </w:pPr>
       <w:r>
         <w:rPr>
+          <w:bCs/>
           <w:b/>
-          <w:bCs/>
         </w:rPr>
         <w:t xml:space="preserve">Questions:</w:t>
       </w:r>
     </w:p>
     <w:p>
       <w:pPr>
-        <w:pStyle w:val="Compact"/>
         <w:numPr>
           <w:ilvl w:val="0"/>
           <w:numId w:val="1006"/>
         </w:numPr>
+        <w:pStyle w:val="Compact"/>
       </w:pPr>
       <w:r>
         <w:t xml:space="preserve">What are the role names? (physician, RN, MA, front desk, billing, care coordinator, medical director)</w:t>
@@ -1011,16 +1013,16 @@
     </w:p>
     <w:p>
       <w:pPr>
-        <w:pStyle w:val="Compact"/>
         <w:numPr>
           <w:ilvl w:val="0"/>
           <w:numId w:val="1006"/>
         </w:numPr>
+        <w:pStyle w:val="Compact"/>
       </w:pPr>
       <w:r>
         <w:rPr>
+          <w:iCs/>
           <w:i/>
-          <w:iCs/>
         </w:rPr>
         <w:t xml:space="preserve">If multi-tenant:</w:t>
       </w:r>
@@ -1033,11 +1035,11 @@
     </w:p>
     <w:p>
       <w:pPr>
-        <w:pStyle w:val="Compact"/>
         <w:numPr>
           <w:ilvl w:val="0"/>
           <w:numId w:val="1006"/>
         </w:numPr>
+        <w:pStyle w:val="Compact"/>
       </w:pPr>
       <w:r>
         <w:t xml:space="preserve">Any oversight roles that need visibility across all tenants without per-tenant enrollment?</w:t>
@@ -1047,8 +1049,9 @@
       <w:tblPr>
         <w:tblStyle w:val="Table"/>
         <w:tblW w:w="9360" w:type="dxa"/>
+        <w:tblLook w:firstRow="1" w:lastRow="0" w:firstColumn="0" w:lastColumn="0" w:noHBand="0" w:noVBand="0" w:val="0020"/>
+        <w:jc w:val="start"/>
         <w:tblLayout w:type="fixed"/>
-        <w:tblLook w:firstRow="1" w:lastRow="0" w:firstColumn="0" w:lastColumn="0" w:noHBand="0" w:noVBand="0" w:val="0020"/>
       </w:tblPr>
       <w:tblGrid>
         <w:gridCol w:w="4388"/>
@@ -1057,7 +1060,7 @@
       <w:tr>
         <w:trPr>
           <w:cantSplit/>
-          <w:tblHeader w:val="on"/>
+          <w:tblHeader w:val="true"/>
         </w:trPr>
         <w:tc>
           <w:tcPr/>
@@ -1252,8 +1255,8 @@
       </w:pPr>
       <w:r>
         <w:rPr>
+          <w:bCs/>
           <w:b/>
-          <w:bCs/>
         </w:rPr>
         <w:t xml:space="preserve">⚠ One-way door: stacking is additive only.</w:t>
       </w:r>
@@ -1268,8 +1271,8 @@
       </w:r>
       <w:r>
         <w:rPr>
+          <w:bCs/>
           <w:b/>
-          <w:bCs/>
         </w:rPr>
         <w:t xml:space="preserve">separate logins</w:t>
       </w:r>
@@ -1283,8 +1286,8 @@
       </w:pPr>
       <w:r>
         <w:rPr>
+          <w:iCs/>
           <w:i/>
-          <w:iCs/>
         </w:rPr>
         <w:t xml:space="preserve">When separate logins are warranted:</w:t>
       </w:r>
@@ -1307,8 +1310,8 @@
       </w:r>
       <w:r>
         <w:rPr>
+          <w:iCs/>
           <w:i/>
-          <w:iCs/>
         </w:rPr>
         <w:t xml:space="preserve">if this token leaked, should the attacker reach both scopes?</w:t>
       </w:r>
@@ -1322,7 +1325,13 @@
         <w:t xml:space="preserve"> </w:t>
       </w:r>
       <w:r>
-        <w:t xml:space="preserve">“switcher”</w:t>
+        <w:t xml:space="preserve">“</w:t>
+      </w:r>
+      <w:r>
+        <w:t xml:space="preserve">switcher</w:t>
+      </w:r>
+      <w:r>
+        <w:t xml:space="preserve">”</w:t>
       </w:r>
       <w:r>
         <w:t xml:space="preserve"> </w:t>
@@ -1338,8 +1347,8 @@
         </w:pict>
       </w:r>
     </w:p>
-    <w:bookmarkEnd w:id="20"/>
-    <w:bookmarkStart w:id="21" w:name="b-permission-mechanics"/>
+    <w:bookmarkEnd w:id="31"/>
+    <w:bookmarkStart w:id="32" w:name="b-permission-mechanics"/>
     <w:p>
       <w:pPr>
         <w:pStyle w:val="Heading3"/>
@@ -1354,19 +1363,19 @@
       </w:pPr>
       <w:r>
         <w:rPr>
+          <w:bCs/>
           <w:b/>
-          <w:bCs/>
         </w:rPr>
         <w:t xml:space="preserve">Questions:</w:t>
       </w:r>
     </w:p>
     <w:p>
       <w:pPr>
-        <w:pStyle w:val="Compact"/>
         <w:numPr>
           <w:ilvl w:val="0"/>
           <w:numId w:val="1007"/>
         </w:numPr>
+        <w:pStyle w:val="Compact"/>
       </w:pPr>
       <w:r>
         <w:t xml:space="preserve">For each role: which resource types does it read / write / search / delete?</w:t>
@@ -1374,11 +1383,11 @@
     </w:p>
     <w:p>
       <w:pPr>
-        <w:pStyle w:val="Compact"/>
         <w:numPr>
           <w:ilvl w:val="0"/>
           <w:numId w:val="1007"/>
         </w:numPr>
+        <w:pStyle w:val="Compact"/>
       </w:pPr>
       <w:r>
         <w:t xml:space="preserve">Any partial FHIR interactions? (create-only, read-without-search, etc.)</w:t>
@@ -1388,8 +1397,9 @@
       <w:tblPr>
         <w:tblStyle w:val="Table"/>
         <w:tblW w:w="9360" w:type="dxa"/>
+        <w:tblLook w:firstRow="1" w:lastRow="0" w:firstColumn="0" w:lastColumn="0" w:noHBand="0" w:noVBand="0" w:val="0020"/>
+        <w:jc w:val="start"/>
         <w:tblLayout w:type="fixed"/>
-        <w:tblLook w:firstRow="1" w:lastRow="0" w:firstColumn="0" w:lastColumn="0" w:noHBand="0" w:noVBand="0" w:val="0020"/>
       </w:tblPr>
       <w:tblGrid>
         <w:gridCol w:w="3563"/>
@@ -1398,7 +1408,7 @@
       <w:tr>
         <w:trPr>
           <w:cantSplit/>
-          <w:tblHeader w:val="on"/>
+          <w:tblHeader w:val="true"/>
         </w:trPr>
         <w:tc>
           <w:tcPr/>
@@ -1568,8 +1578,8 @@
         </w:pict>
       </w:r>
     </w:p>
-    <w:bookmarkEnd w:id="21"/>
-    <w:bookmarkStart w:id="22" w:name="c-narrowing-what-a-role-can-do"/>
+    <w:bookmarkEnd w:id="32"/>
+    <w:bookmarkStart w:id="33" w:name="c-narrowing-what-a-role-can-do"/>
     <w:p>
       <w:pPr>
         <w:pStyle w:val="Heading3"/>
@@ -1584,8 +1594,8 @@
       </w:pPr>
       <w:r>
         <w:rPr>
+          <w:iCs/>
           <w:i/>
-          <w:iCs/>
         </w:rPr>
         <w:t xml:space="preserve">Cover only the knobs that apply.</w:t>
       </w:r>
@@ -1596,8 +1606,8 @@
       </w:pPr>
       <w:r>
         <w:rPr>
+          <w:bCs/>
           <w:b/>
-          <w:bCs/>
         </w:rPr>
         <w:t xml:space="preserve">Field-level</w:t>
       </w:r>
@@ -1612,8 +1622,9 @@
       <w:tblPr>
         <w:tblStyle w:val="Table"/>
         <w:tblW w:w="9360" w:type="dxa"/>
+        <w:tblLook w:firstRow="1" w:lastRow="0" w:firstColumn="0" w:lastColumn="0" w:noHBand="0" w:noVBand="0" w:val="0020"/>
+        <w:jc w:val="start"/>
         <w:tblLayout w:type="fixed"/>
-        <w:tblLook w:firstRow="1" w:lastRow="0" w:firstColumn="0" w:lastColumn="0" w:noHBand="0" w:noVBand="0" w:val="0020"/>
       </w:tblPr>
       <w:tblGrid>
         <w:gridCol w:w="3734"/>
@@ -1622,7 +1633,7 @@
       <w:tr>
         <w:trPr>
           <w:cantSplit/>
-          <w:tblHeader w:val="on"/>
+          <w:tblHeader w:val="true"/>
         </w:trPr>
         <w:tc>
           <w:tcPr/>
@@ -1726,8 +1737,8 @@
       </w:pPr>
       <w:r>
         <w:rPr>
+          <w:bCs/>
           <w:b/>
-          <w:bCs/>
         </w:rPr>
         <w:t xml:space="preserve">Write constraints</w:t>
       </w:r>
@@ -1742,8 +1753,9 @@
       <w:tblPr>
         <w:tblStyle w:val="Table"/>
         <w:tblW w:w="9360" w:type="dxa"/>
+        <w:tblLook w:firstRow="1" w:lastRow="0" w:firstColumn="0" w:lastColumn="0" w:noHBand="0" w:noVBand="0" w:val="0020"/>
+        <w:jc w:val="start"/>
         <w:tblLayout w:type="fixed"/>
-        <w:tblLook w:firstRow="1" w:lastRow="0" w:firstColumn="0" w:lastColumn="0" w:noHBand="0" w:noVBand="0" w:val="0020"/>
       </w:tblPr>
       <w:tblGrid>
         <w:gridCol w:w="4384"/>
@@ -1752,7 +1764,7 @@
       <w:tr>
         <w:trPr>
           <w:cantSplit/>
-          <w:tblHeader w:val="on"/>
+          <w:tblHeader w:val="true"/>
         </w:trPr>
         <w:tc>
           <w:tcPr/>
@@ -1970,8 +1982,8 @@
       </w:pPr>
       <w:r>
         <w:rPr>
+          <w:bCs/>
           <w:b/>
-          <w:bCs/>
         </w:rPr>
         <w:t xml:space="preserve">Criteria-based filtering</w:t>
       </w:r>
@@ -1986,8 +1998,9 @@
       <w:tblPr>
         <w:tblStyle w:val="Table"/>
         <w:tblW w:w="9360" w:type="dxa"/>
+        <w:tblLook w:firstRow="1" w:lastRow="0" w:firstColumn="0" w:lastColumn="0" w:noHBand="0" w:noVBand="0" w:val="0020"/>
+        <w:jc w:val="start"/>
         <w:tblLayout w:type="fixed"/>
-        <w:tblLook w:firstRow="1" w:lastRow="0" w:firstColumn="0" w:lastColumn="0" w:noHBand="0" w:noVBand="0" w:val="0020"/>
       </w:tblPr>
       <w:tblGrid>
         <w:gridCol w:w="3640"/>
@@ -1996,7 +2009,7 @@
       <w:tr>
         <w:trPr>
           <w:cantSplit/>
-          <w:tblHeader w:val="on"/>
+          <w:tblHeader w:val="true"/>
         </w:trPr>
         <w:tc>
           <w:tcPr/>
@@ -2239,9 +2252,9 @@
         </w:pict>
       </w:r>
     </w:p>
-    <w:bookmarkEnd w:id="22"/>
-    <w:bookmarkEnd w:id="23"/>
-    <w:bookmarkStart w:id="24" w:name="section-4-admin-structure"/>
+    <w:bookmarkEnd w:id="33"/>
+    <w:bookmarkEnd w:id="34"/>
+    <w:bookmarkStart w:id="35" w:name="section-4-admin-structure"/>
     <w:p>
       <w:pPr>
         <w:pStyle w:val="Heading2"/>
@@ -2256,19 +2269,19 @@
       </w:pPr>
       <w:r>
         <w:rPr>
+          <w:bCs/>
           <w:b/>
-          <w:bCs/>
         </w:rPr>
         <w:t xml:space="preserve">Questions:</w:t>
       </w:r>
     </w:p>
     <w:p>
       <w:pPr>
-        <w:pStyle w:val="Compact"/>
         <w:numPr>
           <w:ilvl w:val="0"/>
           <w:numId w:val="1008"/>
         </w:numPr>
+        <w:pStyle w:val="Compact"/>
       </w:pPr>
       <w:r>
         <w:t xml:space="preserve">Who invites/removes users and manages memberships?</w:t>
@@ -2276,11 +2289,11 @@
     </w:p>
     <w:p>
       <w:pPr>
-        <w:pStyle w:val="Compact"/>
         <w:numPr>
           <w:ilvl w:val="0"/>
           <w:numId w:val="1008"/>
         </w:numPr>
+        <w:pStyle w:val="Compact"/>
       </w:pPr>
       <w:r>
         <w:t xml:space="preserve">Who manages Bots, ClientApplications, AccessPolicies?</w:t>
@@ -2288,11 +2301,11 @@
     </w:p>
     <w:p>
       <w:pPr>
-        <w:pStyle w:val="Compact"/>
         <w:numPr>
           <w:ilvl w:val="0"/>
           <w:numId w:val="1008"/>
         </w:numPr>
+        <w:pStyle w:val="Compact"/>
       </w:pPr>
       <w:r>
         <w:t xml:space="preserve">Any super admin needs? (project creation via API, overwriting protected fields)</w:t>
@@ -2300,11 +2313,11 @@
     </w:p>
     <w:p>
       <w:pPr>
-        <w:pStyle w:val="Compact"/>
         <w:numPr>
           <w:ilvl w:val="0"/>
           <w:numId w:val="1008"/>
         </w:numPr>
+        <w:pStyle w:val="Compact"/>
       </w:pPr>
       <w:r>
         <w:t xml:space="preserve">Should admins be blocked from clinical data?</w:t>
@@ -2314,8 +2327,9 @@
       <w:tblPr>
         <w:tblStyle w:val="Table"/>
         <w:tblW w:w="9360" w:type="dxa"/>
+        <w:tblLook w:firstRow="1" w:lastRow="0" w:firstColumn="0" w:lastColumn="0" w:noHBand="0" w:noVBand="0" w:val="0020"/>
+        <w:jc w:val="start"/>
         <w:tblLayout w:type="fixed"/>
-        <w:tblLook w:firstRow="1" w:lastRow="0" w:firstColumn="0" w:lastColumn="0" w:noHBand="0" w:noVBand="0" w:val="0020"/>
       </w:tblPr>
       <w:tblGrid>
         <w:gridCol w:w="4384"/>
@@ -2324,7 +2338,7 @@
       <w:tr>
         <w:trPr>
           <w:cantSplit/>
-          <w:tblHeader w:val="on"/>
+          <w:tblHeader w:val="true"/>
         </w:trPr>
         <w:tc>
           <w:tcPr/>
@@ -2503,7 +2517,13 @@
               <w:t xml:space="preserve"> </w:t>
             </w:r>
             <w:r>
-              <w:t xml:space="preserve">“user manager”</w:t>
+              <w:t xml:space="preserve">“</w:t>
+            </w:r>
+            <w:r>
+              <w:t xml:space="preserve">user manager</w:t>
+            </w:r>
+            <w:r>
+              <w:t xml:space="preserve">”</w:t>
             </w:r>
             <w:r>
               <w:t xml:space="preserve"> </w:t>
@@ -2512,7 +2532,13 @@
               <w:t xml:space="preserve">vs. </w:t>
             </w:r>
             <w:r>
-              <w:t xml:space="preserve">“tech admin”</w:t>
+              <w:t xml:space="preserve">“</w:t>
+            </w:r>
+            <w:r>
+              <w:t xml:space="preserve">tech admin</w:t>
+            </w:r>
+            <w:r>
+              <w:t xml:space="preserve">”</w:t>
             </w:r>
           </w:p>
         </w:tc>
@@ -2536,8 +2562,8 @@
       </w:pPr>
       <w:r>
         <w:rPr>
+          <w:bCs/>
           <w:b/>
-          <w:bCs/>
         </w:rPr>
         <w:t xml:space="preserve">⚠ Note:</w:t>
       </w:r>
@@ -2588,9 +2614,9 @@
         </w:pict>
       </w:r>
     </w:p>
-    <w:bookmarkEnd w:id="24"/>
-    <w:bookmarkEnd w:id="25"/>
-    <w:bookmarkStart w:id="33" w:name="appendix-additional-decisions"/>
+    <w:bookmarkEnd w:id="35"/>
+    <w:bookmarkEnd w:id="36"/>
+    <w:bookmarkStart w:id="44" w:name="appendix-additional-decisions"/>
     <w:p>
       <w:pPr>
         <w:pStyle w:val="Heading1"/>
@@ -2605,8 +2631,8 @@
       </w:pPr>
       <w:r>
         <w:rPr>
+          <w:iCs/>
           <w:i/>
-          <w:iCs/>
         </w:rPr>
         <w:t xml:space="preserve">Narrower decisions that apply only in specific situations. Cover each only if relevant.</w:t>
       </w:r>
@@ -2618,7 +2644,7 @@
         </w:pict>
       </w:r>
     </w:p>
-    <w:bookmarkStart w:id="26" w:name="a.-open-registration-caregivers"/>
+    <w:bookmarkStart w:id="37" w:name="a.-open-registration-caregivers"/>
     <w:p>
       <w:pPr>
         <w:pStyle w:val="Heading2"/>
@@ -2633,8 +2659,8 @@
       </w:pPr>
       <w:r>
         <w:rPr>
+          <w:iCs/>
           <w:i/>
-          <w:iCs/>
         </w:rPr>
         <w:t xml:space="preserve">If the product has a patient portal.</w:t>
       </w:r>
@@ -2645,19 +2671,19 @@
       </w:pPr>
       <w:r>
         <w:rPr>
+          <w:bCs/>
           <w:b/>
-          <w:bCs/>
         </w:rPr>
         <w:t xml:space="preserve">Questions:</w:t>
       </w:r>
     </w:p>
     <w:p>
       <w:pPr>
-        <w:pStyle w:val="Compact"/>
         <w:numPr>
           <w:ilvl w:val="0"/>
           <w:numId w:val="1009"/>
         </w:numPr>
+        <w:pStyle w:val="Compact"/>
       </w:pPr>
       <w:r>
         <w:t xml:space="preserve">Self-registration or staff-invite?</w:t>
@@ -2665,11 +2691,11 @@
     </w:p>
     <w:p>
       <w:pPr>
-        <w:pStyle w:val="Compact"/>
         <w:numPr>
           <w:ilvl w:val="0"/>
           <w:numId w:val="1009"/>
         </w:numPr>
+        <w:pStyle w:val="Compact"/>
       </w:pPr>
       <w:r>
         <w:t xml:space="preserve">Are caregivers / proxies needed? (parents, adult children, guardians)</w:t>
@@ -2677,11 +2703,11 @@
     </w:p>
     <w:p>
       <w:pPr>
-        <w:pStyle w:val="Compact"/>
         <w:numPr>
           <w:ilvl w:val="0"/>
           <w:numId w:val="1009"/>
         </w:numPr>
+        <w:pStyle w:val="Compact"/>
       </w:pPr>
       <w:r>
         <w:t xml:space="preserve">One caregiver with multiple patients? One patient with multiple caregivers?</w:t>
@@ -2689,11 +2715,11 @@
     </w:p>
     <w:p>
       <w:pPr>
-        <w:pStyle w:val="Compact"/>
         <w:numPr>
           <w:ilvl w:val="0"/>
           <w:numId w:val="1009"/>
         </w:numPr>
+        <w:pStyle w:val="Compact"/>
       </w:pPr>
       <w:r>
         <w:t xml:space="preserve">How is the caregiver relationship established and revoked?</w:t>
@@ -2703,8 +2729,9 @@
       <w:tblPr>
         <w:tblStyle w:val="Table"/>
         <w:tblW w:w="9360" w:type="dxa"/>
+        <w:tblLook w:firstRow="1" w:lastRow="0" w:firstColumn="0" w:lastColumn="0" w:noHBand="0" w:noVBand="0" w:val="0020"/>
+        <w:jc w:val="start"/>
         <w:tblLayout w:type="fixed"/>
-        <w:tblLook w:firstRow="1" w:lastRow="0" w:firstColumn="0" w:lastColumn="0" w:noHBand="0" w:noVBand="0" w:val="0020"/>
       </w:tblPr>
       <w:tblGrid>
         <w:gridCol w:w="3993"/>
@@ -2713,7 +2740,7 @@
       <w:tr>
         <w:trPr>
           <w:cantSplit/>
-          <w:tblHeader w:val="on"/>
+          <w:tblHeader w:val="true"/>
         </w:trPr>
         <w:tc>
           <w:tcPr/>
@@ -3085,8 +3112,8 @@
         </w:pict>
       </w:r>
     </w:p>
-    <w:bookmarkEnd w:id="26"/>
-    <w:bookmarkStart w:id="27" w:name="b.-smart-on-fhir"/>
+    <w:bookmarkEnd w:id="37"/>
+    <w:bookmarkStart w:id="38" w:name="b.-smart-on-fhir"/>
     <w:p>
       <w:pPr>
         <w:pStyle w:val="Heading2"/>
@@ -3101,8 +3128,8 @@
       </w:pPr>
       <w:r>
         <w:rPr>
+          <w:iCs/>
           <w:i/>
-          <w:iCs/>
         </w:rPr>
         <w:t xml:space="preserve">If third-party apps (not your own frontend) request access.</w:t>
       </w:r>
@@ -3113,19 +3140,19 @@
       </w:pPr>
       <w:r>
         <w:rPr>
+          <w:bCs/>
           <w:b/>
-          <w:bCs/>
         </w:rPr>
         <w:t xml:space="preserve">Questions:</w:t>
       </w:r>
     </w:p>
     <w:p>
       <w:pPr>
-        <w:pStyle w:val="Compact"/>
         <w:numPr>
           <w:ilvl w:val="0"/>
           <w:numId w:val="1010"/>
         </w:numPr>
+        <w:pStyle w:val="Compact"/>
       </w:pPr>
       <w:r>
         <w:t xml:space="preserve">Patient-context launch, provider-context launch, or standalone?</w:t>
@@ -3133,11 +3160,11 @@
     </w:p>
     <w:p>
       <w:pPr>
-        <w:pStyle w:val="Compact"/>
         <w:numPr>
           <w:ilvl w:val="0"/>
           <w:numId w:val="1010"/>
         </w:numPr>
+        <w:pStyle w:val="Compact"/>
       </w:pPr>
       <w:r>
         <w:t xml:space="preserve">Which scopes?</w:t>
@@ -3145,11 +3172,11 @@
     </w:p>
     <w:p>
       <w:pPr>
-        <w:pStyle w:val="Compact"/>
         <w:numPr>
           <w:ilvl w:val="0"/>
           <w:numId w:val="1010"/>
         </w:numPr>
+        <w:pStyle w:val="Compact"/>
       </w:pPr>
       <w:r>
         <w:t xml:space="preserve">Offline access needed?</w:t>
@@ -3159,8 +3186,9 @@
       <w:tblPr>
         <w:tblStyle w:val="Table"/>
         <w:tblW w:w="9360" w:type="dxa"/>
+        <w:tblLook w:firstRow="1" w:lastRow="0" w:firstColumn="0" w:lastColumn="0" w:noHBand="0" w:noVBand="0" w:val="0020"/>
+        <w:jc w:val="start"/>
         <w:tblLayout w:type="fixed"/>
-        <w:tblLook w:firstRow="1" w:lastRow="0" w:firstColumn="0" w:lastColumn="0" w:noHBand="0" w:noVBand="0" w:val="0020"/>
       </w:tblPr>
       <w:tblGrid>
         <w:gridCol w:w="4089"/>
@@ -3169,7 +3197,7 @@
       <w:tr>
         <w:trPr>
           <w:cantSplit/>
-          <w:tblHeader w:val="on"/>
+          <w:tblHeader w:val="true"/>
         </w:trPr>
         <w:tc>
           <w:tcPr/>
@@ -3384,8 +3412,8 @@
       </w:pPr>
       <w:r>
         <w:rPr>
+          <w:bCs/>
           <w:b/>
-          <w:bCs/>
         </w:rPr>
         <w:t xml:space="preserve">⚠ Note:</w:t>
       </w:r>
@@ -3403,8 +3431,8 @@
         </w:pict>
       </w:r>
     </w:p>
-    <w:bookmarkEnd w:id="27"/>
-    <w:bookmarkStart w:id="28" w:name="c.-ip-access-rules"/>
+    <w:bookmarkEnd w:id="38"/>
+    <w:bookmarkStart w:id="39" w:name="c.-ip-access-rules"/>
     <w:p>
       <w:pPr>
         <w:pStyle w:val="Heading2"/>
@@ -3419,8 +3447,8 @@
       </w:pPr>
       <w:r>
         <w:rPr>
+          <w:iCs/>
           <w:i/>
-          <w:iCs/>
         </w:rPr>
         <w:t xml:space="preserve">If access should be restricted by IP range.</w:t>
       </w:r>
@@ -3431,19 +3459,19 @@
       </w:pPr>
       <w:r>
         <w:rPr>
+          <w:bCs/>
           <w:b/>
-          <w:bCs/>
         </w:rPr>
         <w:t xml:space="preserve">Questions:</w:t>
       </w:r>
     </w:p>
     <w:p>
       <w:pPr>
-        <w:pStyle w:val="Compact"/>
         <w:numPr>
           <w:ilvl w:val="0"/>
           <w:numId w:val="1011"/>
         </w:numPr>
+        <w:pStyle w:val="Compact"/>
       </w:pPr>
       <w:r>
         <w:t xml:space="preserve">Restrict by IP range? (VPN, on-prem devices)</w:t>
@@ -3451,11 +3479,11 @@
     </w:p>
     <w:p>
       <w:pPr>
-        <w:pStyle w:val="Compact"/>
         <w:numPr>
           <w:ilvl w:val="0"/>
           <w:numId w:val="1011"/>
         </w:numPr>
+        <w:pStyle w:val="Compact"/>
       </w:pPr>
       <w:r>
         <w:t xml:space="preserve">Any roles that bypass?</w:t>
@@ -3466,6 +3494,7 @@
         <w:tblStyle w:val="Table"/>
         <w:tblW w:w="9360" w:type="dxa"/>
         <w:tblLook w:firstRow="1" w:lastRow="0" w:firstColumn="0" w:lastColumn="0" w:noHBand="0" w:noVBand="0" w:val="0020"/>
+        <w:jc w:val="start"/>
         <w:tblLayout w:type="fixed"/>
       </w:tblPr>
       <w:tblGrid>
@@ -3475,7 +3504,7 @@
       <w:tr>
         <w:trPr>
           <w:cantSplit/>
-          <w:tblHeader w:val="on"/>
+          <w:tblHeader w:val="true"/>
         </w:trPr>
         <w:tc>
           <w:tcPr/>
@@ -3596,8 +3625,8 @@
       </w:pPr>
       <w:r>
         <w:rPr>
+          <w:bCs/>
           <w:b/>
-          <w:bCs/>
         </w:rPr>
         <w:t xml:space="preserve">⚠ Note:</w:t>
       </w:r>
@@ -3615,8 +3644,8 @@
         </w:pict>
       </w:r>
     </w:p>
-    <w:bookmarkEnd w:id="28"/>
-    <w:bookmarkStart w:id="30" w:name="d.-enrollment-reassignment-workflows"/>
+    <w:bookmarkEnd w:id="39"/>
+    <w:bookmarkStart w:id="41" w:name="d.-enrollment-reassignment-workflows"/>
     <w:p>
       <w:pPr>
         <w:pStyle w:val="Heading2"/>
@@ -3631,8 +3660,8 @@
       </w:pPr>
       <w:r>
         <w:rPr>
+          <w:iCs/>
           <w:i/>
-          <w:iCs/>
         </w:rPr>
         <w:t xml:space="preserve">If Section 2 multi-tenancy applies.</w:t>
       </w:r>
@@ -3643,19 +3672,19 @@
       </w:pPr>
       <w:r>
         <w:rPr>
+          <w:bCs/>
           <w:b/>
-          <w:bCs/>
         </w:rPr>
         <w:t xml:space="preserve">Questions:</w:t>
       </w:r>
     </w:p>
     <w:p>
       <w:pPr>
-        <w:pStyle w:val="Compact"/>
         <w:numPr>
           <w:ilvl w:val="0"/>
           <w:numId w:val="1012"/>
         </w:numPr>
+        <w:pStyle w:val="Compact"/>
       </w:pPr>
       <w:r>
         <w:t xml:space="preserve">When does a patient get enrolled in a tenant? (registration, first appointment, referral, insurance, geography)</w:t>
@@ -3663,11 +3692,11 @@
     </w:p>
     <w:p>
       <w:pPr>
-        <w:pStyle w:val="Compact"/>
         <w:numPr>
           <w:ilvl w:val="0"/>
           <w:numId w:val="1012"/>
         </w:numPr>
+        <w:pStyle w:val="Compact"/>
       </w:pPr>
       <w:r>
         <w:t xml:space="preserve">Who is authorized to move a patient between tenants?</w:t>
@@ -3675,11 +3704,11 @@
     </w:p>
     <w:p>
       <w:pPr>
-        <w:pStyle w:val="Compact"/>
         <w:numPr>
           <w:ilvl w:val="0"/>
           <w:numId w:val="1012"/>
         </w:numPr>
+        <w:pStyle w:val="Compact"/>
       </w:pPr>
       <w:r>
         <w:t xml:space="preserve">On transfer: do records follow the patient, stay with the original tenant, or become shared?</w:t>
@@ -3689,8 +3718,9 @@
       <w:tblPr>
         <w:tblStyle w:val="Table"/>
         <w:tblW w:w="9360" w:type="dxa"/>
+        <w:tblLook w:firstRow="1" w:lastRow="0" w:firstColumn="0" w:lastColumn="0" w:noHBand="0" w:noVBand="0" w:val="0020"/>
+        <w:jc w:val="start"/>
         <w:tblLayout w:type="fixed"/>
-        <w:tblLook w:firstRow="1" w:lastRow="0" w:firstColumn="0" w:lastColumn="0" w:noHBand="0" w:noVBand="0" w:val="0020"/>
       </w:tblPr>
       <w:tblGrid>
         <w:gridCol w:w="4185"/>
@@ -3699,7 +3729,7 @@
       <w:tr>
         <w:trPr>
           <w:cantSplit/>
-          <w:tblHeader w:val="on"/>
+          <w:tblHeader w:val="true"/>
         </w:trPr>
         <w:tc>
           <w:tcPr/>
@@ -3755,7 +3785,7 @@
             <w:r>
               <w:t xml:space="preserve"> </w:t>
             </w:r>
-            <w:hyperlink r:id="rId29">
+            <w:hyperlink r:id="rId40">
               <w:r>
                 <w:rPr>
                   <w:rStyle w:val="VerbatimChar"/>
@@ -3864,15 +3894,15 @@
       </w:pPr>
       <w:r>
         <w:rPr>
+          <w:bCs/>
           <w:b/>
-          <w:bCs/>
         </w:rPr>
         <w:t xml:space="preserve">Reference implementation:</w:t>
       </w:r>
       <w:r>
         <w:t xml:space="preserve"> </w:t>
       </w:r>
-      <w:hyperlink r:id="rId16">
+      <w:hyperlink r:id="rId27">
         <w:r>
           <w:rPr>
             <w:rStyle w:val="Hyperlink"/>
@@ -3906,8 +3936,8 @@
         </w:pict>
       </w:r>
     </w:p>
-    <w:bookmarkEnd w:id="30"/>
-    <w:bookmarkStart w:id="31" w:name="e.-shared-vs.-tenant-specific-resources"/>
+    <w:bookmarkEnd w:id="41"/>
+    <w:bookmarkStart w:id="42" w:name="e.-shared-vs.-tenant-specific-resources"/>
     <w:p>
       <w:pPr>
         <w:pStyle w:val="Heading2"/>
@@ -3922,8 +3952,8 @@
       </w:pPr>
       <w:r>
         <w:rPr>
+          <w:iCs/>
           <w:i/>
-          <w:iCs/>
         </w:rPr>
         <w:t xml:space="preserve">If Section 2 multi-tenancy applies.</w:t>
       </w:r>
@@ -3934,19 +3964,19 @@
       </w:pPr>
       <w:r>
         <w:rPr>
+          <w:bCs/>
           <w:b/>
-          <w:bCs/>
         </w:rPr>
         <w:t xml:space="preserve">Questions:</w:t>
       </w:r>
     </w:p>
     <w:p>
       <w:pPr>
-        <w:pStyle w:val="Compact"/>
         <w:numPr>
           <w:ilvl w:val="0"/>
           <w:numId w:val="1013"/>
         </w:numPr>
+        <w:pStyle w:val="Compact"/>
       </w:pPr>
       <w:r>
         <w:t xml:space="preserve">Terminology (CodeSystems, ValueSets) shared or tenant-specific?</w:t>
@@ -3954,11 +3984,11 @@
     </w:p>
     <w:p>
       <w:pPr>
-        <w:pStyle w:val="Compact"/>
         <w:numPr>
           <w:ilvl w:val="0"/>
           <w:numId w:val="1013"/>
         </w:numPr>
+        <w:pStyle w:val="Compact"/>
       </w:pPr>
       <w:r>
         <w:t xml:space="preserve">Questionnaires shared or per-tenant?</w:t>
@@ -3966,11 +3996,11 @@
     </w:p>
     <w:p>
       <w:pPr>
-        <w:pStyle w:val="Compact"/>
         <w:numPr>
           <w:ilvl w:val="0"/>
           <w:numId w:val="1013"/>
         </w:numPr>
+        <w:pStyle w:val="Compact"/>
       </w:pPr>
       <w:r>
         <w:t xml:space="preserve">PlanDefinitions / ActivityDefinitions global or per-tenant?</w:t>
@@ -3978,11 +4008,11 @@
     </w:p>
     <w:p>
       <w:pPr>
-        <w:pStyle w:val="Compact"/>
         <w:numPr>
           <w:ilvl w:val="0"/>
           <w:numId w:val="1013"/>
         </w:numPr>
+        <w:pStyle w:val="Compact"/>
       </w:pPr>
       <w:r>
         <w:t xml:space="preserve">Any resources shared across projects (not just tenants)?</w:t>
@@ -3992,8 +4022,9 @@
       <w:tblPr>
         <w:tblStyle w:val="Table"/>
         <w:tblW w:w="9360" w:type="dxa"/>
+        <w:tblLook w:firstRow="1" w:lastRow="0" w:firstColumn="0" w:lastColumn="0" w:noHBand="0" w:noVBand="0" w:val="0020"/>
+        <w:jc w:val="start"/>
         <w:tblLayout w:type="fixed"/>
-        <w:tblLook w:firstRow="1" w:lastRow="0" w:firstColumn="0" w:lastColumn="0" w:noHBand="0" w:noVBand="0" w:val="0020"/>
       </w:tblPr>
       <w:tblGrid>
         <w:gridCol w:w="4633"/>
@@ -4002,7 +4033,7 @@
       <w:tr>
         <w:trPr>
           <w:cantSplit/>
-          <w:tblHeader w:val="on"/>
+          <w:tblHeader w:val="true"/>
         </w:trPr>
         <w:tc>
           <w:tcPr/>
@@ -4199,8 +4230,8 @@
       </w:pPr>
       <w:r>
         <w:rPr>
+          <w:bCs/>
           <w:b/>
-          <w:bCs/>
         </w:rPr>
         <w:t xml:space="preserve">⚠ Note:</w:t>
       </w:r>
@@ -4211,8 +4242,8 @@
         <w:t xml:space="preserve">Forgetting unfiltered read on standard terminology causes empty dropdowns — a common multi-tenant misconfiguration.</w:t>
       </w:r>
     </w:p>
-    <w:bookmarkEnd w:id="31"/>
-    <w:bookmarkStart w:id="32" w:name="f.-role-aware-ui"/>
+    <w:bookmarkEnd w:id="42"/>
+    <w:bookmarkStart w:id="43" w:name="f.-role-aware-ui"/>
     <w:p>
       <w:pPr>
         <w:pStyle w:val="Heading2"/>
@@ -4227,8 +4258,8 @@
       </w:pPr>
       <w:r>
         <w:rPr>
+          <w:iCs/>
           <w:i/>
-          <w:iCs/>
         </w:rPr>
         <w:t xml:space="preserve">If your frontend needs to show / hide UI based on the user’s role</w:t>
       </w:r>
@@ -4238,6 +4269,7 @@
         <w:tblStyle w:val="Table"/>
         <w:tblW w:w="9360" w:type="dxa"/>
         <w:tblLook w:firstRow="1" w:lastRow="0" w:firstColumn="0" w:lastColumn="0" w:noHBand="0" w:noVBand="0" w:val="0020"/>
+        <w:jc w:val="start"/>
         <w:tblLayout w:type="fixed"/>
       </w:tblPr>
       <w:tblGrid>
@@ -4247,7 +4279,7 @@
       <w:tr>
         <w:trPr>
           <w:cantSplit/>
-          <w:tblHeader w:val="on"/>
+          <w:tblHeader w:val="true"/>
         </w:trPr>
         <w:tc>
           <w:tcPr/>
@@ -4345,8 +4377,8 @@
         <w:t xml:space="preserve">keeps the UI in sync with what the API enforces. The alternative (hardcoded role field, custom endpoint) tends to drift.</w:t>
       </w:r>
     </w:p>
-    <w:bookmarkEnd w:id="32"/>
-    <w:bookmarkEnd w:id="33"/>
+    <w:bookmarkEnd w:id="43"/>
+    <w:bookmarkEnd w:id="44"/>
     <w:sectPr>
       <w:pgSz w:h="15840" w:w="12240"/>
       <w:pgMar w:bottom="1440" w:footer="720" w:gutter="0" w:header="720" w:left="1440" w:right="1440" w:top="1440"/>
@@ -4384,14 +4416,14 @@
 <file path=word/numbering.xml><?xml version="1.0" encoding="utf-8"?>
 <w:numbering xmlns:w="http://schemas.openxmlformats.org/wordprocessingml/2006/main">
   <w:abstractNum w:abstractNumId="990">
-    <w:nsid w:val="0000A990"/>
+    <w:nsid w:val="A990"/>
     <w:multiLevelType w:val="multilevel"/>
     <w:lvl w:ilvl="0">
       <w:numFmt w:val="bullet"/>
       <w:lvlText w:val=" "/>
       <w:lvlJc w:val="left"/>
       <w:pPr>
-        <w:ind w:left="720" w:hanging="360"/>
+        <w:ind w:left="720" w:hanging="480"/>
       </w:pPr>
     </w:lvl>
     <w:lvl w:ilvl="1">
@@ -4399,7 +4431,7 @@
       <w:lvlText w:val=" "/>
       <w:lvlJc w:val="left"/>
       <w:pPr>
-        <w:ind w:left="1440" w:hanging="360"/>
+        <w:ind w:left="1440" w:hanging="480"/>
       </w:pPr>
     </w:lvl>
     <w:lvl w:ilvl="2">
@@ -4407,7 +4439,7 @@
       <w:lvlText w:val=" "/>
       <w:lvlJc w:val="left"/>
       <w:pPr>
-        <w:ind w:left="2160" w:hanging="360"/>
+        <w:ind w:left="2160" w:hanging="480"/>
       </w:pPr>
     </w:lvl>
     <w:lvl w:ilvl="3">
@@ -4415,7 +4447,7 @@
       <w:lvlText w:val=" "/>
       <w:lvlJc w:val="left"/>
       <w:pPr>
-        <w:ind w:left="2880" w:hanging="360"/>
+        <w:ind w:left="2880" w:hanging="480"/>
       </w:pPr>
     </w:lvl>
     <w:lvl w:ilvl="4">
@@ -4423,7 +4455,7 @@
       <w:lvlText w:val=" "/>
       <w:lvlJc w:val="left"/>
       <w:pPr>
-        <w:ind w:left="3600" w:hanging="360"/>
+        <w:ind w:left="3600" w:hanging="480"/>
       </w:pPr>
     </w:lvl>
     <w:lvl w:ilvl="5">
@@ -4431,7 +4463,7 @@
       <w:lvlText w:val=" "/>
       <w:lvlJc w:val="left"/>
       <w:pPr>
-        <w:ind w:left="4320" w:hanging="360"/>
+        <w:ind w:left="4320" w:hanging="480"/>
       </w:pPr>
     </w:lvl>
     <w:lvl w:ilvl="6">
@@ -4439,7 +4471,7 @@
       <w:lvlText w:val=" "/>
       <w:lvlJc w:val="left"/>
       <w:pPr>
-        <w:ind w:left="5040" w:hanging="360"/>
+        <w:ind w:left="5040" w:hanging="480"/>
       </w:pPr>
     </w:lvl>
     <w:lvl w:ilvl="7">
@@ -4447,7 +4479,7 @@
       <w:lvlText w:val=" "/>
       <w:lvlJc w:val="left"/>
       <w:pPr>
-        <w:ind w:left="5760" w:hanging="360"/>
+        <w:ind w:left="5760" w:hanging="480"/>
       </w:pPr>
     </w:lvl>
     <w:lvl w:ilvl="8">
@@ -4455,111 +4487,84 @@
       <w:lvlText w:val=" "/>
       <w:lvlJc w:val="left"/>
       <w:pPr>
-        <w:ind w:left="6480" w:hanging="360"/>
+        <w:ind w:left="6480" w:hanging="480"/>
       </w:pPr>
     </w:lvl>
   </w:abstractNum>
   <w:abstractNum w:abstractNumId="991">
-    <w:nsid w:val="0000A991"/>
+    <w:nsid w:val="A991"/>
     <w:multiLevelType w:val="multilevel"/>
     <w:lvl w:ilvl="0">
       <w:numFmt w:val="bullet"/>
-      <w:lvlText w:val=""/>
+      <w:lvlText w:val="•"/>
       <w:lvlJc w:val="left"/>
       <w:pPr>
-        <w:ind w:left="720" w:hanging="360"/>
-      </w:pPr>
-      <w:rPr>
-        <w:rFonts w:ascii="Symbol" w:hAnsi="Symbol" w:cs="Symbol" w:hint="default"/>
-      </w:rPr>
+        <w:ind w:left="720" w:hanging="480"/>
+      </w:pPr>
     </w:lvl>
     <w:lvl w:ilvl="1">
       <w:numFmt w:val="bullet"/>
-      <w:lvlText w:val="o"/>
+      <w:lvlText w:val="–"/>
       <w:lvlJc w:val="left"/>
       <w:pPr>
-        <w:ind w:left="1440" w:hanging="360"/>
-      </w:pPr>
-      <w:rPr>
-        <w:rFonts w:ascii="Courier New" w:hAnsi="Courier New" w:cs="Courier New" w:hint="default"/>
-      </w:rPr>
+        <w:ind w:left="1440" w:hanging="480"/>
+      </w:pPr>
     </w:lvl>
     <w:lvl w:ilvl="2">
       <w:numFmt w:val="bullet"/>
-      <w:lvlText w:val=""/>
+      <w:lvlText w:val="•"/>
       <w:lvlJc w:val="left"/>
       <w:pPr>
-        <w:ind w:left="2160" w:hanging="360"/>
-      </w:pPr>
-      <w:rPr>
-        <w:rFonts w:ascii="Wingdings" w:hAnsi="Wingdings" w:cs="Wingdings" w:hint="default"/>
-      </w:rPr>
+        <w:ind w:left="2160" w:hanging="480"/>
+      </w:pPr>
     </w:lvl>
     <w:lvl w:ilvl="3">
       <w:numFmt w:val="bullet"/>
-      <w:lvlText w:val=""/>
+      <w:lvlText w:val="–"/>
       <w:lvlJc w:val="left"/>
       <w:pPr>
-        <w:ind w:left="2880" w:hanging="360"/>
-      </w:pPr>
-      <w:rPr>
-        <w:rFonts w:ascii="Symbol" w:hAnsi="Symbol" w:cs="Symbol" w:hint="default"/>
-      </w:rPr>
+        <w:ind w:left="2880" w:hanging="480"/>
+      </w:pPr>
     </w:lvl>
     <w:lvl w:ilvl="4">
       <w:numFmt w:val="bullet"/>
-      <w:lvlText w:val="o"/>
+      <w:lvlText w:val="•"/>
       <w:lvlJc w:val="left"/>
       <w:pPr>
-        <w:ind w:left="3600" w:hanging="360"/>
-      </w:pPr>
-      <w:rPr>
-        <w:rFonts w:ascii="Courier New" w:hAnsi="Courier New" w:cs="Courier New" w:hint="default"/>
-      </w:rPr>
+        <w:ind w:left="3600" w:hanging="480"/>
+      </w:pPr>
     </w:lvl>
     <w:lvl w:ilvl="5">
       <w:numFmt w:val="bullet"/>
-      <w:lvlText w:val=""/>
+      <w:lvlText w:val="–"/>
       <w:lvlJc w:val="left"/>
       <w:pPr>
-        <w:ind w:left="4320" w:hanging="360"/>
-      </w:pPr>
-      <w:rPr>
-        <w:rFonts w:ascii="Wingdings" w:hAnsi="Wingdings" w:cs="Wingdings" w:hint="default"/>
-      </w:rPr>
+        <w:ind w:left="4320" w:hanging="480"/>
+      </w:pPr>
     </w:lvl>
     <w:lvl w:ilvl="6">
       <w:numFmt w:val="bullet"/>
-      <w:lvlText w:val=""/>
+      <w:lvlText w:val="•"/>
       <w:lvlJc w:val="left"/>
       <w:pPr>
-        <w:ind w:left="5040" w:hanging="360"/>
-      </w:pPr>
-      <w:rPr>
-        <w:rFonts w:ascii="Symbol" w:hAnsi="Symbol" w:cs="Symbol" w:hint="default"/>
-      </w:rPr>
+        <w:ind w:left="5040" w:hanging="480"/>
+      </w:pPr>
     </w:lvl>
     <w:lvl w:ilvl="7">
       <w:numFmt w:val="bullet"/>
-      <w:lvlText w:val="o"/>
+      <w:lvlText w:val="–"/>
       <w:lvlJc w:val="left"/>
       <w:pPr>
-        <w:ind w:left="5760" w:hanging="360"/>
-      </w:pPr>
-      <w:rPr>
-        <w:rFonts w:ascii="Courier New" w:hAnsi="Courier New" w:cs="Courier New" w:hint="default"/>
-      </w:rPr>
+        <w:ind w:left="5760" w:hanging="480"/>
+      </w:pPr>
     </w:lvl>
     <w:lvl w:ilvl="8">
       <w:numFmt w:val="bullet"/>
-      <w:lvlText w:val=""/>
+      <w:lvlText w:val="•"/>
       <w:lvlJc w:val="left"/>
       <w:pPr>
-        <w:ind w:left="6480" w:hanging="360"/>
-      </w:pPr>
-      <w:rPr>
-        <w:rFonts w:ascii="Wingdings" w:hAnsi="Wingdings" w:cs="Wingdings" w:hint="default"/>
-      </w:rPr>
+        <w:ind w:left="6480" w:hanging="480"/>
+      </w:pPr>
     </w:lvl>
   </w:abstractNum>
   <w:num w:numId="1000">
@@ -5283,8 +5288,8 @@
     <w:name w:val="KeywordTok"/>
     <w:basedOn w:val="VerbatimChar"/>
     <w:rPr>
+      <w:color w:val="007020"/>
       <w:b/>
-      <w:color w:val="007020"/>
     </w:rPr>
   </w:style>
   <w:style w:type="character" w:customStyle="1" w:styleId="DataTypeTok">
@@ -5361,42 +5366,42 @@
     <w:name w:val="ImportTok"/>
     <w:basedOn w:val="VerbatimChar"/>
     <w:rPr>
+      <w:color w:val="008000"/>
       <w:b/>
-      <w:color w:val="008000"/>
     </w:rPr>
   </w:style>
   <w:style w:type="character" w:customStyle="1" w:styleId="CommentTok">
     <w:name w:val="CommentTok"/>
     <w:basedOn w:val="VerbatimChar"/>
     <w:rPr>
+      <w:color w:val="60a0b0"/>
       <w:i/>
-      <w:color w:val="60a0b0"/>
     </w:rPr>
   </w:style>
   <w:style w:type="character" w:customStyle="1" w:styleId="DocumentationTok">
     <w:name w:val="DocumentationTok"/>
     <w:basedOn w:val="VerbatimChar"/>
     <w:rPr>
+      <w:color w:val="ba2121"/>
       <w:i/>
-      <w:color w:val="ba2121"/>
     </w:rPr>
   </w:style>
   <w:style w:type="character" w:customStyle="1" w:styleId="AnnotationTok">
     <w:name w:val="AnnotationTok"/>
     <w:basedOn w:val="VerbatimChar"/>
     <w:rPr>
+      <w:color w:val="60a0b0"/>
       <w:b/>
       <w:i/>
-      <w:color w:val="60a0b0"/>
     </w:rPr>
   </w:style>
   <w:style w:type="character" w:customStyle="1" w:styleId="CommentVarTok">
     <w:name w:val="CommentVarTok"/>
     <w:basedOn w:val="VerbatimChar"/>
     <w:rPr>
+      <w:color w:val="60a0b0"/>
       <w:b/>
       <w:i/>
-      <w:color w:val="60a0b0"/>
     </w:rPr>
   </w:style>
   <w:style w:type="character" w:customStyle="1" w:styleId="OtherTok">
@@ -5424,8 +5429,8 @@
     <w:name w:val="ControlFlowTok"/>
     <w:basedOn w:val="VerbatimChar"/>
     <w:rPr>
+      <w:color w:val="007020"/>
       <w:b/>
-      <w:color w:val="007020"/>
     </w:rPr>
   </w:style>
   <w:style w:type="character" w:customStyle="1" w:styleId="OperatorTok">
@@ -5470,34 +5475,34 @@
     <w:name w:val="InformationTok"/>
     <w:basedOn w:val="VerbatimChar"/>
     <w:rPr>
+      <w:color w:val="60a0b0"/>
       <w:b/>
       <w:i/>
-      <w:color w:val="60a0b0"/>
     </w:rPr>
   </w:style>
   <w:style w:type="character" w:customStyle="1" w:styleId="WarningTok">
     <w:name w:val="WarningTok"/>
     <w:basedOn w:val="VerbatimChar"/>
     <w:rPr>
+      <w:color w:val="60a0b0"/>
       <w:b/>
       <w:i/>
-      <w:color w:val="60a0b0"/>
     </w:rPr>
   </w:style>
   <w:style w:type="character" w:customStyle="1" w:styleId="AlertTok">
     <w:name w:val="AlertTok"/>
     <w:basedOn w:val="VerbatimChar"/>
     <w:rPr>
+      <w:color w:val="ff0000"/>
       <w:b/>
-      <w:color w:val="ff0000"/>
     </w:rPr>
   </w:style>
   <w:style w:type="character" w:customStyle="1" w:styleId="ErrorTok">
     <w:name w:val="ErrorTok"/>
     <w:basedOn w:val="VerbatimChar"/>
     <w:rPr>
+      <w:color w:val="ff0000"/>
       <w:b/>
-      <w:color w:val="ff0000"/>
     </w:rPr>
   </w:style>
   <w:style w:type="character" w:customStyle="1" w:styleId="NormalTok">

--- a/packages/docs/static/decision-guides/access-control.docx
+++ b/packages/docs/static/decision-guides/access-control.docx
@@ -11,18 +11,18 @@
           <wp:inline>
             <wp:extent cx="5943600" cy="1289649"/>
             <wp:effectExtent b="0" l="0" r="0" t="0"/>
-            <wp:docPr descr="Medplum" title="" id="10" name="Picture"/>
+            <wp:docPr descr="Medplum" title="" id="21" name="Picture"/>
             <a:graphic>
               <a:graphicData uri="http://schemas.openxmlformats.org/drawingml/2006/picture">
                 <pic:pic>
                   <pic:nvPicPr>
-                    <pic:cNvPr descr="medplum-wordmark-grape.png" id="11" name="Picture"/>
+                    <pic:cNvPr descr="medplum-wordmark-grape.png" id="22" name="Picture"/>
                     <pic:cNvPicPr>
                       <a:picLocks noChangeArrowheads="1" noChangeAspect="1"/>
                     </pic:cNvPicPr>
                   </pic:nvPicPr>
                   <pic:blipFill>
-                    <a:blip r:embed="rId9"/>
+                    <a:blip r:embed="rId20"/>
                     <a:stretch>
                       <a:fillRect/>
                     </a:stretch>
@@ -49,7 +49,7 @@
         </w:drawing>
       </w:r>
     </w:p>
-    <w:bookmarkStart w:id="25" w:name="access-control-decision-guide"/>
+    <w:bookmarkStart w:id="36" w:name="access-control-decision-guide"/>
     <w:p>
       <w:pPr>
         <w:pStyle w:val="Heading1"/>
@@ -68,7 +68,7 @@
       <w:r>
         <w:t xml:space="preserve"> </w:t>
       </w:r>
-      <w:hyperlink r:id="rId12">
+      <w:hyperlink r:id="rId23">
         <w:r>
           <w:rPr>
             <w:rStyle w:val="Hyperlink"/>
@@ -89,39 +89,39 @@
       </w:pPr>
       <w:r>
         <w:rPr>
+          <w:iCs/>
           <w:i/>
-          <w:iCs/>
         </w:rPr>
         <w:t xml:space="preserve">Companion to the</w:t>
       </w:r>
       <w:r>
         <w:rPr>
+          <w:iCs/>
           <w:i/>
-          <w:iCs/>
         </w:rPr>
         <w:t xml:space="preserve"> </w:t>
       </w:r>
-      <w:hyperlink r:id="rId13">
+      <w:hyperlink r:id="rId24">
         <w:r>
           <w:rPr>
             <w:rStyle w:val="Hyperlink"/>
+            <w:iCs/>
             <w:i/>
-            <w:iCs/>
           </w:rPr>
           <w:t xml:space="preserve">Authorization and Access Control</w:t>
         </w:r>
       </w:hyperlink>
       <w:r>
         <w:rPr>
+          <w:iCs/>
           <w:i/>
-          <w:iCs/>
         </w:rPr>
         <w:t xml:space="preserve"> </w:t>
       </w:r>
       <w:r>
         <w:rPr>
+          <w:iCs/>
           <w:i/>
-          <w:iCs/>
         </w:rPr>
         <w:t xml:space="preserve">docs.</w:t>
       </w:r>
@@ -133,7 +133,7 @@
         </w:pict>
       </w:r>
     </w:p>
-    <w:bookmarkStart w:id="14" w:name="section-1-use-case-participants"/>
+    <w:bookmarkStart w:id="25" w:name="section-1-use-case-participants"/>
     <w:p>
       <w:pPr>
         <w:pStyle w:val="Heading2"/>
@@ -148,19 +148,19 @@
       </w:pPr>
       <w:r>
         <w:rPr>
+          <w:bCs/>
           <w:b/>
-          <w:bCs/>
         </w:rPr>
         <w:t xml:space="preserve">1.1 Who are the users?</w:t>
       </w:r>
     </w:p>
     <w:p>
       <w:pPr>
-        <w:pStyle w:val="Compact"/>
         <w:numPr>
           <w:ilvl w:val="0"/>
           <w:numId w:val="1001"/>
         </w:numPr>
+        <w:pStyle w:val="Compact"/>
       </w:pPr>
       <w:r>
         <w:t xml:space="preserve">Patients only</w:t>
@@ -168,11 +168,11 @@
     </w:p>
     <w:p>
       <w:pPr>
-        <w:pStyle w:val="Compact"/>
         <w:numPr>
           <w:ilvl w:val="0"/>
           <w:numId w:val="1001"/>
         </w:numPr>
+        <w:pStyle w:val="Compact"/>
       </w:pPr>
       <w:r>
         <w:t xml:space="preserve">Providers / staff / partners (clients or outside vendors) only</w:t>
@@ -180,11 +180,11 @@
     </w:p>
     <w:p>
       <w:pPr>
-        <w:pStyle w:val="Compact"/>
         <w:numPr>
           <w:ilvl w:val="0"/>
           <w:numId w:val="1001"/>
         </w:numPr>
+        <w:pStyle w:val="Compact"/>
       </w:pPr>
       <w:r>
         <w:t xml:space="preserve">Both</w:t>
@@ -196,19 +196,19 @@
       </w:pPr>
       <w:r>
         <w:rPr>
+          <w:bCs/>
           <w:b/>
-          <w:bCs/>
         </w:rPr>
         <w:t xml:space="preserve">1.2 What is your organizational structure?</w:t>
       </w:r>
     </w:p>
     <w:p>
       <w:pPr>
-        <w:pStyle w:val="Compact"/>
         <w:numPr>
           <w:ilvl w:val="0"/>
           <w:numId w:val="1002"/>
         </w:numPr>
+        <w:pStyle w:val="Compact"/>
       </w:pPr>
       <w:r>
         <w:t xml:space="preserve">Single organization</w:t>
@@ -216,11 +216,11 @@
     </w:p>
     <w:p>
       <w:pPr>
-        <w:pStyle w:val="Compact"/>
         <w:numPr>
           <w:ilvl w:val="0"/>
           <w:numId w:val="1002"/>
         </w:numPr>
+        <w:pStyle w:val="Compact"/>
       </w:pPr>
       <w:r>
         <w:t xml:space="preserve">Multiple locations of one organization</w:t>
@@ -228,11 +228,11 @@
     </w:p>
     <w:p>
       <w:pPr>
-        <w:pStyle w:val="Compact"/>
         <w:numPr>
           <w:ilvl w:val="0"/>
           <w:numId w:val="1002"/>
         </w:numPr>
+        <w:pStyle w:val="Compact"/>
       </w:pPr>
       <w:r>
         <w:t xml:space="preserve">Multiple independent organizations (MSO-style)</w:t>
@@ -240,11 +240,11 @@
     </w:p>
     <w:p>
       <w:pPr>
-        <w:pStyle w:val="Compact"/>
         <w:numPr>
           <w:ilvl w:val="0"/>
           <w:numId w:val="1002"/>
         </w:numPr>
+        <w:pStyle w:val="Compact"/>
       </w:pPr>
       <w:r>
         <w:t xml:space="preserve">Departments or service lines within one organization</w:t>
@@ -252,11 +252,11 @@
     </w:p>
     <w:p>
       <w:pPr>
-        <w:pStyle w:val="Compact"/>
         <w:numPr>
           <w:ilvl w:val="0"/>
           <w:numId w:val="1002"/>
         </w:numPr>
+        <w:pStyle w:val="Compact"/>
       </w:pPr>
       <w:r>
         <w:t xml:space="preserve">Combination</w:t>
@@ -268,8 +268,8 @@
       </w:pPr>
       <w:r>
         <w:rPr>
+          <w:iCs/>
           <w:i/>
-          <w:iCs/>
         </w:rPr>
         <w:t xml:space="preserve">Why: biggest driver of downstream design. If single org with no internal isolation, skip Section 2.</w:t>
       </w:r>
@@ -281,8 +281,8 @@
         </w:pict>
       </w:r>
     </w:p>
-    <w:bookmarkEnd w:id="14"/>
-    <w:bookmarkStart w:id="19" w:name="section-2-multi-tenancy"/>
+    <w:bookmarkEnd w:id="25"/>
+    <w:bookmarkStart w:id="30" w:name="section-2-multi-tenancy"/>
     <w:p>
       <w:pPr>
         <w:pStyle w:val="Heading2"/>
@@ -297,8 +297,8 @@
       </w:pPr>
       <w:r>
         <w:rPr>
+          <w:iCs/>
           <w:i/>
-          <w:iCs/>
         </w:rPr>
         <w:t xml:space="preserve">Skip if single-organization with no internal isolation.</w:t>
       </w:r>
@@ -315,8 +315,8 @@
       </w:r>
       <w:r>
         <w:rPr>
+          <w:bCs/>
           <w:b/>
-          <w:bCs/>
         </w:rPr>
         <w:t xml:space="preserve">compartments</w:t>
       </w:r>
@@ -342,32 +342,32 @@
       </w:pPr>
       <w:r>
         <w:rPr>
+          <w:bCs/>
           <w:b/>
-          <w:bCs/>
         </w:rPr>
         <w:t xml:space="preserve">Design principle (from</w:t>
       </w:r>
       <w:r>
         <w:rPr>
+          <w:bCs/>
           <w:b/>
-          <w:bCs/>
         </w:rPr>
         <w:t xml:space="preserve"> </w:t>
       </w:r>
-      <w:hyperlink r:id="rId15">
+      <w:hyperlink r:id="rId26">
         <w:r>
           <w:rPr>
             <w:rStyle w:val="Hyperlink"/>
+            <w:bCs/>
             <w:b/>
-            <w:bCs/>
           </w:rPr>
           <w:t xml:space="preserve">Medplum docs</w:t>
         </w:r>
       </w:hyperlink>
       <w:r>
         <w:rPr>
+          <w:bCs/>
           <w:b/>
-          <w:bCs/>
         </w:rPr>
         <w:t xml:space="preserve">):</w:t>
       </w:r>
@@ -395,7 +395,7 @@
       <w:r>
         <w:t xml:space="preserve"> </w:t>
       </w:r>
-      <w:hyperlink r:id="rId16">
+      <w:hyperlink r:id="rId27">
         <w:r>
           <w:rPr>
             <w:rStyle w:val="Hyperlink"/>
@@ -429,7 +429,7 @@
         </w:pict>
       </w:r>
     </w:p>
-    <w:bookmarkStart w:id="17" w:name="a-tenant-modeling"/>
+    <w:bookmarkStart w:id="28" w:name="a-tenant-modeling"/>
     <w:p>
       <w:pPr>
         <w:pStyle w:val="Heading3"/>
@@ -444,19 +444,19 @@
       </w:pPr>
       <w:r>
         <w:rPr>
+          <w:bCs/>
           <w:b/>
-          <w:bCs/>
         </w:rPr>
         <w:t xml:space="preserve">Questions:</w:t>
       </w:r>
     </w:p>
     <w:p>
       <w:pPr>
-        <w:pStyle w:val="Compact"/>
         <w:numPr>
           <w:ilvl w:val="0"/>
           <w:numId w:val="1003"/>
         </w:numPr>
+        <w:pStyle w:val="Compact"/>
       </w:pPr>
       <w:r>
         <w:t xml:space="preserve">Internal term for tenants? (clinics, programs, sites, accounts)</w:t>
@@ -464,11 +464,11 @@
     </w:p>
     <w:p>
       <w:pPr>
-        <w:pStyle w:val="Compact"/>
         <w:numPr>
           <w:ilvl w:val="0"/>
           <w:numId w:val="1003"/>
         </w:numPr>
+        <w:pStyle w:val="Compact"/>
       </w:pPr>
       <w:r>
         <w:t xml:space="preserve">Grouping is organizational, functional, or per-patient?</w:t>
@@ -476,11 +476,11 @@
     </w:p>
     <w:p>
       <w:pPr>
-        <w:pStyle w:val="Compact"/>
         <w:numPr>
           <w:ilvl w:val="0"/>
           <w:numId w:val="1003"/>
         </w:numPr>
+        <w:pStyle w:val="Compact"/>
       </w:pPr>
       <w:r>
         <w:t xml:space="preserve">Is there an organizational hierarchy (e.g., region → clinic)?</w:t>
@@ -491,6 +491,7 @@
         <w:tblStyle w:val="Table"/>
         <w:tblW w:w="9360" w:type="dxa"/>
         <w:tblLook w:firstRow="1" w:lastRow="0" w:firstColumn="0" w:lastColumn="0" w:noHBand="0" w:noVBand="0" w:val="0020"/>
+        <w:jc w:val="start"/>
         <w:tblLayout w:type="fixed"/>
       </w:tblPr>
       <w:tblGrid>
@@ -500,7 +501,7 @@
       <w:tr>
         <w:trPr>
           <w:cantSplit/>
-          <w:tblHeader w:val="on"/>
+          <w:tblHeader w:val="true"/>
         </w:trPr>
         <w:tc>
           <w:tcPr/>
@@ -636,8 +637,8 @@
       </w:pPr>
       <w:r>
         <w:rPr>
+          <w:bCs/>
           <w:b/>
-          <w:bCs/>
         </w:rPr>
         <w:t xml:space="preserve">Hierarchy pattern</w:t>
       </w:r>
@@ -650,11 +651,11 @@
     </w:p>
     <w:p>
       <w:pPr>
-        <w:pStyle w:val="Compact"/>
         <w:numPr>
           <w:ilvl w:val="0"/>
           <w:numId w:val="1004"/>
         </w:numPr>
+        <w:pStyle w:val="Compact"/>
       </w:pPr>
       <w:r>
         <w:t xml:space="preserve">Patients are tagged only at the</w:t>
@@ -664,8 +665,8 @@
       </w:r>
       <w:r>
         <w:rPr>
+          <w:bCs/>
           <w:b/>
-          <w:bCs/>
         </w:rPr>
         <w:t xml:space="preserve">lowest level</w:t>
       </w:r>
@@ -678,11 +679,11 @@
     </w:p>
     <w:p>
       <w:pPr>
-        <w:pStyle w:val="Compact"/>
         <w:numPr>
           <w:ilvl w:val="0"/>
           <w:numId w:val="1004"/>
         </w:numPr>
+        <w:pStyle w:val="Compact"/>
       </w:pPr>
       <w:r>
         <w:t xml:space="preserve">Practitioners enrolled at an intermediary level get one</w:t>
@@ -705,11 +706,11 @@
     </w:p>
     <w:p>
       <w:pPr>
-        <w:pStyle w:val="Compact"/>
         <w:numPr>
           <w:ilvl w:val="0"/>
           <w:numId w:val="1004"/>
         </w:numPr>
+        <w:pStyle w:val="Compact"/>
       </w:pPr>
       <w:r>
         <w:t xml:space="preserve">Adding a new lowest-level tenant requires a workflow to update every practitioner membership at or above that intermediary.</w:t>
@@ -722,8 +723,8 @@
         </w:pict>
       </w:r>
     </w:p>
-    <w:bookmarkEnd w:id="17"/>
-    <w:bookmarkStart w:id="18" w:name="b-patient-and-practitioner-sharing"/>
+    <w:bookmarkEnd w:id="28"/>
+    <w:bookmarkStart w:id="29" w:name="b-patient-and-practitioner-sharing"/>
     <w:p>
       <w:pPr>
         <w:pStyle w:val="Heading3"/>
@@ -738,19 +739,19 @@
       </w:pPr>
       <w:r>
         <w:rPr>
+          <w:bCs/>
           <w:b/>
-          <w:bCs/>
         </w:rPr>
         <w:t xml:space="preserve">Questions:</w:t>
       </w:r>
     </w:p>
     <w:p>
       <w:pPr>
-        <w:pStyle w:val="Compact"/>
         <w:numPr>
           <w:ilvl w:val="0"/>
           <w:numId w:val="1005"/>
         </w:numPr>
+        <w:pStyle w:val="Compact"/>
       </w:pPr>
       <w:r>
         <w:t xml:space="preserve">Can a patient be enrolled in more than one tenant at a time?</w:t>
@@ -758,11 +759,11 @@
     </w:p>
     <w:p>
       <w:pPr>
-        <w:pStyle w:val="Compact"/>
         <w:numPr>
           <w:ilvl w:val="0"/>
           <w:numId w:val="1005"/>
         </w:numPr>
+        <w:pStyle w:val="Compact"/>
       </w:pPr>
       <w:r>
         <w:t xml:space="preserve">Are practitioners isolated to their tenant, or visible across all tenants (global directory)?</w:t>
@@ -772,8 +773,9 @@
       <w:tblPr>
         <w:tblStyle w:val="Table"/>
         <w:tblW w:w="9360" w:type="dxa"/>
+        <w:tblLook w:firstRow="1" w:lastRow="0" w:firstColumn="0" w:lastColumn="0" w:noHBand="0" w:noVBand="0" w:val="0020"/>
+        <w:jc w:val="start"/>
         <w:tblLayout w:type="fixed"/>
-        <w:tblLook w:firstRow="1" w:lastRow="0" w:firstColumn="0" w:lastColumn="0" w:noHBand="0" w:noVBand="0" w:val="0020"/>
       </w:tblPr>
       <w:tblGrid>
         <w:gridCol w:w="4680"/>
@@ -782,7 +784,7 @@
       <w:tr>
         <w:trPr>
           <w:cantSplit/>
-          <w:tblHeader w:val="on"/>
+          <w:tblHeader w:val="true"/>
         </w:trPr>
         <w:tc>
           <w:tcPr/>
@@ -957,9 +959,9 @@
         </w:pict>
       </w:r>
     </w:p>
-    <w:bookmarkEnd w:id="18"/>
-    <w:bookmarkEnd w:id="19"/>
-    <w:bookmarkStart w:id="23" w:name="section-3-roles-permissions"/>
+    <w:bookmarkEnd w:id="29"/>
+    <w:bookmarkEnd w:id="30"/>
+    <w:bookmarkStart w:id="34" w:name="section-3-roles-permissions"/>
     <w:p>
       <w:pPr>
         <w:pStyle w:val="Heading2"/>
@@ -983,7 +985,7 @@
         </w:pict>
       </w:r>
     </w:p>
-    <w:bookmarkStart w:id="20" w:name="a-role-inventory-scope"/>
+    <w:bookmarkStart w:id="31" w:name="a-role-inventory-scope"/>
     <w:p>
       <w:pPr>
         <w:pStyle w:val="Heading3"/>
@@ -998,19 +1000,19 @@
       </w:pPr>
       <w:r>
         <w:rPr>
+          <w:bCs/>
           <w:b/>
-          <w:bCs/>
         </w:rPr>
         <w:t xml:space="preserve">Questions:</w:t>
       </w:r>
     </w:p>
     <w:p>
       <w:pPr>
-        <w:pStyle w:val="Compact"/>
         <w:numPr>
           <w:ilvl w:val="0"/>
           <w:numId w:val="1006"/>
         </w:numPr>
+        <w:pStyle w:val="Compact"/>
       </w:pPr>
       <w:r>
         <w:t xml:space="preserve">What are the role names? (physician, RN, MA, front desk, billing, care coordinator, medical director)</w:t>
@@ -1018,16 +1020,16 @@
     </w:p>
     <w:p>
       <w:pPr>
-        <w:pStyle w:val="Compact"/>
         <w:numPr>
           <w:ilvl w:val="0"/>
           <w:numId w:val="1006"/>
         </w:numPr>
+        <w:pStyle w:val="Compact"/>
       </w:pPr>
       <w:r>
         <w:rPr>
+          <w:iCs/>
           <w:i/>
-          <w:iCs/>
         </w:rPr>
         <w:t xml:space="preserve">If multi-tenant:</w:t>
       </w:r>
@@ -1040,11 +1042,11 @@
     </w:p>
     <w:p>
       <w:pPr>
-        <w:pStyle w:val="Compact"/>
         <w:numPr>
           <w:ilvl w:val="0"/>
           <w:numId w:val="1006"/>
         </w:numPr>
+        <w:pStyle w:val="Compact"/>
       </w:pPr>
       <w:r>
         <w:t xml:space="preserve">Any oversight roles that need visibility across all tenants without per-tenant enrollment?</w:t>
@@ -1054,8 +1056,9 @@
       <w:tblPr>
         <w:tblStyle w:val="Table"/>
         <w:tblW w:w="9360" w:type="dxa"/>
+        <w:tblLook w:firstRow="1" w:lastRow="0" w:firstColumn="0" w:lastColumn="0" w:noHBand="0" w:noVBand="0" w:val="0020"/>
+        <w:jc w:val="start"/>
         <w:tblLayout w:type="fixed"/>
-        <w:tblLook w:firstRow="1" w:lastRow="0" w:firstColumn="0" w:lastColumn="0" w:noHBand="0" w:noVBand="0" w:val="0020"/>
       </w:tblPr>
       <w:tblGrid>
         <w:gridCol w:w="4388"/>
@@ -1064,7 +1067,7 @@
       <w:tr>
         <w:trPr>
           <w:cantSplit/>
-          <w:tblHeader w:val="on"/>
+          <w:tblHeader w:val="true"/>
         </w:trPr>
         <w:tc>
           <w:tcPr/>
@@ -1259,8 +1262,8 @@
       </w:pPr>
       <w:r>
         <w:rPr>
+          <w:bCs/>
           <w:b/>
-          <w:bCs/>
         </w:rPr>
         <w:t xml:space="preserve">⚠ One-way door: stacking is additive only.</w:t>
       </w:r>
@@ -1275,8 +1278,8 @@
       </w:r>
       <w:r>
         <w:rPr>
+          <w:bCs/>
           <w:b/>
-          <w:bCs/>
         </w:rPr>
         <w:t xml:space="preserve">separate logins</w:t>
       </w:r>
@@ -1290,8 +1293,8 @@
       </w:pPr>
       <w:r>
         <w:rPr>
+          <w:iCs/>
           <w:i/>
-          <w:iCs/>
         </w:rPr>
         <w:t xml:space="preserve">When separate logins are warranted:</w:t>
       </w:r>
@@ -1314,8 +1317,8 @@
       </w:r>
       <w:r>
         <w:rPr>
+          <w:iCs/>
           <w:i/>
-          <w:iCs/>
         </w:rPr>
         <w:t xml:space="preserve">if this token leaked, should the attacker reach both scopes?</w:t>
       </w:r>
@@ -1329,7 +1332,13 @@
         <w:t xml:space="preserve"> </w:t>
       </w:r>
       <w:r>
-        <w:t xml:space="preserve">“switcher”</w:t>
+        <w:t xml:space="preserve">“</w:t>
+      </w:r>
+      <w:r>
+        <w:t xml:space="preserve">switcher</w:t>
+      </w:r>
+      <w:r>
+        <w:t xml:space="preserve">”</w:t>
       </w:r>
       <w:r>
         <w:t xml:space="preserve"> </w:t>
@@ -1345,8 +1354,8 @@
         </w:pict>
       </w:r>
     </w:p>
-    <w:bookmarkEnd w:id="20"/>
-    <w:bookmarkStart w:id="21" w:name="b-permission-mechanics"/>
+    <w:bookmarkEnd w:id="31"/>
+    <w:bookmarkStart w:id="32" w:name="b-permission-mechanics"/>
     <w:p>
       <w:pPr>
         <w:pStyle w:val="Heading3"/>
@@ -1361,19 +1370,19 @@
       </w:pPr>
       <w:r>
         <w:rPr>
+          <w:bCs/>
           <w:b/>
-          <w:bCs/>
         </w:rPr>
         <w:t xml:space="preserve">Questions:</w:t>
       </w:r>
     </w:p>
     <w:p>
       <w:pPr>
-        <w:pStyle w:val="Compact"/>
         <w:numPr>
           <w:ilvl w:val="0"/>
           <w:numId w:val="1007"/>
         </w:numPr>
+        <w:pStyle w:val="Compact"/>
       </w:pPr>
       <w:r>
         <w:t xml:space="preserve">For each role: which resource types does it read / write / search / delete?</w:t>
@@ -1381,11 +1390,11 @@
     </w:p>
     <w:p>
       <w:pPr>
-        <w:pStyle w:val="Compact"/>
         <w:numPr>
           <w:ilvl w:val="0"/>
           <w:numId w:val="1007"/>
         </w:numPr>
+        <w:pStyle w:val="Compact"/>
       </w:pPr>
       <w:r>
         <w:t xml:space="preserve">Any partial FHIR interactions? (create-only, read-without-search, etc.)</w:t>
@@ -1395,8 +1404,9 @@
       <w:tblPr>
         <w:tblStyle w:val="Table"/>
         <w:tblW w:w="9360" w:type="dxa"/>
+        <w:tblLook w:firstRow="1" w:lastRow="0" w:firstColumn="0" w:lastColumn="0" w:noHBand="0" w:noVBand="0" w:val="0020"/>
+        <w:jc w:val="start"/>
         <w:tblLayout w:type="fixed"/>
-        <w:tblLook w:firstRow="1" w:lastRow="0" w:firstColumn="0" w:lastColumn="0" w:noHBand="0" w:noVBand="0" w:val="0020"/>
       </w:tblPr>
       <w:tblGrid>
         <w:gridCol w:w="3563"/>
@@ -1405,7 +1415,7 @@
       <w:tr>
         <w:trPr>
           <w:cantSplit/>
-          <w:tblHeader w:val="on"/>
+          <w:tblHeader w:val="true"/>
         </w:trPr>
         <w:tc>
           <w:tcPr/>
@@ -1575,8 +1585,8 @@
         </w:pict>
       </w:r>
     </w:p>
-    <w:bookmarkEnd w:id="21"/>
-    <w:bookmarkStart w:id="22" w:name="c-narrowing-what-a-role-can-do"/>
+    <w:bookmarkEnd w:id="32"/>
+    <w:bookmarkStart w:id="33" w:name="c-narrowing-what-a-role-can-do"/>
     <w:p>
       <w:pPr>
         <w:pStyle w:val="Heading3"/>
@@ -1591,8 +1601,8 @@
       </w:pPr>
       <w:r>
         <w:rPr>
+          <w:iCs/>
           <w:i/>
-          <w:iCs/>
         </w:rPr>
         <w:t xml:space="preserve">Cover only the knobs that apply.</w:t>
       </w:r>
@@ -1603,8 +1613,8 @@
       </w:pPr>
       <w:r>
         <w:rPr>
+          <w:bCs/>
           <w:b/>
-          <w:bCs/>
         </w:rPr>
         <w:t xml:space="preserve">Field-level</w:t>
       </w:r>
@@ -1619,8 +1629,9 @@
       <w:tblPr>
         <w:tblStyle w:val="Table"/>
         <w:tblW w:w="9360" w:type="dxa"/>
+        <w:tblLook w:firstRow="1" w:lastRow="0" w:firstColumn="0" w:lastColumn="0" w:noHBand="0" w:noVBand="0" w:val="0020"/>
+        <w:jc w:val="start"/>
         <w:tblLayout w:type="fixed"/>
-        <w:tblLook w:firstRow="1" w:lastRow="0" w:firstColumn="0" w:lastColumn="0" w:noHBand="0" w:noVBand="0" w:val="0020"/>
       </w:tblPr>
       <w:tblGrid>
         <w:gridCol w:w="3734"/>
@@ -1629,7 +1640,7 @@
       <w:tr>
         <w:trPr>
           <w:cantSplit/>
-          <w:tblHeader w:val="on"/>
+          <w:tblHeader w:val="true"/>
         </w:trPr>
         <w:tc>
           <w:tcPr/>
@@ -1733,8 +1744,8 @@
       </w:pPr>
       <w:r>
         <w:rPr>
+          <w:bCs/>
           <w:b/>
-          <w:bCs/>
         </w:rPr>
         <w:t xml:space="preserve">Write constraints</w:t>
       </w:r>
@@ -1749,8 +1760,9 @@
       <w:tblPr>
         <w:tblStyle w:val="Table"/>
         <w:tblW w:w="9360" w:type="dxa"/>
+        <w:tblLook w:firstRow="1" w:lastRow="0" w:firstColumn="0" w:lastColumn="0" w:noHBand="0" w:noVBand="0" w:val="0020"/>
+        <w:jc w:val="start"/>
         <w:tblLayout w:type="fixed"/>
-        <w:tblLook w:firstRow="1" w:lastRow="0" w:firstColumn="0" w:lastColumn="0" w:noHBand="0" w:noVBand="0" w:val="0020"/>
       </w:tblPr>
       <w:tblGrid>
         <w:gridCol w:w="4384"/>
@@ -1759,7 +1771,7 @@
       <w:tr>
         <w:trPr>
           <w:cantSplit/>
-          <w:tblHeader w:val="on"/>
+          <w:tblHeader w:val="true"/>
         </w:trPr>
         <w:tc>
           <w:tcPr/>
@@ -1977,8 +1989,8 @@
       </w:pPr>
       <w:r>
         <w:rPr>
+          <w:bCs/>
           <w:b/>
-          <w:bCs/>
         </w:rPr>
         <w:t xml:space="preserve">Criteria-based filtering</w:t>
       </w:r>
@@ -1993,8 +2005,9 @@
       <w:tblPr>
         <w:tblStyle w:val="Table"/>
         <w:tblW w:w="9360" w:type="dxa"/>
+        <w:tblLook w:firstRow="1" w:lastRow="0" w:firstColumn="0" w:lastColumn="0" w:noHBand="0" w:noVBand="0" w:val="0020"/>
+        <w:jc w:val="start"/>
         <w:tblLayout w:type="fixed"/>
-        <w:tblLook w:firstRow="1" w:lastRow="0" w:firstColumn="0" w:lastColumn="0" w:noHBand="0" w:noVBand="0" w:val="0020"/>
       </w:tblPr>
       <w:tblGrid>
         <w:gridCol w:w="3640"/>
@@ -2003,7 +2016,7 @@
       <w:tr>
         <w:trPr>
           <w:cantSplit/>
-          <w:tblHeader w:val="on"/>
+          <w:tblHeader w:val="true"/>
         </w:trPr>
         <w:tc>
           <w:tcPr/>
@@ -2246,9 +2259,9 @@
         </w:pict>
       </w:r>
     </w:p>
-    <w:bookmarkEnd w:id="22"/>
-    <w:bookmarkEnd w:id="23"/>
-    <w:bookmarkStart w:id="24" w:name="section-4-admin-structure"/>
+    <w:bookmarkEnd w:id="33"/>
+    <w:bookmarkEnd w:id="34"/>
+    <w:bookmarkStart w:id="35" w:name="section-4-admin-structure"/>
     <w:p>
       <w:pPr>
         <w:pStyle w:val="Heading2"/>
@@ -2263,19 +2276,19 @@
       </w:pPr>
       <w:r>
         <w:rPr>
+          <w:bCs/>
           <w:b/>
-          <w:bCs/>
         </w:rPr>
         <w:t xml:space="preserve">Questions:</w:t>
       </w:r>
     </w:p>
     <w:p>
       <w:pPr>
-        <w:pStyle w:val="Compact"/>
         <w:numPr>
           <w:ilvl w:val="0"/>
           <w:numId w:val="1008"/>
         </w:numPr>
+        <w:pStyle w:val="Compact"/>
       </w:pPr>
       <w:r>
         <w:t xml:space="preserve">Who invites/removes users and manages memberships?</w:t>
@@ -2283,11 +2296,11 @@
     </w:p>
     <w:p>
       <w:pPr>
-        <w:pStyle w:val="Compact"/>
         <w:numPr>
           <w:ilvl w:val="0"/>
           <w:numId w:val="1008"/>
         </w:numPr>
+        <w:pStyle w:val="Compact"/>
       </w:pPr>
       <w:r>
         <w:t xml:space="preserve">Who manages Bots, ClientApplications, AccessPolicies?</w:t>
@@ -2295,11 +2308,11 @@
     </w:p>
     <w:p>
       <w:pPr>
-        <w:pStyle w:val="Compact"/>
         <w:numPr>
           <w:ilvl w:val="0"/>
           <w:numId w:val="1008"/>
         </w:numPr>
+        <w:pStyle w:val="Compact"/>
       </w:pPr>
       <w:r>
         <w:t xml:space="preserve">Any super admin needs? (project creation via API, overwriting protected fields)</w:t>
@@ -2307,11 +2320,11 @@
     </w:p>
     <w:p>
       <w:pPr>
-        <w:pStyle w:val="Compact"/>
         <w:numPr>
           <w:ilvl w:val="0"/>
           <w:numId w:val="1008"/>
         </w:numPr>
+        <w:pStyle w:val="Compact"/>
       </w:pPr>
       <w:r>
         <w:t xml:space="preserve">Should admins be blocked from clinical data?</w:t>
@@ -2321,8 +2334,9 @@
       <w:tblPr>
         <w:tblStyle w:val="Table"/>
         <w:tblW w:w="9360" w:type="dxa"/>
+        <w:tblLook w:firstRow="1" w:lastRow="0" w:firstColumn="0" w:lastColumn="0" w:noHBand="0" w:noVBand="0" w:val="0020"/>
+        <w:jc w:val="start"/>
         <w:tblLayout w:type="fixed"/>
-        <w:tblLook w:firstRow="1" w:lastRow="0" w:firstColumn="0" w:lastColumn="0" w:noHBand="0" w:noVBand="0" w:val="0020"/>
       </w:tblPr>
       <w:tblGrid>
         <w:gridCol w:w="4384"/>
@@ -2331,7 +2345,7 @@
       <w:tr>
         <w:trPr>
           <w:cantSplit/>
-          <w:tblHeader w:val="on"/>
+          <w:tblHeader w:val="true"/>
         </w:trPr>
         <w:tc>
           <w:tcPr/>
@@ -2510,7 +2524,13 @@
               <w:t xml:space="preserve"> </w:t>
             </w:r>
             <w:r>
-              <w:t xml:space="preserve">“user manager”</w:t>
+              <w:t xml:space="preserve">“</w:t>
+            </w:r>
+            <w:r>
+              <w:t xml:space="preserve">user manager</w:t>
+            </w:r>
+            <w:r>
+              <w:t xml:space="preserve">”</w:t>
             </w:r>
             <w:r>
               <w:t xml:space="preserve"> </w:t>
@@ -2519,7 +2539,13 @@
               <w:t xml:space="preserve">vs. </w:t>
             </w:r>
             <w:r>
-              <w:t xml:space="preserve">“tech admin”</w:t>
+              <w:t xml:space="preserve">“</w:t>
+            </w:r>
+            <w:r>
+              <w:t xml:space="preserve">tech admin</w:t>
+            </w:r>
+            <w:r>
+              <w:t xml:space="preserve">”</w:t>
             </w:r>
           </w:p>
         </w:tc>
@@ -2543,8 +2569,8 @@
       </w:pPr>
       <w:r>
         <w:rPr>
+          <w:bCs/>
           <w:b/>
-          <w:bCs/>
         </w:rPr>
         <w:t xml:space="preserve">⚠ Note:</w:t>
       </w:r>
@@ -2595,9 +2621,9 @@
         </w:pict>
       </w:r>
     </w:p>
-    <w:bookmarkEnd w:id="24"/>
-    <w:bookmarkEnd w:id="25"/>
-    <w:bookmarkStart w:id="33" w:name="appendix-additional-decisions"/>
+    <w:bookmarkEnd w:id="35"/>
+    <w:bookmarkEnd w:id="36"/>
+    <w:bookmarkStart w:id="44" w:name="appendix-additional-decisions"/>
     <w:p>
       <w:pPr>
         <w:pStyle w:val="Heading1"/>
@@ -2612,8 +2638,8 @@
       </w:pPr>
       <w:r>
         <w:rPr>
+          <w:iCs/>
           <w:i/>
-          <w:iCs/>
         </w:rPr>
         <w:t xml:space="preserve">Narrower decisions that apply only in specific situations. Cover each only if relevant.</w:t>
       </w:r>
@@ -2625,7 +2651,7 @@
         </w:pict>
       </w:r>
     </w:p>
-    <w:bookmarkStart w:id="26" w:name="a.-open-registration-caregivers"/>
+    <w:bookmarkStart w:id="37" w:name="a.-open-registration-caregivers"/>
     <w:p>
       <w:pPr>
         <w:pStyle w:val="Heading2"/>
@@ -2640,8 +2666,8 @@
       </w:pPr>
       <w:r>
         <w:rPr>
+          <w:iCs/>
           <w:i/>
-          <w:iCs/>
         </w:rPr>
         <w:t xml:space="preserve">If the product has a patient portal.</w:t>
       </w:r>
@@ -2652,19 +2678,19 @@
       </w:pPr>
       <w:r>
         <w:rPr>
+          <w:bCs/>
           <w:b/>
-          <w:bCs/>
         </w:rPr>
         <w:t xml:space="preserve">Questions:</w:t>
       </w:r>
     </w:p>
     <w:p>
       <w:pPr>
-        <w:pStyle w:val="Compact"/>
         <w:numPr>
           <w:ilvl w:val="0"/>
           <w:numId w:val="1009"/>
         </w:numPr>
+        <w:pStyle w:val="Compact"/>
       </w:pPr>
       <w:r>
         <w:t xml:space="preserve">Self-registration or staff-invite?</w:t>
@@ -2672,11 +2698,11 @@
     </w:p>
     <w:p>
       <w:pPr>
-        <w:pStyle w:val="Compact"/>
         <w:numPr>
           <w:ilvl w:val="0"/>
           <w:numId w:val="1009"/>
         </w:numPr>
+        <w:pStyle w:val="Compact"/>
       </w:pPr>
       <w:r>
         <w:t xml:space="preserve">Are caregivers / proxies needed? (parents, adult children, guardians)</w:t>
@@ -2684,11 +2710,11 @@
     </w:p>
     <w:p>
       <w:pPr>
-        <w:pStyle w:val="Compact"/>
         <w:numPr>
           <w:ilvl w:val="0"/>
           <w:numId w:val="1009"/>
         </w:numPr>
+        <w:pStyle w:val="Compact"/>
       </w:pPr>
       <w:r>
         <w:t xml:space="preserve">One caregiver with multiple patients? One patient with multiple caregivers?</w:t>
@@ -2696,11 +2722,11 @@
     </w:p>
     <w:p>
       <w:pPr>
-        <w:pStyle w:val="Compact"/>
         <w:numPr>
           <w:ilvl w:val="0"/>
           <w:numId w:val="1009"/>
         </w:numPr>
+        <w:pStyle w:val="Compact"/>
       </w:pPr>
       <w:r>
         <w:t xml:space="preserve">How is the caregiver relationship established and revoked?</w:t>
@@ -2710,8 +2736,9 @@
       <w:tblPr>
         <w:tblStyle w:val="Table"/>
         <w:tblW w:w="9360" w:type="dxa"/>
+        <w:tblLook w:firstRow="1" w:lastRow="0" w:firstColumn="0" w:lastColumn="0" w:noHBand="0" w:noVBand="0" w:val="0020"/>
+        <w:jc w:val="start"/>
         <w:tblLayout w:type="fixed"/>
-        <w:tblLook w:firstRow="1" w:lastRow="0" w:firstColumn="0" w:lastColumn="0" w:noHBand="0" w:noVBand="0" w:val="0020"/>
       </w:tblPr>
       <w:tblGrid>
         <w:gridCol w:w="3993"/>
@@ -2720,7 +2747,7 @@
       <w:tr>
         <w:trPr>
           <w:cantSplit/>
-          <w:tblHeader w:val="on"/>
+          <w:tblHeader w:val="true"/>
         </w:trPr>
         <w:tc>
           <w:tcPr/>
@@ -3092,8 +3119,8 @@
         </w:pict>
       </w:r>
     </w:p>
-    <w:bookmarkEnd w:id="26"/>
-    <w:bookmarkStart w:id="27" w:name="b.-smart-on-fhir"/>
+    <w:bookmarkEnd w:id="37"/>
+    <w:bookmarkStart w:id="38" w:name="b.-smart-on-fhir"/>
     <w:p>
       <w:pPr>
         <w:pStyle w:val="Heading2"/>
@@ -3108,8 +3135,8 @@
       </w:pPr>
       <w:r>
         <w:rPr>
+          <w:iCs/>
           <w:i/>
-          <w:iCs/>
         </w:rPr>
         <w:t xml:space="preserve">If third-party apps (not your own frontend) request access.</w:t>
       </w:r>
@@ -3120,19 +3147,19 @@
       </w:pPr>
       <w:r>
         <w:rPr>
+          <w:bCs/>
           <w:b/>
-          <w:bCs/>
         </w:rPr>
         <w:t xml:space="preserve">Questions:</w:t>
       </w:r>
     </w:p>
     <w:p>
       <w:pPr>
-        <w:pStyle w:val="Compact"/>
         <w:numPr>
           <w:ilvl w:val="0"/>
           <w:numId w:val="1010"/>
         </w:numPr>
+        <w:pStyle w:val="Compact"/>
       </w:pPr>
       <w:r>
         <w:t xml:space="preserve">Patient-context launch, provider-context launch, or standalone?</w:t>
@@ -3140,11 +3167,11 @@
     </w:p>
     <w:p>
       <w:pPr>
-        <w:pStyle w:val="Compact"/>
         <w:numPr>
           <w:ilvl w:val="0"/>
           <w:numId w:val="1010"/>
         </w:numPr>
+        <w:pStyle w:val="Compact"/>
       </w:pPr>
       <w:r>
         <w:t xml:space="preserve">Which scopes?</w:t>
@@ -3152,11 +3179,11 @@
     </w:p>
     <w:p>
       <w:pPr>
-        <w:pStyle w:val="Compact"/>
         <w:numPr>
           <w:ilvl w:val="0"/>
           <w:numId w:val="1010"/>
         </w:numPr>
+        <w:pStyle w:val="Compact"/>
       </w:pPr>
       <w:r>
         <w:t xml:space="preserve">Offline access needed?</w:t>
@@ -3166,8 +3193,9 @@
       <w:tblPr>
         <w:tblStyle w:val="Table"/>
         <w:tblW w:w="9360" w:type="dxa"/>
+        <w:tblLook w:firstRow="1" w:lastRow="0" w:firstColumn="0" w:lastColumn="0" w:noHBand="0" w:noVBand="0" w:val="0020"/>
+        <w:jc w:val="start"/>
         <w:tblLayout w:type="fixed"/>
-        <w:tblLook w:firstRow="1" w:lastRow="0" w:firstColumn="0" w:lastColumn="0" w:noHBand="0" w:noVBand="0" w:val="0020"/>
       </w:tblPr>
       <w:tblGrid>
         <w:gridCol w:w="4089"/>
@@ -3176,7 +3204,7 @@
       <w:tr>
         <w:trPr>
           <w:cantSplit/>
-          <w:tblHeader w:val="on"/>
+          <w:tblHeader w:val="true"/>
         </w:trPr>
         <w:tc>
           <w:tcPr/>
@@ -3391,8 +3419,8 @@
       </w:pPr>
       <w:r>
         <w:rPr>
+          <w:bCs/>
           <w:b/>
-          <w:bCs/>
         </w:rPr>
         <w:t xml:space="preserve">⚠ Note:</w:t>
       </w:r>
@@ -3410,8 +3438,8 @@
         </w:pict>
       </w:r>
     </w:p>
-    <w:bookmarkEnd w:id="27"/>
-    <w:bookmarkStart w:id="28" w:name="c.-ip-access-rules"/>
+    <w:bookmarkEnd w:id="38"/>
+    <w:bookmarkStart w:id="39" w:name="c.-ip-access-rules"/>
     <w:p>
       <w:pPr>
         <w:pStyle w:val="Heading2"/>
@@ -3426,8 +3454,8 @@
       </w:pPr>
       <w:r>
         <w:rPr>
+          <w:iCs/>
           <w:i/>
-          <w:iCs/>
         </w:rPr>
         <w:t xml:space="preserve">If access should be restricted by IP range.</w:t>
       </w:r>
@@ -3438,19 +3466,19 @@
       </w:pPr>
       <w:r>
         <w:rPr>
+          <w:bCs/>
           <w:b/>
-          <w:bCs/>
         </w:rPr>
         <w:t xml:space="preserve">Questions:</w:t>
       </w:r>
     </w:p>
     <w:p>
       <w:pPr>
-        <w:pStyle w:val="Compact"/>
         <w:numPr>
           <w:ilvl w:val="0"/>
           <w:numId w:val="1011"/>
         </w:numPr>
+        <w:pStyle w:val="Compact"/>
       </w:pPr>
       <w:r>
         <w:t xml:space="preserve">Restrict by IP range? (VPN, on-prem devices)</w:t>
@@ -3458,11 +3486,11 @@
     </w:p>
     <w:p>
       <w:pPr>
-        <w:pStyle w:val="Compact"/>
         <w:numPr>
           <w:ilvl w:val="0"/>
           <w:numId w:val="1011"/>
         </w:numPr>
+        <w:pStyle w:val="Compact"/>
       </w:pPr>
       <w:r>
         <w:t xml:space="preserve">Any roles that bypass?</w:t>
@@ -3473,6 +3501,7 @@
         <w:tblStyle w:val="Table"/>
         <w:tblW w:w="9360" w:type="dxa"/>
         <w:tblLook w:firstRow="1" w:lastRow="0" w:firstColumn="0" w:lastColumn="0" w:noHBand="0" w:noVBand="0" w:val="0020"/>
+        <w:jc w:val="start"/>
         <w:tblLayout w:type="fixed"/>
       </w:tblPr>
       <w:tblGrid>
@@ -3482,7 +3511,7 @@
       <w:tr>
         <w:trPr>
           <w:cantSplit/>
-          <w:tblHeader w:val="on"/>
+          <w:tblHeader w:val="true"/>
         </w:trPr>
         <w:tc>
           <w:tcPr/>
@@ -3603,8 +3632,8 @@
       </w:pPr>
       <w:r>
         <w:rPr>
+          <w:bCs/>
           <w:b/>
-          <w:bCs/>
         </w:rPr>
         <w:t xml:space="preserve">⚠ Note:</w:t>
       </w:r>
@@ -3622,8 +3651,8 @@
         </w:pict>
       </w:r>
     </w:p>
-    <w:bookmarkEnd w:id="28"/>
-    <w:bookmarkStart w:id="30" w:name="d.-enrollment-reassignment-workflows"/>
+    <w:bookmarkEnd w:id="39"/>
+    <w:bookmarkStart w:id="41" w:name="d.-enrollment-reassignment-workflows"/>
     <w:p>
       <w:pPr>
         <w:pStyle w:val="Heading2"/>
@@ -3638,8 +3667,8 @@
       </w:pPr>
       <w:r>
         <w:rPr>
+          <w:iCs/>
           <w:i/>
-          <w:iCs/>
         </w:rPr>
         <w:t xml:space="preserve">If Section 2 multi-tenancy applies.</w:t>
       </w:r>
@@ -3650,19 +3679,19 @@
       </w:pPr>
       <w:r>
         <w:rPr>
+          <w:bCs/>
           <w:b/>
-          <w:bCs/>
         </w:rPr>
         <w:t xml:space="preserve">Questions:</w:t>
       </w:r>
     </w:p>
     <w:p>
       <w:pPr>
-        <w:pStyle w:val="Compact"/>
         <w:numPr>
           <w:ilvl w:val="0"/>
           <w:numId w:val="1012"/>
         </w:numPr>
+        <w:pStyle w:val="Compact"/>
       </w:pPr>
       <w:r>
         <w:t xml:space="preserve">When does a patient get enrolled in a tenant? (registration, first appointment, referral, insurance, geography)</w:t>
@@ -3670,11 +3699,11 @@
     </w:p>
     <w:p>
       <w:pPr>
-        <w:pStyle w:val="Compact"/>
         <w:numPr>
           <w:ilvl w:val="0"/>
           <w:numId w:val="1012"/>
         </w:numPr>
+        <w:pStyle w:val="Compact"/>
       </w:pPr>
       <w:r>
         <w:t xml:space="preserve">Who is authorized to move a patient between tenants?</w:t>
@@ -3682,11 +3711,11 @@
     </w:p>
     <w:p>
       <w:pPr>
-        <w:pStyle w:val="Compact"/>
         <w:numPr>
           <w:ilvl w:val="0"/>
           <w:numId w:val="1012"/>
         </w:numPr>
+        <w:pStyle w:val="Compact"/>
       </w:pPr>
       <w:r>
         <w:t xml:space="preserve">On transfer: do records follow the patient, stay with the original tenant, or become shared?</w:t>
@@ -3696,8 +3725,9 @@
       <w:tblPr>
         <w:tblStyle w:val="Table"/>
         <w:tblW w:w="9360" w:type="dxa"/>
+        <w:tblLook w:firstRow="1" w:lastRow="0" w:firstColumn="0" w:lastColumn="0" w:noHBand="0" w:noVBand="0" w:val="0020"/>
+        <w:jc w:val="start"/>
         <w:tblLayout w:type="fixed"/>
-        <w:tblLook w:firstRow="1" w:lastRow="0" w:firstColumn="0" w:lastColumn="0" w:noHBand="0" w:noVBand="0" w:val="0020"/>
       </w:tblPr>
       <w:tblGrid>
         <w:gridCol w:w="4185"/>
@@ -3706,7 +3736,7 @@
       <w:tr>
         <w:trPr>
           <w:cantSplit/>
-          <w:tblHeader w:val="on"/>
+          <w:tblHeader w:val="true"/>
         </w:trPr>
         <w:tc>
           <w:tcPr/>
@@ -3762,7 +3792,7 @@
             <w:r>
               <w:t xml:space="preserve"> </w:t>
             </w:r>
-            <w:hyperlink r:id="rId29">
+            <w:hyperlink r:id="rId40">
               <w:r>
                 <w:rPr>
                   <w:rStyle w:val="VerbatimChar"/>
@@ -3871,15 +3901,15 @@
       </w:pPr>
       <w:r>
         <w:rPr>
+          <w:bCs/>
           <w:b/>
-          <w:bCs/>
         </w:rPr>
         <w:t xml:space="preserve">Reference implementation:</w:t>
       </w:r>
       <w:r>
         <w:t xml:space="preserve"> </w:t>
       </w:r>
-      <w:hyperlink r:id="rId16">
+      <w:hyperlink r:id="rId27">
         <w:r>
           <w:rPr>
             <w:rStyle w:val="Hyperlink"/>
@@ -3913,8 +3943,8 @@
         </w:pict>
       </w:r>
     </w:p>
-    <w:bookmarkEnd w:id="30"/>
-    <w:bookmarkStart w:id="31" w:name="e.-shared-vs.-tenant-specific-resources"/>
+    <w:bookmarkEnd w:id="41"/>
+    <w:bookmarkStart w:id="42" w:name="e.-shared-vs.-tenant-specific-resources"/>
     <w:p>
       <w:pPr>
         <w:pStyle w:val="Heading2"/>
@@ -3929,8 +3959,8 @@
       </w:pPr>
       <w:r>
         <w:rPr>
+          <w:iCs/>
           <w:i/>
-          <w:iCs/>
         </w:rPr>
         <w:t xml:space="preserve">If Section 2 multi-tenancy applies.</w:t>
       </w:r>
@@ -3941,19 +3971,19 @@
       </w:pPr>
       <w:r>
         <w:rPr>
+          <w:bCs/>
           <w:b/>
-          <w:bCs/>
         </w:rPr>
         <w:t xml:space="preserve">Questions:</w:t>
       </w:r>
     </w:p>
     <w:p>
       <w:pPr>
-        <w:pStyle w:val="Compact"/>
         <w:numPr>
           <w:ilvl w:val="0"/>
           <w:numId w:val="1013"/>
         </w:numPr>
+        <w:pStyle w:val="Compact"/>
       </w:pPr>
       <w:r>
         <w:t xml:space="preserve">Terminology (CodeSystems, ValueSets) shared or tenant-specific?</w:t>
@@ -3961,11 +3991,11 @@
     </w:p>
     <w:p>
       <w:pPr>
-        <w:pStyle w:val="Compact"/>
         <w:numPr>
           <w:ilvl w:val="0"/>
           <w:numId w:val="1013"/>
         </w:numPr>
+        <w:pStyle w:val="Compact"/>
       </w:pPr>
       <w:r>
         <w:t xml:space="preserve">Questionnaires shared or per-tenant?</w:t>
@@ -3973,11 +4003,11 @@
     </w:p>
     <w:p>
       <w:pPr>
-        <w:pStyle w:val="Compact"/>
         <w:numPr>
           <w:ilvl w:val="0"/>
           <w:numId w:val="1013"/>
         </w:numPr>
+        <w:pStyle w:val="Compact"/>
       </w:pPr>
       <w:r>
         <w:t xml:space="preserve">PlanDefinitions / ActivityDefinitions global or per-tenant?</w:t>
@@ -3985,11 +4015,11 @@
     </w:p>
     <w:p>
       <w:pPr>
-        <w:pStyle w:val="Compact"/>
         <w:numPr>
           <w:ilvl w:val="0"/>
           <w:numId w:val="1013"/>
         </w:numPr>
+        <w:pStyle w:val="Compact"/>
       </w:pPr>
       <w:r>
         <w:t xml:space="preserve">Any resources shared across projects (not just tenants)?</w:t>
@@ -3999,8 +4029,9 @@
       <w:tblPr>
         <w:tblStyle w:val="Table"/>
         <w:tblW w:w="9360" w:type="dxa"/>
+        <w:tblLook w:firstRow="1" w:lastRow="0" w:firstColumn="0" w:lastColumn="0" w:noHBand="0" w:noVBand="0" w:val="0020"/>
+        <w:jc w:val="start"/>
         <w:tblLayout w:type="fixed"/>
-        <w:tblLook w:firstRow="1" w:lastRow="0" w:firstColumn="0" w:lastColumn="0" w:noHBand="0" w:noVBand="0" w:val="0020"/>
       </w:tblPr>
       <w:tblGrid>
         <w:gridCol w:w="4633"/>
@@ -4009,7 +4040,7 @@
       <w:tr>
         <w:trPr>
           <w:cantSplit/>
-          <w:tblHeader w:val="on"/>
+          <w:tblHeader w:val="true"/>
         </w:trPr>
         <w:tc>
           <w:tcPr/>
@@ -4206,8 +4237,8 @@
       </w:pPr>
       <w:r>
         <w:rPr>
+          <w:bCs/>
           <w:b/>
-          <w:bCs/>
         </w:rPr>
         <w:t xml:space="preserve">⚠ Note:</w:t>
       </w:r>
@@ -4218,8 +4249,8 @@
         <w:t xml:space="preserve">Forgetting unfiltered read on standard terminology causes empty dropdowns — a common multi-tenant misconfiguration.</w:t>
       </w:r>
     </w:p>
-    <w:bookmarkEnd w:id="31"/>
-    <w:bookmarkStart w:id="32" w:name="f.-role-aware-ui"/>
+    <w:bookmarkEnd w:id="42"/>
+    <w:bookmarkStart w:id="43" w:name="f.-role-aware-ui"/>
     <w:p>
       <w:pPr>
         <w:pStyle w:val="Heading2"/>
@@ -4234,8 +4265,8 @@
       </w:pPr>
       <w:r>
         <w:rPr>
+          <w:iCs/>
           <w:i/>
-          <w:iCs/>
         </w:rPr>
         <w:t xml:space="preserve">If your frontend needs to show / hide UI based on the user’s role</w:t>
       </w:r>
@@ -4245,6 +4276,7 @@
         <w:tblStyle w:val="Table"/>
         <w:tblW w:w="9360" w:type="dxa"/>
         <w:tblLook w:firstRow="1" w:lastRow="0" w:firstColumn="0" w:lastColumn="0" w:noHBand="0" w:noVBand="0" w:val="0020"/>
+        <w:jc w:val="start"/>
         <w:tblLayout w:type="fixed"/>
       </w:tblPr>
       <w:tblGrid>
@@ -4254,7 +4286,7 @@
       <w:tr>
         <w:trPr>
           <w:cantSplit/>
-          <w:tblHeader w:val="on"/>
+          <w:tblHeader w:val="true"/>
         </w:trPr>
         <w:tc>
           <w:tcPr/>
@@ -4352,8 +4384,8 @@
         <w:t xml:space="preserve">keeps the UI in sync with what the API enforces. The alternative (hardcoded role field, custom endpoint) tends to drift.</w:t>
       </w:r>
     </w:p>
-    <w:bookmarkEnd w:id="32"/>
-    <w:bookmarkEnd w:id="33"/>
+    <w:bookmarkEnd w:id="43"/>
+    <w:bookmarkEnd w:id="44"/>
     <w:sectPr>
       <w:pgSz w:h="15840" w:w="12240"/>
       <w:pgMar w:bottom="1440" w:footer="720" w:gutter="0" w:header="720" w:left="1440" w:right="1440" w:top="1440"/>
@@ -4391,14 +4423,14 @@
 <file path=word/numbering.xml><?xml version="1.0" encoding="utf-8"?>
 <w:numbering xmlns:w="http://schemas.openxmlformats.org/wordprocessingml/2006/main">
   <w:abstractNum w:abstractNumId="990">
-    <w:nsid w:val="0000A990"/>
+    <w:nsid w:val="A990"/>
     <w:multiLevelType w:val="multilevel"/>
     <w:lvl w:ilvl="0">
       <w:numFmt w:val="bullet"/>
       <w:lvlText w:val=" "/>
       <w:lvlJc w:val="left"/>
       <w:pPr>
-        <w:ind w:left="720" w:hanging="360"/>
+        <w:ind w:left="720" w:hanging="480"/>
       </w:pPr>
     </w:lvl>
     <w:lvl w:ilvl="1">
@@ -4406,7 +4438,7 @@
       <w:lvlText w:val=" "/>
       <w:lvlJc w:val="left"/>
       <w:pPr>
-        <w:ind w:left="1440" w:hanging="360"/>
+        <w:ind w:left="1440" w:hanging="480"/>
       </w:pPr>
     </w:lvl>
     <w:lvl w:ilvl="2">
@@ -4414,7 +4446,7 @@
       <w:lvlText w:val=" "/>
       <w:lvlJc w:val="left"/>
       <w:pPr>
-        <w:ind w:left="2160" w:hanging="360"/>
+        <w:ind w:left="2160" w:hanging="480"/>
       </w:pPr>
     </w:lvl>
     <w:lvl w:ilvl="3">
@@ -4422,7 +4454,7 @@
       <w:lvlText w:val=" "/>
       <w:lvlJc w:val="left"/>
       <w:pPr>
-        <w:ind w:left="2880" w:hanging="360"/>
+        <w:ind w:left="2880" w:hanging="480"/>
       </w:pPr>
     </w:lvl>
     <w:lvl w:ilvl="4">
@@ -4430,7 +4462,7 @@
       <w:lvlText w:val=" "/>
       <w:lvlJc w:val="left"/>
       <w:pPr>
-        <w:ind w:left="3600" w:hanging="360"/>
+        <w:ind w:left="3600" w:hanging="480"/>
       </w:pPr>
     </w:lvl>
     <w:lvl w:ilvl="5">
@@ -4438,7 +4470,7 @@
       <w:lvlText w:val=" "/>
       <w:lvlJc w:val="left"/>
       <w:pPr>
-        <w:ind w:left="4320" w:hanging="360"/>
+        <w:ind w:left="4320" w:hanging="480"/>
       </w:pPr>
     </w:lvl>
     <w:lvl w:ilvl="6">
@@ -4446,7 +4478,7 @@
       <w:lvlText w:val=" "/>
       <w:lvlJc w:val="left"/>
       <w:pPr>
-        <w:ind w:left="5040" w:hanging="360"/>
+        <w:ind w:left="5040" w:hanging="480"/>
       </w:pPr>
     </w:lvl>
     <w:lvl w:ilvl="7">
@@ -4454,7 +4486,7 @@
       <w:lvlText w:val=" "/>
       <w:lvlJc w:val="left"/>
       <w:pPr>
-        <w:ind w:left="5760" w:hanging="360"/>
+        <w:ind w:left="5760" w:hanging="480"/>
       </w:pPr>
     </w:lvl>
     <w:lvl w:ilvl="8">
@@ -4462,111 +4494,84 @@
       <w:lvlText w:val=" "/>
       <w:lvlJc w:val="left"/>
       <w:pPr>
-        <w:ind w:left="6480" w:hanging="360"/>
+        <w:ind w:left="6480" w:hanging="480"/>
       </w:pPr>
     </w:lvl>
   </w:abstractNum>
   <w:abstractNum w:abstractNumId="991">
-    <w:nsid w:val="0000A991"/>
+    <w:nsid w:val="A991"/>
     <w:multiLevelType w:val="multilevel"/>
     <w:lvl w:ilvl="0">
       <w:numFmt w:val="bullet"/>
-      <w:lvlText w:val=""/>
+      <w:lvlText w:val="•"/>
       <w:lvlJc w:val="left"/>
       <w:pPr>
-        <w:ind w:left="720" w:hanging="360"/>
-      </w:pPr>
-      <w:rPr>
-        <w:rFonts w:ascii="Symbol" w:hAnsi="Symbol" w:cs="Symbol" w:hint="default"/>
-      </w:rPr>
+        <w:ind w:left="720" w:hanging="480"/>
+      </w:pPr>
     </w:lvl>
     <w:lvl w:ilvl="1">
       <w:numFmt w:val="bullet"/>
-      <w:lvlText w:val="o"/>
+      <w:lvlText w:val="–"/>
       <w:lvlJc w:val="left"/>
       <w:pPr>
-        <w:ind w:left="1440" w:hanging="360"/>
-      </w:pPr>
-      <w:rPr>
-        <w:rFonts w:ascii="Courier New" w:hAnsi="Courier New" w:cs="Courier New" w:hint="default"/>
-      </w:rPr>
+        <w:ind w:left="1440" w:hanging="480"/>
+      </w:pPr>
     </w:lvl>
     <w:lvl w:ilvl="2">
       <w:numFmt w:val="bullet"/>
-      <w:lvlText w:val=""/>
+      <w:lvlText w:val="•"/>
       <w:lvlJc w:val="left"/>
       <w:pPr>
-        <w:ind w:left="2160" w:hanging="360"/>
-      </w:pPr>
-      <w:rPr>
-        <w:rFonts w:ascii="Wingdings" w:hAnsi="Wingdings" w:cs="Wingdings" w:hint="default"/>
-      </w:rPr>
+        <w:ind w:left="2160" w:hanging="480"/>
+      </w:pPr>
     </w:lvl>
     <w:lvl w:ilvl="3">
       <w:numFmt w:val="bullet"/>
-      <w:lvlText w:val=""/>
+      <w:lvlText w:val="–"/>
       <w:lvlJc w:val="left"/>
       <w:pPr>
-        <w:ind w:left="2880" w:hanging="360"/>
-      </w:pPr>
-      <w:rPr>
-        <w:rFonts w:ascii="Symbol" w:hAnsi="Symbol" w:cs="Symbol" w:hint="default"/>
-      </w:rPr>
+        <w:ind w:left="2880" w:hanging="480"/>
+      </w:pPr>
     </w:lvl>
     <w:lvl w:ilvl="4">
       <w:numFmt w:val="bullet"/>
-      <w:lvlText w:val="o"/>
+      <w:lvlText w:val="•"/>
       <w:lvlJc w:val="left"/>
       <w:pPr>
-        <w:ind w:left="3600" w:hanging="360"/>
-      </w:pPr>
-      <w:rPr>
-        <w:rFonts w:ascii="Courier New" w:hAnsi="Courier New" w:cs="Courier New" w:hint="default"/>
-      </w:rPr>
+        <w:ind w:left="3600" w:hanging="480"/>
+      </w:pPr>
     </w:lvl>
     <w:lvl w:ilvl="5">
       <w:numFmt w:val="bullet"/>
-      <w:lvlText w:val=""/>
+      <w:lvlText w:val="–"/>
       <w:lvlJc w:val="left"/>
       <w:pPr>
-        <w:ind w:left="4320" w:hanging="360"/>
-      </w:pPr>
-      <w:rPr>
-        <w:rFonts w:ascii="Wingdings" w:hAnsi="Wingdings" w:cs="Wingdings" w:hint="default"/>
-      </w:rPr>
+        <w:ind w:left="4320" w:hanging="480"/>
+      </w:pPr>
     </w:lvl>
     <w:lvl w:ilvl="6">
       <w:numFmt w:val="bullet"/>
-      <w:lvlText w:val=""/>
+      <w:lvlText w:val="•"/>
       <w:lvlJc w:val="left"/>
       <w:pPr>
-        <w:ind w:left="5040" w:hanging="360"/>
-      </w:pPr>
-      <w:rPr>
-        <w:rFonts w:ascii="Symbol" w:hAnsi="Symbol" w:cs="Symbol" w:hint="default"/>
-      </w:rPr>
+        <w:ind w:left="5040" w:hanging="480"/>
+      </w:pPr>
     </w:lvl>
     <w:lvl w:ilvl="7">
       <w:numFmt w:val="bullet"/>
-      <w:lvlText w:val="o"/>
+      <w:lvlText w:val="–"/>
       <w:lvlJc w:val="left"/>
       <w:pPr>
-        <w:ind w:left="5760" w:hanging="360"/>
-      </w:pPr>
-      <w:rPr>
-        <w:rFonts w:ascii="Courier New" w:hAnsi="Courier New" w:cs="Courier New" w:hint="default"/>
-      </w:rPr>
+        <w:ind w:left="5760" w:hanging="480"/>
+      </w:pPr>
     </w:lvl>
     <w:lvl w:ilvl="8">
       <w:numFmt w:val="bullet"/>
-      <w:lvlText w:val=""/>
+      <w:lvlText w:val="•"/>
       <w:lvlJc w:val="left"/>
       <w:pPr>
-        <w:ind w:left="6480" w:hanging="360"/>
-      </w:pPr>
-      <w:rPr>
-        <w:rFonts w:ascii="Wingdings" w:hAnsi="Wingdings" w:cs="Wingdings" w:hint="default"/>
-      </w:rPr>
+        <w:ind w:left="6480" w:hanging="480"/>
+      </w:pPr>
     </w:lvl>
   </w:abstractNum>
   <w:num w:numId="1000">
@@ -5290,8 +5295,8 @@
     <w:name w:val="KeywordTok"/>
     <w:basedOn w:val="VerbatimChar"/>
     <w:rPr>
+      <w:color w:val="007020"/>
       <w:b/>
-      <w:color w:val="007020"/>
     </w:rPr>
   </w:style>
   <w:style w:type="character" w:customStyle="1" w:styleId="DataTypeTok">
@@ -5368,42 +5373,42 @@
     <w:name w:val="ImportTok"/>
     <w:basedOn w:val="VerbatimChar"/>
     <w:rPr>
+      <w:color w:val="008000"/>
       <w:b/>
-      <w:color w:val="008000"/>
     </w:rPr>
   </w:style>
   <w:style w:type="character" w:customStyle="1" w:styleId="CommentTok">
     <w:name w:val="CommentTok"/>
     <w:basedOn w:val="VerbatimChar"/>
     <w:rPr>
+      <w:color w:val="60a0b0"/>
       <w:i/>
-      <w:color w:val="60a0b0"/>
     </w:rPr>
   </w:style>
   <w:style w:type="character" w:customStyle="1" w:styleId="DocumentationTok">
     <w:name w:val="DocumentationTok"/>
     <w:basedOn w:val="VerbatimChar"/>
     <w:rPr>
+      <w:color w:val="ba2121"/>
       <w:i/>
-      <w:color w:val="ba2121"/>
     </w:rPr>
   </w:style>
   <w:style w:type="character" w:customStyle="1" w:styleId="AnnotationTok">
     <w:name w:val="AnnotationTok"/>
     <w:basedOn w:val="VerbatimChar"/>
     <w:rPr>
+      <w:color w:val="60a0b0"/>
       <w:b/>
       <w:i/>
-      <w:color w:val="60a0b0"/>
     </w:rPr>
   </w:style>
   <w:style w:type="character" w:customStyle="1" w:styleId="CommentVarTok">
     <w:name w:val="CommentVarTok"/>
     <w:basedOn w:val="VerbatimChar"/>
     <w:rPr>
+      <w:color w:val="60a0b0"/>
       <w:b/>
       <w:i/>
-      <w:color w:val="60a0b0"/>
     </w:rPr>
   </w:style>
   <w:style w:type="character" w:customStyle="1" w:styleId="OtherTok">
@@ -5431,8 +5436,8 @@
     <w:name w:val="ControlFlowTok"/>
     <w:basedOn w:val="VerbatimChar"/>
     <w:rPr>
+      <w:color w:val="007020"/>
       <w:b/>
-      <w:color w:val="007020"/>
     </w:rPr>
   </w:style>
   <w:style w:type="character" w:customStyle="1" w:styleId="OperatorTok">
@@ -5477,34 +5482,34 @@
     <w:name w:val="InformationTok"/>
     <w:basedOn w:val="VerbatimChar"/>
     <w:rPr>
+      <w:color w:val="60a0b0"/>
       <w:b/>
       <w:i/>
-      <w:color w:val="60a0b0"/>
     </w:rPr>
   </w:style>
   <w:style w:type="character" w:customStyle="1" w:styleId="WarningTok">
     <w:name w:val="WarningTok"/>
     <w:basedOn w:val="VerbatimChar"/>
     <w:rPr>
+      <w:color w:val="60a0b0"/>
       <w:b/>
       <w:i/>
-      <w:color w:val="60a0b0"/>
     </w:rPr>
   </w:style>
   <w:style w:type="character" w:customStyle="1" w:styleId="AlertTok">
     <w:name w:val="AlertTok"/>
     <w:basedOn w:val="VerbatimChar"/>
     <w:rPr>
+      <w:color w:val="ff0000"/>
       <w:b/>
-      <w:color w:val="ff0000"/>
     </w:rPr>
   </w:style>
   <w:style w:type="character" w:customStyle="1" w:styleId="ErrorTok">
     <w:name w:val="ErrorTok"/>
     <w:basedOn w:val="VerbatimChar"/>
     <w:rPr>
+      <w:color w:val="ff0000"/>
       <w:b/>
-      <w:color w:val="ff0000"/>
     </w:rPr>
   </w:style>
   <w:style w:type="character" w:customStyle="1" w:styleId="NormalTok">

--- a/packages/docs/static/decision-guides/access-control.docx
+++ b/packages/docs/static/decision-guides/access-control.docx
@@ -49,7 +49,7 @@
         </w:drawing>
       </w:r>
     </w:p>
-    <w:bookmarkStart w:id="35" w:name="access-control-decision-guide"/>
+    <w:bookmarkStart w:id="36" w:name="access-control-decision-guide"/>
     <w:p>
       <w:pPr>
         <w:pStyle w:val="Heading1"/>
@@ -61,6 +61,31 @@
     <w:p>
       <w:pPr>
         <w:pStyle w:val="FirstParagraph"/>
+      </w:pPr>
+      <w:r>
+        <w:t xml:space="preserve">Use this guide to define who can access which data and how organizational boundaries are enforced in Medplum. Work through tenancy, patient and practitioner sharing, role permissions, and administration to produce a membership and access-policy model. Use the</w:t>
+      </w:r>
+      <w:r>
+        <w:t xml:space="preserve"> </w:t>
+      </w:r>
+      <w:hyperlink r:id="rId23">
+        <w:r>
+          <w:rPr>
+            <w:rStyle w:val="Hyperlink"/>
+          </w:rPr>
+          <w:t xml:space="preserve">Authentication Decision Guide</w:t>
+        </w:r>
+      </w:hyperlink>
+      <w:r>
+        <w:t xml:space="preserve"> </w:t>
+      </w:r>
+      <w:r>
+        <w:t xml:space="preserve">for login and identity-provider choices.</w:t>
+      </w:r>
+    </w:p>
+    <w:p>
+      <w:pPr>
+        <w:pStyle w:val="BodyText"/>
       </w:pPr>
       <w:r>
         <w:rPr>
@@ -76,7 +101,7 @@
         </w:rPr>
         <w:t xml:space="preserve"> </w:t>
       </w:r>
-      <w:hyperlink r:id="rId23">
+      <w:hyperlink r:id="rId24">
         <w:r>
           <w:rPr>
             <w:rStyle w:val="Hyperlink"/>
@@ -101,7 +126,14 @@
         <w:t xml:space="preserve">docs.</w:t>
       </w:r>
     </w:p>
-    <w:bookmarkStart w:id="24" w:name="section-1-use-case-participants"/>
+    <w:p>
+      <w:r>
+        <w:pict>
+          <v:rect style="width:0;height:1.5pt" o:hralign="center" o:hrstd="t" o:hr="t"/>
+        </w:pict>
+      </w:r>
+    </w:p>
+    <w:bookmarkStart w:id="25" w:name="section-1-use-case-participants"/>
     <w:p>
       <w:pPr>
         <w:pStyle w:val="Heading2"/>
@@ -249,8 +281,8 @@
         </w:pict>
       </w:r>
     </w:p>
-    <w:bookmarkEnd w:id="24"/>
-    <w:bookmarkStart w:id="29" w:name="section-2-multi-tenancy"/>
+    <w:bookmarkEnd w:id="25"/>
+    <w:bookmarkStart w:id="30" w:name="section-2-multi-tenancy"/>
     <w:p>
       <w:pPr>
         <w:pStyle w:val="Heading2"/>
@@ -322,7 +354,7 @@
         </w:rPr>
         <w:t xml:space="preserve"> </w:t>
       </w:r>
-      <w:hyperlink r:id="rId25">
+      <w:hyperlink r:id="rId26">
         <w:r>
           <w:rPr>
             <w:rStyle w:val="Hyperlink"/>
@@ -363,7 +395,7 @@
       <w:r>
         <w:t xml:space="preserve"> </w:t>
       </w:r>
-      <w:hyperlink r:id="rId26">
+      <w:hyperlink r:id="rId27">
         <w:r>
           <w:rPr>
             <w:rStyle w:val="Hyperlink"/>
@@ -397,7 +429,7 @@
         </w:pict>
       </w:r>
     </w:p>
-    <w:bookmarkStart w:id="27" w:name="a-tenant-modeling"/>
+    <w:bookmarkStart w:id="28" w:name="a-tenant-modeling"/>
     <w:p>
       <w:pPr>
         <w:pStyle w:val="Heading3"/>
@@ -691,8 +723,8 @@
         </w:pict>
       </w:r>
     </w:p>
-    <w:bookmarkEnd w:id="27"/>
-    <w:bookmarkStart w:id="28" w:name="b-patient-and-practitioner-sharing"/>
+    <w:bookmarkEnd w:id="28"/>
+    <w:bookmarkStart w:id="29" w:name="b-patient-and-practitioner-sharing"/>
     <w:p>
       <w:pPr>
         <w:pStyle w:val="Heading3"/>
@@ -927,9 +959,9 @@
         </w:pict>
       </w:r>
     </w:p>
-    <w:bookmarkEnd w:id="28"/>
     <w:bookmarkEnd w:id="29"/>
-    <w:bookmarkStart w:id="33" w:name="section-3-roles-permissions"/>
+    <w:bookmarkEnd w:id="30"/>
+    <w:bookmarkStart w:id="34" w:name="section-3-roles-permissions"/>
     <w:p>
       <w:pPr>
         <w:pStyle w:val="Heading2"/>
@@ -953,7 +985,7 @@
         </w:pict>
       </w:r>
     </w:p>
-    <w:bookmarkStart w:id="30" w:name="a-role-inventory-scope"/>
+    <w:bookmarkStart w:id="31" w:name="a-role-inventory-scope"/>
     <w:p>
       <w:pPr>
         <w:pStyle w:val="Heading3"/>
@@ -1322,8 +1354,8 @@
         </w:pict>
       </w:r>
     </w:p>
-    <w:bookmarkEnd w:id="30"/>
-    <w:bookmarkStart w:id="31" w:name="b-permission-mechanics"/>
+    <w:bookmarkEnd w:id="31"/>
+    <w:bookmarkStart w:id="32" w:name="b-permission-mechanics"/>
     <w:p>
       <w:pPr>
         <w:pStyle w:val="Heading3"/>
@@ -1553,8 +1585,8 @@
         </w:pict>
       </w:r>
     </w:p>
-    <w:bookmarkEnd w:id="31"/>
-    <w:bookmarkStart w:id="32" w:name="c-narrowing-what-a-role-can-do"/>
+    <w:bookmarkEnd w:id="32"/>
+    <w:bookmarkStart w:id="33" w:name="c-narrowing-what-a-role-can-do"/>
     <w:p>
       <w:pPr>
         <w:pStyle w:val="Heading3"/>
@@ -2227,9 +2259,9 @@
         </w:pict>
       </w:r>
     </w:p>
-    <w:bookmarkEnd w:id="32"/>
     <w:bookmarkEnd w:id="33"/>
-    <w:bookmarkStart w:id="34" w:name="section-4-admin-structure"/>
+    <w:bookmarkEnd w:id="34"/>
+    <w:bookmarkStart w:id="35" w:name="section-4-admin-structure"/>
     <w:p>
       <w:pPr>
         <w:pStyle w:val="Heading2"/>
@@ -2589,9 +2621,9 @@
         </w:pict>
       </w:r>
     </w:p>
-    <w:bookmarkEnd w:id="34"/>
     <w:bookmarkEnd w:id="35"/>
-    <w:bookmarkStart w:id="43" w:name="appendix-additional-decisions"/>
+    <w:bookmarkEnd w:id="36"/>
+    <w:bookmarkStart w:id="44" w:name="appendix-additional-decisions"/>
     <w:p>
       <w:pPr>
         <w:pStyle w:val="Heading1"/>
@@ -2619,7 +2651,7 @@
         </w:pict>
       </w:r>
     </w:p>
-    <w:bookmarkStart w:id="36" w:name="a.-open-registration-caregivers"/>
+    <w:bookmarkStart w:id="37" w:name="a.-open-registration-caregivers"/>
     <w:p>
       <w:pPr>
         <w:pStyle w:val="Heading2"/>
@@ -3087,8 +3119,8 @@
         </w:pict>
       </w:r>
     </w:p>
-    <w:bookmarkEnd w:id="36"/>
-    <w:bookmarkStart w:id="37" w:name="b.-smart-on-fhir"/>
+    <w:bookmarkEnd w:id="37"/>
+    <w:bookmarkStart w:id="38" w:name="b.-smart-on-fhir"/>
     <w:p>
       <w:pPr>
         <w:pStyle w:val="Heading2"/>
@@ -3406,8 +3438,8 @@
         </w:pict>
       </w:r>
     </w:p>
-    <w:bookmarkEnd w:id="37"/>
-    <w:bookmarkStart w:id="38" w:name="c.-ip-access-rules"/>
+    <w:bookmarkEnd w:id="38"/>
+    <w:bookmarkStart w:id="39" w:name="c.-ip-access-rules"/>
     <w:p>
       <w:pPr>
         <w:pStyle w:val="Heading2"/>
@@ -3619,8 +3651,8 @@
         </w:pict>
       </w:r>
     </w:p>
-    <w:bookmarkEnd w:id="38"/>
-    <w:bookmarkStart w:id="40" w:name="d.-enrollment-reassignment-workflows"/>
+    <w:bookmarkEnd w:id="39"/>
+    <w:bookmarkStart w:id="41" w:name="d.-enrollment-reassignment-workflows"/>
     <w:p>
       <w:pPr>
         <w:pStyle w:val="Heading2"/>
@@ -3760,7 +3792,7 @@
             <w:r>
               <w:t xml:space="preserve"> </w:t>
             </w:r>
-            <w:hyperlink r:id="rId39">
+            <w:hyperlink r:id="rId40">
               <w:r>
                 <w:rPr>
                   <w:rStyle w:val="VerbatimChar"/>
@@ -3877,7 +3909,7 @@
       <w:r>
         <w:t xml:space="preserve"> </w:t>
       </w:r>
-      <w:hyperlink r:id="rId26">
+      <w:hyperlink r:id="rId27">
         <w:r>
           <w:rPr>
             <w:rStyle w:val="Hyperlink"/>
@@ -3911,8 +3943,8 @@
         </w:pict>
       </w:r>
     </w:p>
-    <w:bookmarkEnd w:id="40"/>
-    <w:bookmarkStart w:id="41" w:name="e.-shared-vs.-tenant-specific-resources"/>
+    <w:bookmarkEnd w:id="41"/>
+    <w:bookmarkStart w:id="42" w:name="e.-shared-vs.-tenant-specific-resources"/>
     <w:p>
       <w:pPr>
         <w:pStyle w:val="Heading2"/>
@@ -4217,8 +4249,8 @@
         <w:t xml:space="preserve">Forgetting unfiltered read on standard terminology causes empty dropdowns — a common multi-tenant misconfiguration.</w:t>
       </w:r>
     </w:p>
-    <w:bookmarkEnd w:id="41"/>
-    <w:bookmarkStart w:id="42" w:name="f.-role-aware-ui"/>
+    <w:bookmarkEnd w:id="42"/>
+    <w:bookmarkStart w:id="43" w:name="f.-role-aware-ui"/>
     <w:p>
       <w:pPr>
         <w:pStyle w:val="Heading2"/>
@@ -4352,8 +4384,8 @@
         <w:t xml:space="preserve">keeps the UI in sync with what the API enforces. The alternative (hardcoded role field, custom endpoint) tends to drift.</w:t>
       </w:r>
     </w:p>
-    <w:bookmarkEnd w:id="42"/>
     <w:bookmarkEnd w:id="43"/>
+    <w:bookmarkEnd w:id="44"/>
     <w:sectPr>
       <w:pgSz w:h="15840" w:w="12240"/>
       <w:pgMar w:bottom="1440" w:footer="720" w:gutter="0" w:header="720" w:left="1440" w:right="1440" w:top="1440"/>

--- a/packages/docs/static/decision-guides/access-control.docx
+++ b/packages/docs/static/decision-guides/access-control.docx
@@ -49,7 +49,7 @@
         </w:drawing>
       </w:r>
     </w:p>
-    <w:bookmarkStart w:id="68" w:name="access-control-decision-guide"/>
+    <w:bookmarkStart w:id="69" w:name="access-control-decision-guide"/>
     <w:p>
       <w:pPr>
         <w:pStyle w:val="Heading1"/>
@@ -3508,6 +3508,24 @@
         <w:pStyle w:val="BodyText"/>
       </w:pPr>
       <w:r>
+        <w:rPr>
+          <w:b/>
+          <w:bCs/>
+        </w:rPr>
+        <w:t xml:space="preserve">Default or custom policy?</w:t>
+      </w:r>
+      <w:r>
+        <w:t xml:space="preserve"> </w:t>
+      </w:r>
+      <w:r>
+        <w:t xml:space="preserve">The built-in Admin default grants broad read/write access. When admin status changes, Medplum swaps the recognized Practitioner/Admin default to the matching default, if configured. Custom policy assignments are unchanged by this swap; the admin flag still changes administrative capabilities. Use an explicit custom policy when the defaults are too broad.</w:t>
+      </w:r>
+    </w:p>
+    <w:p>
+      <w:pPr>
+        <w:pStyle w:val="BodyText"/>
+      </w:pPr>
+      <w:r>
         <w:t xml:space="preserve">Implementation:</w:t>
       </w:r>
       <w:r>
@@ -3731,6 +3749,77 @@
         </w:tc>
       </w:tr>
     </w:tbl>
+    <w:p>
+      <w:pPr>
+        <w:pStyle w:val="BodyText"/>
+      </w:pPr>
+      <w:r>
+        <w:rPr>
+          <w:b/>
+          <w:bCs/>
+        </w:rPr>
+        <w:t xml:space="preserve">Check both enrollment paths.</w:t>
+      </w:r>
+      <w:r>
+        <w:t xml:space="preserve"> </w:t>
+      </w:r>
+      <w:r>
+        <w:t xml:space="preserve">Open registration uses</w:t>
+      </w:r>
+      <w:r>
+        <w:t xml:space="preserve"> </w:t>
+      </w:r>
+      <w:r>
+        <w:rPr>
+          <w:rStyle w:val="VerbatimChar"/>
+        </w:rPr>
+        <w:t xml:space="preserve">Project.defaultPatientAccessPolicy</w:t>
+      </w:r>
+      <w:r>
+        <w:t xml:space="preserve">. Patient invitations without an explicit policy prefer the Patient entry in</w:t>
+      </w:r>
+      <w:r>
+        <w:t xml:space="preserve"> </w:t>
+      </w:r>
+      <w:r>
+        <w:rPr>
+          <w:rStyle w:val="VerbatimChar"/>
+        </w:rPr>
+        <w:t xml:space="preserve">Project.defaultAccessPolicies</w:t>
+      </w:r>
+      <w:r>
+        <w:t xml:space="preserve">, falling back to</w:t>
+      </w:r>
+      <w:r>
+        <w:t xml:space="preserve"> </w:t>
+      </w:r>
+      <w:r>
+        <w:rPr>
+          <w:rStyle w:val="VerbatimChar"/>
+        </w:rPr>
+        <w:t xml:space="preserve">defaultPatientAccessPolicy</w:t>
+      </w:r>
+      <w:r>
+        <w:t xml:space="preserve"> </w:t>
+      </w:r>
+      <w:r>
+        <w:t xml:space="preserve">if that entry is absent. Align these defaults if both paths should grant the same access. Changing the registration default affects future registrations; it does not migrate existing memberships. See</w:t>
+      </w:r>
+      <w:r>
+        <w:t xml:space="preserve"> </w:t>
+      </w:r>
+      <w:hyperlink r:id="rId55">
+        <w:r>
+          <w:rPr>
+            <w:rStyle w:val="Hyperlink"/>
+          </w:rPr>
+          <w:t xml:space="preserve">Default Access Policies</w:t>
+        </w:r>
+      </w:hyperlink>
+      <w:r>
+        <w:t xml:space="preserve">.</w:t>
+      </w:r>
+    </w:p>
     <w:bookmarkEnd w:id="58"/>
     <w:bookmarkStart w:id="61" w:name="X868e7299423d828dfd74eb8e917ec75612cf272"/>
     <w:p>
@@ -4667,7 +4756,127 @@
     </w:p>
     <w:bookmarkEnd w:id="66"/>
     <w:bookmarkEnd w:id="67"/>
+    <w:bookmarkStart w:id="68" w:name="decisions-to-record"/>
+    <w:p>
+      <w:pPr>
+        <w:pStyle w:val="Heading2"/>
+      </w:pPr>
+      <w:r>
+        <w:t xml:space="preserve">Decisions to Record</w:t>
+      </w:r>
+    </w:p>
+    <w:p>
+      <w:pPr>
+        <w:pStyle w:val="Compact"/>
+        <w:numPr>
+          <w:ilvl w:val="0"/>
+          <w:numId w:val="1006"/>
+        </w:numPr>
+      </w:pPr>
+      <w:r>
+        <w:rPr>
+          <w:b/>
+          <w:bCs/>
+        </w:rPr>
+        <w:t xml:space="preserve">Tenant boundaries:</w:t>
+      </w:r>
+      <w:r>
+        <w:t xml:space="preserve"> </w:t>
+      </w:r>
+      <w:r>
+        <w:t xml:space="preserve">Isolated and shared data, including handling of patient transfers.</w:t>
+      </w:r>
+    </w:p>
+    <w:p>
+      <w:pPr>
+        <w:pStyle w:val="Compact"/>
+        <w:numPr>
+          <w:ilvl w:val="0"/>
+          <w:numId w:val="1006"/>
+        </w:numPr>
+      </w:pPr>
+      <w:r>
+        <w:rPr>
+          <w:b/>
+          <w:bCs/>
+        </w:rPr>
+        <w:t xml:space="preserve">Role permissions:</w:t>
+      </w:r>
+      <w:r>
+        <w:t xml:space="preserve"> </w:t>
+      </w:r>
+      <w:r>
+        <w:t xml:space="preserve">Allowed data and actions, distinguishing API restrictions from UI filters.</w:t>
+      </w:r>
+    </w:p>
+    <w:p>
+      <w:pPr>
+        <w:pStyle w:val="Compact"/>
+        <w:numPr>
+          <w:ilvl w:val="0"/>
+          <w:numId w:val="1006"/>
+        </w:numPr>
+      </w:pPr>
+      <w:r>
+        <w:rPr>
+          <w:b/>
+          <w:bCs/>
+        </w:rPr>
+        <w:t xml:space="preserve">Automation identity:</w:t>
+      </w:r>
+      <w:r>
+        <w:t xml:space="preserve"> </w:t>
+      </w:r>
+      <w:r>
+        <w:t xml:space="preserve">Identity and permissions for each Bot or backend service, where applicable.</w:t>
+      </w:r>
+    </w:p>
+    <w:p>
+      <w:pPr>
+        <w:pStyle w:val="Compact"/>
+        <w:numPr>
+          <w:ilvl w:val="0"/>
+          <w:numId w:val="1006"/>
+        </w:numPr>
+      </w:pPr>
+      <w:r>
+        <w:rPr>
+          <w:b/>
+          <w:bCs/>
+        </w:rPr>
+        <w:t xml:space="preserve">Access lifecycle:</w:t>
+      </w:r>
+      <w:r>
+        <w:t xml:space="preserve"> </w:t>
+      </w:r>
+      <w:r>
+        <w:t xml:space="preserve">Owners for grants, changes, revocation, expiry, and transfers.</w:t>
+      </w:r>
+    </w:p>
+    <w:p>
+      <w:pPr>
+        <w:pStyle w:val="Compact"/>
+        <w:numPr>
+          <w:ilvl w:val="0"/>
+          <w:numId w:val="1006"/>
+        </w:numPr>
+      </w:pPr>
+      <w:r>
+        <w:rPr>
+          <w:b/>
+          <w:bCs/>
+        </w:rPr>
+        <w:t xml:space="preserve">API acceptance checks:</w:t>
+      </w:r>
+      <w:r>
+        <w:t xml:space="preserve"> </w:t>
+      </w:r>
+      <w:r>
+        <w:t xml:space="preserve">Requests that should succeed or fail for each role, including after revocation.</w:t>
+      </w:r>
+    </w:p>
     <w:bookmarkEnd w:id="68"/>
+    <w:bookmarkEnd w:id="69"/>
     <w:sectPr>
       <w:pgSz w:h="15840" w:w="12240"/>
       <w:pgMar w:bottom="1440" w:footer="720" w:gutter="0" w:header="720" w:left="1440" w:right="1440" w:top="1440"/>
@@ -5011,6 +5220,9 @@
     <w:abstractNumId w:val="991"/>
   </w:num>
   <w:num w:numId="1005">
+    <w:abstractNumId w:val="991"/>
+  </w:num>
+  <w:num w:numId="1006">
     <w:abstractNumId w:val="991"/>
   </w:num>
 </w:numbering>

--- a/packages/docs/static/decision-guides/access-control.docx
+++ b/packages/docs/static/decision-guides/access-control.docx
@@ -49,7 +49,7 @@
         </w:drawing>
       </w:r>
     </w:p>
-    <w:bookmarkStart w:id="69" w:name="access-control-decision-guide"/>
+    <w:bookmarkStart w:id="68" w:name="access-control-decision-guide"/>
     <w:p>
       <w:pPr>
         <w:pStyle w:val="Heading1"/>
@@ -4756,127 +4756,7 @@
     </w:p>
     <w:bookmarkEnd w:id="66"/>
     <w:bookmarkEnd w:id="67"/>
-    <w:bookmarkStart w:id="68" w:name="decisions-to-record"/>
-    <w:p>
-      <w:pPr>
-        <w:pStyle w:val="Heading2"/>
-      </w:pPr>
-      <w:r>
-        <w:t xml:space="preserve">Decisions to Record</w:t>
-      </w:r>
-    </w:p>
-    <w:p>
-      <w:pPr>
-        <w:pStyle w:val="Compact"/>
-        <w:numPr>
-          <w:ilvl w:val="0"/>
-          <w:numId w:val="1006"/>
-        </w:numPr>
-      </w:pPr>
-      <w:r>
-        <w:rPr>
-          <w:b/>
-          <w:bCs/>
-        </w:rPr>
-        <w:t xml:space="preserve">Tenant boundaries:</w:t>
-      </w:r>
-      <w:r>
-        <w:t xml:space="preserve"> </w:t>
-      </w:r>
-      <w:r>
-        <w:t xml:space="preserve">Isolated and shared data, including handling of patient transfers.</w:t>
-      </w:r>
-    </w:p>
-    <w:p>
-      <w:pPr>
-        <w:pStyle w:val="Compact"/>
-        <w:numPr>
-          <w:ilvl w:val="0"/>
-          <w:numId w:val="1006"/>
-        </w:numPr>
-      </w:pPr>
-      <w:r>
-        <w:rPr>
-          <w:b/>
-          <w:bCs/>
-        </w:rPr>
-        <w:t xml:space="preserve">Role permissions:</w:t>
-      </w:r>
-      <w:r>
-        <w:t xml:space="preserve"> </w:t>
-      </w:r>
-      <w:r>
-        <w:t xml:space="preserve">Allowed data and actions, distinguishing API restrictions from UI filters.</w:t>
-      </w:r>
-    </w:p>
-    <w:p>
-      <w:pPr>
-        <w:pStyle w:val="Compact"/>
-        <w:numPr>
-          <w:ilvl w:val="0"/>
-          <w:numId w:val="1006"/>
-        </w:numPr>
-      </w:pPr>
-      <w:r>
-        <w:rPr>
-          <w:b/>
-          <w:bCs/>
-        </w:rPr>
-        <w:t xml:space="preserve">Automation identity:</w:t>
-      </w:r>
-      <w:r>
-        <w:t xml:space="preserve"> </w:t>
-      </w:r>
-      <w:r>
-        <w:t xml:space="preserve">Identity and permissions for each Bot or backend service, where applicable.</w:t>
-      </w:r>
-    </w:p>
-    <w:p>
-      <w:pPr>
-        <w:pStyle w:val="Compact"/>
-        <w:numPr>
-          <w:ilvl w:val="0"/>
-          <w:numId w:val="1006"/>
-        </w:numPr>
-      </w:pPr>
-      <w:r>
-        <w:rPr>
-          <w:b/>
-          <w:bCs/>
-        </w:rPr>
-        <w:t xml:space="preserve">Access lifecycle:</w:t>
-      </w:r>
-      <w:r>
-        <w:t xml:space="preserve"> </w:t>
-      </w:r>
-      <w:r>
-        <w:t xml:space="preserve">Owners for grants, changes, revocation, expiry, and transfers.</w:t>
-      </w:r>
-    </w:p>
-    <w:p>
-      <w:pPr>
-        <w:pStyle w:val="Compact"/>
-        <w:numPr>
-          <w:ilvl w:val="0"/>
-          <w:numId w:val="1006"/>
-        </w:numPr>
-      </w:pPr>
-      <w:r>
-        <w:rPr>
-          <w:b/>
-          <w:bCs/>
-        </w:rPr>
-        <w:t xml:space="preserve">API acceptance checks:</w:t>
-      </w:r>
-      <w:r>
-        <w:t xml:space="preserve"> </w:t>
-      </w:r>
-      <w:r>
-        <w:t xml:space="preserve">Requests that should succeed or fail for each role, including after revocation.</w:t>
-      </w:r>
-    </w:p>
     <w:bookmarkEnd w:id="68"/>
-    <w:bookmarkEnd w:id="69"/>
     <w:sectPr>
       <w:pgSz w:h="15840" w:w="12240"/>
       <w:pgMar w:bottom="1440" w:footer="720" w:gutter="0" w:header="720" w:left="1440" w:right="1440" w:top="1440"/>
@@ -5220,9 +5100,6 @@
     <w:abstractNumId w:val="991"/>
   </w:num>
   <w:num w:numId="1005">
-    <w:abstractNumId w:val="991"/>
-  </w:num>
-  <w:num w:numId="1006">
     <w:abstractNumId w:val="991"/>
   </w:num>
 </w:numbering>

--- a/packages/docs/static/decision-guides/access-control.docx
+++ b/packages/docs/static/decision-guides/access-control.docx
@@ -49,7 +49,7 @@
         </w:drawing>
       </w:r>
     </w:p>
-    <w:bookmarkStart w:id="68" w:name="access-control-decision-guide"/>
+    <w:bookmarkStart w:id="75" w:name="access-control-decision-guide"/>
     <w:p>
       <w:pPr>
         <w:pStyle w:val="Heading1"/>
@@ -131,21 +131,7 @@
         <w:pStyle w:val="BodyText"/>
       </w:pPr>
       <w:r>
-        <w:t xml:space="preserve">Identify your users and organizational structure, then</w:t>
-      </w:r>
-      <w:r>
-        <w:t xml:space="preserve"> </w:t>
-      </w:r>
-      <w:hyperlink w:anchor="X61abe05f109594ea1ae94120769161a7c0895c3">
-        <w:r>
-          <w:rPr>
-            <w:rStyle w:val="Hyperlink"/>
-          </w:rPr>
-          <w:t xml:space="preserve">distinguish API restrictions from UI filtering</w:t>
-        </w:r>
-      </w:hyperlink>
-      <w:r>
-        <w:t xml:space="preserve">. Work through these decisions for the access the API must enforce:</w:t>
+        <w:t xml:space="preserve">Plan access control around four choices:</w:t>
       </w:r>
     </w:p>
     <w:p>
@@ -156,21 +142,21 @@
           <w:numId w:val="1001"/>
         </w:numPr>
       </w:pPr>
-      <w:hyperlink w:anchor="Xcecb4e14f589b61f9519f4ca8464e72fb7d268e">
+      <w:hyperlink w:anchor="data-separation-and-sharing">
         <w:r>
           <w:rPr>
             <w:rStyle w:val="Hyperlink"/>
             <w:b/>
             <w:bCs/>
           </w:rPr>
-          <w:t xml:space="preserve">How will you separate and share data?</w:t>
+          <w:t xml:space="preserve">Define data separation and sharing</w:t>
         </w:r>
       </w:hyperlink>
       <w:r>
         <w:t xml:space="preserve"> </w:t>
       </w:r>
       <w:r>
-        <w:t xml:space="preserve">For applications with internal or multi-organization isolation.</w:t>
+        <w:t xml:space="preserve">if organizations, locations, teams, or service lines need isolation. Choose tenant boundaries, shared resources, and how enrollment or transfers change access.</w:t>
       </w:r>
     </w:p>
     <w:p>
@@ -181,21 +167,28 @@
           <w:numId w:val="1001"/>
         </w:numPr>
       </w:pPr>
-      <w:hyperlink w:anchor="Xbb0c278d81283a4725515975d5ae02ca213a431">
+      <w:hyperlink w:anchor="role-data-scope">
         <w:r>
           <w:rPr>
             <w:rStyle w:val="Hyperlink"/>
             <w:b/>
             <w:bCs/>
           </w:rPr>
-          <w:t xml:space="preserve">Which data should each role be able to access?</w:t>
+          <w:t xml:space="preserve">Choose each role’s data scope</w:t>
         </w:r>
       </w:hyperlink>
       <w:r>
-        <w:t xml:space="preserve"> </w:t>
-      </w:r>
-      <w:r>
-        <w:t xml:space="preserve">Define each role’s scope.</w:t>
+        <w:rPr>
+          <w:b/>
+          <w:bCs/>
+        </w:rPr>
+        <w:t xml:space="preserve">.</w:t>
+      </w:r>
+      <w:r>
+        <w:t xml:space="preserve"> </w:t>
+      </w:r>
+      <w:r>
+        <w:t xml:space="preserve">For multiple tenants, decide whether access is combined across tenants or separated by authenticated session.</w:t>
       </w:r>
     </w:p>
     <w:p>
@@ -206,21 +199,28 @@
           <w:numId w:val="1001"/>
         </w:numPr>
       </w:pPr>
-      <w:hyperlink w:anchor="X42a041ebbf4cde02e18f5b08766ec1c8ef5d5f3">
+      <w:hyperlink w:anchor="role-permissions">
         <w:r>
           <w:rPr>
             <w:rStyle w:val="Hyperlink"/>
             <w:b/>
             <w:bCs/>
           </w:rPr>
-          <w:t xml:space="preserve">What should each role be allowed to do?</w:t>
+          <w:t xml:space="preserve">Define role permissions</w:t>
         </w:r>
       </w:hyperlink>
       <w:r>
-        <w:t xml:space="preserve"> </w:t>
-      </w:r>
-      <w:r>
-        <w:t xml:space="preserve">Choose permissions and any restrictions.</w:t>
+        <w:rPr>
+          <w:b/>
+          <w:bCs/>
+        </w:rPr>
+        <w:t xml:space="preserve">.</w:t>
+      </w:r>
+      <w:r>
+        <w:t xml:space="preserve"> </w:t>
+      </w:r>
+      <w:r>
+        <w:t xml:space="preserve">Choose resource types and interactions, then add field restrictions, write constraints, or attribute filters where needed.</w:t>
       </w:r>
     </w:p>
     <w:p>
@@ -231,21 +231,28 @@
           <w:numId w:val="1001"/>
         </w:numPr>
       </w:pPr>
-      <w:hyperlink w:anchor="Xdcf65e12ff258a894869928054da5a9ce38bb61">
+      <w:hyperlink w:anchor="administration">
         <w:r>
           <w:rPr>
             <w:rStyle w:val="Hyperlink"/>
             <w:b/>
             <w:bCs/>
           </w:rPr>
-          <w:t xml:space="preserve">Who will administer users and configuration?</w:t>
+          <w:t xml:space="preserve">Assign administration</w:t>
         </w:r>
       </w:hyperlink>
       <w:r>
-        <w:t xml:space="preserve"> </w:t>
-      </w:r>
-      <w:r>
-        <w:t xml:space="preserve">Assign administrative responsibilities.</w:t>
+        <w:rPr>
+          <w:b/>
+          <w:bCs/>
+        </w:rPr>
+        <w:t xml:space="preserve">.</w:t>
+      </w:r>
+      <w:r>
+        <w:t xml:space="preserve"> </w:t>
+      </w:r>
+      <w:r>
+        <w:t xml:space="preserve">Decide who manages users, memberships, and configuration, including the clinical access those administrators need.</w:t>
       </w:r>
     </w:p>
     <w:p>
@@ -253,12 +260,12 @@
         <w:pStyle w:val="FirstParagraph"/>
       </w:pPr>
       <w:r>
-        <w:t xml:space="preserve">Also review</w:t>
-      </w:r>
-      <w:r>
-        <w:t xml:space="preserve"> </w:t>
-      </w:r>
-      <w:hyperlink w:anchor="X1b3a5e1144b0225df3807e086f4dfd1a93e3c1d">
+        <w:t xml:space="preserve">Also plan</w:t>
+      </w:r>
+      <w:r>
+        <w:t xml:space="preserve"> </w:t>
+      </w:r>
+      <w:hyperlink w:anchor="patient-and-caregiver-access">
         <w:r>
           <w:rPr>
             <w:rStyle w:val="Hyperlink"/>
@@ -267,12 +274,15 @@
         </w:r>
       </w:hyperlink>
       <w:r>
-        <w:t xml:space="preserve">,</w:t>
-      </w:r>
-      <w:r>
-        <w:t xml:space="preserve"> </w:t>
-      </w:r>
-      <w:hyperlink w:anchor="how-will-third-party-apps-get-access">
+        <w:t xml:space="preserve"> </w:t>
+      </w:r>
+      <w:r>
+        <w:t xml:space="preserve">if you offer a patient portal,</w:t>
+      </w:r>
+      <w:r>
+        <w:t xml:space="preserve"> </w:t>
+      </w:r>
+      <w:hyperlink w:anchor="third-party-app-access">
         <w:r>
           <w:rPr>
             <w:rStyle w:val="Hyperlink"/>
@@ -281,34 +291,55 @@
         </w:r>
       </w:hyperlink>
       <w:r>
-        <w:t xml:space="preserve">, and</w:t>
-      </w:r>
-      <w:r>
-        <w:t xml:space="preserve"> </w:t>
-      </w:r>
-      <w:hyperlink w:anchor="X0b6fa8281b5f865471d78f98975d7269c9272cd">
+        <w:t xml:space="preserve"> </w:t>
+      </w:r>
+      <w:r>
+        <w:t xml:space="preserve">if you need SMART launch or delegated access, and</w:t>
+      </w:r>
+      <w:r>
+        <w:t xml:space="preserve"> </w:t>
+      </w:r>
+      <w:hyperlink w:anchor="network-restrictions">
         <w:r>
           <w:rPr>
             <w:rStyle w:val="Hyperlink"/>
           </w:rPr>
-          <w:t xml:space="preserve">IP restrictions</w:t>
+          <w:t xml:space="preserve">network restrictions</w:t>
         </w:r>
       </w:hyperlink>
       <w:r>
         <w:t xml:space="preserve"> </w:t>
       </w:r>
       <w:r>
-        <w:t xml:space="preserve">where applicable.</w:t>
-      </w:r>
-    </w:p>
-    <w:p>
-      <w:r>
-        <w:pict>
-          <v:rect style="width:0;height:1.5pt" o:hralign="center" o:hrstd="t" o:hr="t"/>
-        </w:pict>
-      </w:r>
-    </w:p>
-    <w:bookmarkStart w:id="19" w:name="before-you-start"/>
+        <w:t xml:space="preserve">if IP-based controls are required.</w:t>
+      </w:r>
+    </w:p>
+    <w:p>
+      <w:pPr>
+        <w:pStyle w:val="BodyText"/>
+      </w:pPr>
+      <w:r>
+        <w:t xml:space="preserve">Use the</w:t>
+      </w:r>
+      <w:r>
+        <w:t xml:space="preserve"> </w:t>
+      </w:r>
+      <w:hyperlink w:anchor="before-you-start">
+        <w:r>
+          <w:rPr>
+            <w:rStyle w:val="Hyperlink"/>
+          </w:rPr>
+          <w:t xml:space="preserve">questions below</w:t>
+        </w:r>
+      </w:hyperlink>
+      <w:r>
+        <w:t xml:space="preserve"> </w:t>
+      </w:r>
+      <w:r>
+        <w:t xml:space="preserve">to identify your users and organizational structure, then distinguish API restrictions from UI filtering before choosing the relevant access controls. Add requirements beyond these examples where needed.</w:t>
+      </w:r>
+    </w:p>
+    <w:bookmarkStart w:id="20" w:name="before-you-start"/>
     <w:p>
       <w:pPr>
         <w:pStyle w:val="Heading2"/>
@@ -433,7 +464,7 @@
       </w:r>
     </w:p>
     <w:bookmarkEnd w:id="15"/>
-    <w:bookmarkStart w:id="18" w:name="X61abe05f109594ea1ae94120769161a7c0895c3"/>
+    <w:bookmarkStart w:id="19" w:name="X61abe05f109594ea1ae94120769161a7c0895c3"/>
     <w:p>
       <w:pPr>
         <w:pStyle w:val="Heading3"/>
@@ -490,7 +521,7 @@
       </w:r>
     </w:p>
     <w:bookmarkEnd w:id="16"/>
-    <w:bookmarkStart w:id="17" w:name="option-b-change-the-displayed-view"/>
+    <w:bookmarkStart w:id="18" w:name="option-b-change-the-displayed-view"/>
     <w:p>
       <w:pPr>
         <w:pStyle w:val="Heading4"/>
@@ -533,23 +564,18 @@
         <w:t xml:space="preserve">the API defines the permitted access; the UI selects what to display within it. Apply this distinction to tenant boundaries, resource permissions, and individual fields throughout the guide.</w:t>
       </w:r>
     </w:p>
-    <w:p>
-      <w:r>
-        <w:pict>
-          <v:rect style="width:0;height:1.5pt" o:hralign="center" o:hrstd="t" o:hr="t"/>
-        </w:pict>
-      </w:r>
-    </w:p>
+    <w:bookmarkStart w:id="17" w:name="Xcecb4e14f589b61f9519f4ca8464e72fb7d268e"/>
     <w:bookmarkEnd w:id="17"/>
     <w:bookmarkEnd w:id="18"/>
     <w:bookmarkEnd w:id="19"/>
-    <w:bookmarkStart w:id="35" w:name="Xcecb4e14f589b61f9519f4ca8464e72fb7d268e"/>
+    <w:bookmarkEnd w:id="20"/>
+    <w:bookmarkStart w:id="37" w:name="data-separation-and-sharing"/>
     <w:p>
       <w:pPr>
         <w:pStyle w:val="Heading2"/>
       </w:pPr>
       <w:r>
-        <w:t xml:space="preserve">Decision 1: How will you separate and share data?</w:t>
+        <w:t xml:space="preserve">Data separation and sharing</w:t>
       </w:r>
     </w:p>
     <w:p>
@@ -572,12 +598,12 @@
       <w:r>
         <w:t xml:space="preserve"> </w:t>
       </w:r>
-      <w:hyperlink w:anchor="Xbb0c278d81283a4725515975d5ae02ca213a431">
+      <w:hyperlink w:anchor="role-data-scope">
         <w:r>
           <w:rPr>
             <w:rStyle w:val="Hyperlink"/>
           </w:rPr>
-          <w:t xml:space="preserve">Decision 2</w:t>
+          <w:t xml:space="preserve">Role data scope</w:t>
         </w:r>
       </w:hyperlink>
       <w:r>
@@ -670,7 +696,7 @@
       <w:r>
         <w:t xml:space="preserve"> </w:t>
       </w:r>
-      <w:hyperlink r:id="rId20">
+      <w:hyperlink r:id="rId21">
         <w:r>
           <w:rPr>
             <w:rStyle w:val="Hyperlink"/>
@@ -682,7 +708,7 @@
         <w:t xml:space="preserve">.</w:t>
       </w:r>
     </w:p>
-    <w:bookmarkStart w:id="25" w:name="what-does-a-tenant-represent"/>
+    <w:bookmarkStart w:id="26" w:name="what-does-a-tenant-represent"/>
     <w:p>
       <w:pPr>
         <w:pStyle w:val="Heading3"/>
@@ -699,7 +725,7 @@
         <w:t xml:space="preserve">Choose what a tenant represents in your application. What do you call these groups: clinics, programs, sites, or accounts?</w:t>
       </w:r>
     </w:p>
-    <w:bookmarkStart w:id="21" w:name="X75a4c232dbff175c8332acf14cf90246d443162"/>
+    <w:bookmarkStart w:id="22" w:name="X75a4c232dbff175c8332acf14cf90246d443162"/>
     <w:p>
       <w:pPr>
         <w:pStyle w:val="Heading4"/>
@@ -731,8 +757,8 @@
         <w:t xml:space="preserve">when tenants represent clinics, practices, or healthcare organizations in an MSO model.</w:t>
       </w:r>
     </w:p>
-    <w:bookmarkEnd w:id="21"/>
-    <w:bookmarkStart w:id="22" w:name="option-b-service-lines-or-departments"/>
+    <w:bookmarkEnd w:id="22"/>
+    <w:bookmarkStart w:id="23" w:name="option-b-service-lines-or-departments"/>
     <w:p>
       <w:pPr>
         <w:pStyle w:val="Heading4"/>
@@ -764,8 +790,8 @@
         <w:t xml:space="preserve">to represent functional groups within an organization.</w:t>
       </w:r>
     </w:p>
-    <w:bookmarkEnd w:id="22"/>
-    <w:bookmarkStart w:id="23" w:name="X850161c2f839118a2a631ad1f33e1882d930aa2"/>
+    <w:bookmarkEnd w:id="23"/>
+    <w:bookmarkStart w:id="24" w:name="X850161c2f839118a2a631ad1f33e1882d930aa2"/>
     <w:p>
       <w:pPr>
         <w:pStyle w:val="Heading4"/>
@@ -797,8 +823,8 @@
         <w:t xml:space="preserve">per patient.</w:t>
       </w:r>
     </w:p>
-    <w:bookmarkEnd w:id="23"/>
-    <w:bookmarkStart w:id="24" w:name="Xf332685ec2e9f8fe49cdb1017bc3ae1e180da43"/>
+    <w:bookmarkEnd w:id="24"/>
+    <w:bookmarkStart w:id="25" w:name="Xf332685ec2e9f8fe49cdb1017bc3ae1e180da43"/>
     <w:p>
       <w:pPr>
         <w:pStyle w:val="Heading4"/>
@@ -882,9 +908,9 @@
         <w:t xml:space="preserve">Adding a new lowest-level tenant requires a workflow to update every practitioner membership at or above that intermediary.</w:t>
       </w:r>
     </w:p>
-    <w:bookmarkEnd w:id="24"/>
     <w:bookmarkEnd w:id="25"/>
-    <w:bookmarkStart w:id="26" w:name="X813c7d71abbe107f83da315173f0f0ce64598ae"/>
+    <w:bookmarkEnd w:id="26"/>
+    <w:bookmarkStart w:id="27" w:name="X813c7d71abbe107f83da315173f0f0ce64598ae"/>
     <w:p>
       <w:pPr>
         <w:pStyle w:val="Heading3"/>
@@ -913,6 +939,7 @@
           <w:tcPr/>
           <w:p>
             <w:pPr>
+              <w:keepNext/>
               <w:pStyle w:val="Compact"/>
               <w:jc w:val="left"/>
             </w:pPr>
@@ -925,6 +952,7 @@
           <w:tcPr/>
           <w:p>
             <w:pPr>
+              <w:keepNext/>
               <w:pStyle w:val="Compact"/>
               <w:jc w:val="left"/>
             </w:pPr>
@@ -993,8 +1021,8 @@
         </w:tc>
       </w:tr>
     </w:tbl>
-    <w:bookmarkEnd w:id="26"/>
-    <w:bookmarkStart w:id="27" w:name="X53c74cada054b2191e6b0544543092d4fa68379"/>
+    <w:bookmarkEnd w:id="27"/>
+    <w:bookmarkStart w:id="28" w:name="X53c74cada054b2191e6b0544543092d4fa68379"/>
     <w:p>
       <w:pPr>
         <w:pStyle w:val="Heading3"/>
@@ -1023,6 +1051,7 @@
           <w:tcPr/>
           <w:p>
             <w:pPr>
+              <w:keepNext/>
               <w:pStyle w:val="Compact"/>
               <w:jc w:val="left"/>
             </w:pPr>
@@ -1035,6 +1064,7 @@
           <w:tcPr/>
           <w:p>
             <w:pPr>
+              <w:keepNext/>
               <w:pStyle w:val="Compact"/>
               <w:jc w:val="left"/>
             </w:pPr>
@@ -1127,8 +1157,8 @@
         </w:tc>
       </w:tr>
     </w:tbl>
-    <w:bookmarkEnd w:id="27"/>
-    <w:bookmarkStart w:id="30" w:name="X29e3e426735ba765c9aac8ade72e94c468c1446"/>
+    <w:bookmarkEnd w:id="28"/>
+    <w:bookmarkStart w:id="31" w:name="X29e3e426735ba765c9aac8ade72e94c468c1446"/>
     <w:p>
       <w:pPr>
         <w:pStyle w:val="Heading3"/>
@@ -1186,6 +1216,7 @@
           <w:tcPr/>
           <w:p>
             <w:pPr>
+              <w:keepNext/>
               <w:pStyle w:val="Compact"/>
               <w:jc w:val="left"/>
             </w:pPr>
@@ -1198,6 +1229,7 @@
           <w:tcPr/>
           <w:p>
             <w:pPr>
+              <w:keepNext/>
               <w:pStyle w:val="Compact"/>
               <w:jc w:val="left"/>
             </w:pPr>
@@ -1402,7 +1434,7 @@
       <w:r>
         <w:t xml:space="preserve"> </w:t>
       </w:r>
-      <w:hyperlink r:id="rId28">
+      <w:hyperlink r:id="rId29">
         <w:r>
           <w:rPr>
             <w:rStyle w:val="Hyperlink"/>
@@ -1416,7 +1448,7 @@
       <w:r>
         <w:t xml:space="preserve"> </w:t>
       </w:r>
-      <w:hyperlink r:id="rId29">
+      <w:hyperlink r:id="rId30">
         <w:r>
           <w:rPr>
             <w:rStyle w:val="Hyperlink"/>
@@ -1428,8 +1460,8 @@
         <w:t xml:space="preserve">.</w:t>
       </w:r>
     </w:p>
-    <w:bookmarkEnd w:id="30"/>
-    <w:bookmarkStart w:id="34" w:name="Xec55fb0e81d97ea3a2e0be5cf21ff9205af44dd"/>
+    <w:bookmarkEnd w:id="31"/>
+    <w:bookmarkStart w:id="36" w:name="Xec55fb0e81d97ea3a2e0be5cf21ff9205af44dd"/>
     <w:p>
       <w:pPr>
         <w:pStyle w:val="Heading3"/>
@@ -1506,6 +1538,7 @@
           <w:tcPr/>
           <w:p>
             <w:pPr>
+              <w:keepNext/>
               <w:pStyle w:val="Compact"/>
               <w:jc w:val="left"/>
             </w:pPr>
@@ -1518,6 +1551,7 @@
           <w:tcPr/>
           <w:p>
             <w:pPr>
+              <w:keepNext/>
               <w:pStyle w:val="Compact"/>
               <w:jc w:val="left"/>
             </w:pPr>
@@ -1556,7 +1590,7 @@
             <w:r>
               <w:t xml:space="preserve"> </w:t>
             </w:r>
-            <w:hyperlink r:id="rId31">
+            <w:hyperlink r:id="rId32">
               <w:r>
                 <w:rPr>
                   <w:rStyle w:val="VerbatimChar"/>
@@ -1695,7 +1729,7 @@
       <w:r>
         <w:t xml:space="preserve"> </w:t>
       </w:r>
-      <w:hyperlink r:id="rId32">
+      <w:hyperlink r:id="rId33">
         <w:r>
           <w:rPr>
             <w:rStyle w:val="Hyperlink"/>
@@ -1721,7 +1755,7 @@
       <w:r>
         <w:t xml:space="preserve"> </w:t>
       </w:r>
-      <w:hyperlink r:id="rId33">
+      <w:hyperlink r:id="rId34">
         <w:r>
           <w:rPr>
             <w:rStyle w:val="Hyperlink"/>
@@ -1765,27 +1799,29 @@
       <w:r>
         <w:t xml:space="preserve"> </w:t>
       </w:r>
-      <w:hyperlink w:anchor="Xbb0c278d81283a4725515975d5ae02ca213a431">
+      <w:hyperlink w:anchor="role-data-scope">
         <w:r>
           <w:rPr>
             <w:rStyle w:val="Hyperlink"/>
           </w:rPr>
-          <w:t xml:space="preserve">Decision 2</w:t>
+          <w:t xml:space="preserve">Role data scope</w:t>
         </w:r>
       </w:hyperlink>
       <w:r>
         <w:t xml:space="preserve">.</w:t>
       </w:r>
     </w:p>
-    <w:bookmarkEnd w:id="34"/>
+    <w:bookmarkStart w:id="35" w:name="Xbb0c278d81283a4725515975d5ae02ca213a431"/>
     <w:bookmarkEnd w:id="35"/>
-    <w:bookmarkStart w:id="43" w:name="Xbb0c278d81283a4725515975d5ae02ca213a431"/>
+    <w:bookmarkEnd w:id="36"/>
+    <w:bookmarkEnd w:id="37"/>
+    <w:bookmarkStart w:id="46" w:name="role-data-scope"/>
     <w:p>
       <w:pPr>
         <w:pStyle w:val="Heading2"/>
       </w:pPr>
       <w:r>
-        <w:t xml:space="preserve">Decision 2: Which data should each role be able to access?</w:t>
+        <w:t xml:space="preserve">Role data scope</w:t>
       </w:r>
     </w:p>
     <w:p>
@@ -1814,19 +1850,19 @@
       <w:r>
         <w:t xml:space="preserve"> </w:t>
       </w:r>
-      <w:hyperlink w:anchor="X42a041ebbf4cde02e18f5b08766ec1c8ef5d5f3">
+      <w:hyperlink w:anchor="role-permissions">
         <w:r>
           <w:rPr>
             <w:rStyle w:val="Hyperlink"/>
           </w:rPr>
-          <w:t xml:space="preserve">Decision 3</w:t>
+          <w:t xml:space="preserve">Role permissions</w:t>
         </w:r>
       </w:hyperlink>
       <w:r>
         <w:t xml:space="preserve">.</w:t>
       </w:r>
     </w:p>
-    <w:bookmarkStart w:id="36" w:name="option-a-access-to-one-tenant"/>
+    <w:bookmarkStart w:id="38" w:name="option-a-access-to-one-tenant"/>
     <w:p>
       <w:pPr>
         <w:pStyle w:val="Heading3"/>
@@ -1858,8 +1894,8 @@
         <w:t xml:space="preserve">entry parameterized with that tenant.</w:t>
       </w:r>
     </w:p>
-    <w:bookmarkEnd w:id="36"/>
-    <w:bookmarkStart w:id="37" w:name="X313111add5d0b088d84d6352e8797427e39519b"/>
+    <w:bookmarkEnd w:id="38"/>
+    <w:bookmarkStart w:id="39" w:name="X313111add5d0b088d84d6352e8797427e39519b"/>
     <w:p>
       <w:pPr>
         <w:pStyle w:val="Heading3"/>
@@ -1891,8 +1927,8 @@
         <w:t xml:space="preserve">entry per tenant with the same policy.</w:t>
       </w:r>
     </w:p>
-    <w:bookmarkEnd w:id="37"/>
-    <w:bookmarkStart w:id="38" w:name="Xdbb20e895d625d434a981b2c2fe15ab7fb49663"/>
+    <w:bookmarkEnd w:id="39"/>
+    <w:bookmarkStart w:id="40" w:name="Xdbb20e895d625d434a981b2c2fe15ab7fb49663"/>
     <w:p>
       <w:pPr>
         <w:pStyle w:val="Heading3"/>
@@ -1924,8 +1960,8 @@
         <w:t xml:space="preserve">filter.</w:t>
       </w:r>
     </w:p>
-    <w:bookmarkEnd w:id="38"/>
-    <w:bookmarkStart w:id="40" w:name="Xe8cfdb7f0d63a9dd54fd83326352bfde96941a6"/>
+    <w:bookmarkEnd w:id="40"/>
+    <w:bookmarkStart w:id="42" w:name="Xe8cfdb7f0d63a9dd54fd83326352bfde96941a6"/>
     <w:p>
       <w:pPr>
         <w:pStyle w:val="Heading3"/>
@@ -1944,7 +1980,7 @@
       <w:r>
         <w:t xml:space="preserve"> </w:t>
       </w:r>
-      <w:hyperlink r:id="rId39">
+      <w:hyperlink r:id="rId41">
         <w:r>
           <w:rPr>
             <w:rStyle w:val="Hyperlink"/>
@@ -1971,8 +2007,8 @@
         <w:t xml:space="preserve">.</w:t>
       </w:r>
     </w:p>
-    <w:bookmarkEnd w:id="40"/>
-    <w:bookmarkStart w:id="42" w:name="how-do-these-policies-combine"/>
+    <w:bookmarkEnd w:id="42"/>
+    <w:bookmarkStart w:id="45" w:name="how-do-these-policies-combine"/>
     <w:p>
       <w:pPr>
         <w:pStyle w:val="Heading3"/>
@@ -2009,7 +2045,7 @@
       <w:r>
         <w:t xml:space="preserve"> </w:t>
       </w:r>
-      <w:hyperlink r:id="rId41">
+      <w:hyperlink r:id="rId43">
         <w:r>
           <w:rPr>
             <w:rStyle w:val="Hyperlink"/>
@@ -2023,7 +2059,7 @@
       <w:r>
         <w:t xml:space="preserve"> </w:t>
       </w:r>
-      <w:hyperlink r:id="rId39">
+      <w:hyperlink r:id="rId41">
         <w:r>
           <w:rPr>
             <w:rStyle w:val="Hyperlink"/>
@@ -2055,30 +2091,32 @@
       <w:r>
         <w:t xml:space="preserve"> </w:t>
       </w:r>
-      <w:hyperlink w:anchor="X42a041ebbf4cde02e18f5b08766ec1c8ef5d5f3">
+      <w:hyperlink w:anchor="role-permissions">
         <w:r>
           <w:rPr>
             <w:rStyle w:val="Hyperlink"/>
           </w:rPr>
-          <w:t xml:space="preserve">Decision 3</w:t>
+          <w:t xml:space="preserve">Role permissions</w:t>
         </w:r>
       </w:hyperlink>
       <w:r>
         <w:t xml:space="preserve">.</w:t>
       </w:r>
     </w:p>
-    <w:bookmarkEnd w:id="42"/>
-    <w:bookmarkEnd w:id="43"/>
-    <w:bookmarkStart w:id="53" w:name="X42a041ebbf4cde02e18f5b08766ec1c8ef5d5f3"/>
+    <w:bookmarkStart w:id="44" w:name="X42a041ebbf4cde02e18f5b08766ec1c8ef5d5f3"/>
+    <w:bookmarkEnd w:id="44"/>
+    <w:bookmarkEnd w:id="45"/>
+    <w:bookmarkEnd w:id="46"/>
+    <w:bookmarkStart w:id="57" w:name="role-permissions"/>
     <w:p>
       <w:pPr>
         <w:pStyle w:val="Heading2"/>
       </w:pPr>
       <w:r>
-        <w:t xml:space="preserve">Decision 3: What should each role be allowed to do?</w:t>
-      </w:r>
-    </w:p>
-    <w:bookmarkStart w:id="44" w:name="Xd6bccec9c5078dca0276ee9eb44a2b60650a405"/>
+        <w:t xml:space="preserve">Role permissions</w:t>
+      </w:r>
+    </w:p>
+    <w:bookmarkStart w:id="47" w:name="Xd6bccec9c5078dca0276ee9eb44a2b60650a405"/>
     <w:p>
       <w:pPr>
         <w:pStyle w:val="Heading3"/>
@@ -2115,6 +2153,7 @@
           <w:tcPr/>
           <w:p>
             <w:pPr>
+              <w:keepNext/>
               <w:pStyle w:val="Compact"/>
               <w:jc w:val="left"/>
             </w:pPr>
@@ -2127,6 +2166,7 @@
           <w:tcPr/>
           <w:p>
             <w:pPr>
+              <w:keepNext/>
               <w:pStyle w:val="Compact"/>
               <w:jc w:val="left"/>
             </w:pPr>
@@ -2272,8 +2312,8 @@
         </w:tc>
       </w:tr>
     </w:tbl>
-    <w:bookmarkEnd w:id="44"/>
-    <w:bookmarkStart w:id="51" w:name="X9482277add752bcb7b179a08303520dbff42b6d"/>
+    <w:bookmarkEnd w:id="47"/>
+    <w:bookmarkStart w:id="54" w:name="X9482277add752bcb7b179a08303520dbff42b6d"/>
     <w:p>
       <w:pPr>
         <w:pStyle w:val="Heading3"/>
@@ -2294,7 +2334,7 @@
         <w:t xml:space="preserve">Apply only the restrictions your roles need.</w:t>
       </w:r>
     </w:p>
-    <w:bookmarkStart w:id="45" w:name="should-any-fields-be-hidden-or-read-only"/>
+    <w:bookmarkStart w:id="48" w:name="should-any-fields-be-hidden-or-read-only"/>
     <w:p>
       <w:pPr>
         <w:pStyle w:val="Heading4"/>
@@ -2331,6 +2371,7 @@
           <w:tcPr/>
           <w:p>
             <w:pPr>
+              <w:keepNext/>
               <w:pStyle w:val="Compact"/>
               <w:jc w:val="left"/>
             </w:pPr>
@@ -2343,6 +2384,7 @@
           <w:tcPr/>
           <w:p>
             <w:pPr>
+              <w:keepNext/>
               <w:pStyle w:val="Compact"/>
               <w:jc w:val="left"/>
             </w:pPr>
@@ -2457,8 +2499,8 @@
         <w:t xml:space="preserve">Field masking is not a substitute for denying access to a resource. For presentation-only changes, hide fields in the UI.</w:t>
       </w:r>
     </w:p>
-    <w:bookmarkEnd w:id="45"/>
-    <w:bookmarkStart w:id="46" w:name="X1af1c1e706322881b54d3a8e972e9679c2aa49f"/>
+    <w:bookmarkEnd w:id="48"/>
+    <w:bookmarkStart w:id="49" w:name="X1af1c1e706322881b54d3a8e972e9679c2aa49f"/>
     <w:p>
       <w:pPr>
         <w:pStyle w:val="Heading4"/>
@@ -2495,6 +2537,7 @@
           <w:tcPr/>
           <w:p>
             <w:pPr>
+              <w:keepNext/>
               <w:pStyle w:val="Compact"/>
               <w:jc w:val="left"/>
             </w:pPr>
@@ -2507,6 +2550,7 @@
           <w:tcPr/>
           <w:p>
             <w:pPr>
+              <w:keepNext/>
               <w:pStyle w:val="Compact"/>
               <w:jc w:val="left"/>
             </w:pPr>
@@ -2713,8 +2757,8 @@
         <w:t xml:space="preserve">to allow only creates or updates. Keep FHIRPath simple. If a Bot enforces complex rules, use a controlled invocation path; a Subscription-triggered Bot runs after the write and cannot reject it.</w:t>
       </w:r>
     </w:p>
-    <w:bookmarkEnd w:id="46"/>
-    <w:bookmarkStart w:id="50" w:name="X70422c87fcd81384a85dc281c011f062872145d"/>
+    <w:bookmarkEnd w:id="49"/>
+    <w:bookmarkStart w:id="53" w:name="X70422c87fcd81384a85dc281c011f062872145d"/>
     <w:p>
       <w:pPr>
         <w:pStyle w:val="Heading4"/>
@@ -2751,6 +2795,7 @@
           <w:tcPr/>
           <w:p>
             <w:pPr>
+              <w:keepNext/>
               <w:pStyle w:val="Compact"/>
               <w:jc w:val="left"/>
             </w:pPr>
@@ -2763,6 +2808,7 @@
           <w:tcPr/>
           <w:p>
             <w:pPr>
+              <w:keepNext/>
               <w:pStyle w:val="Compact"/>
               <w:jc w:val="left"/>
             </w:pPr>
@@ -3040,7 +3086,7 @@
       <w:r>
         <w:t xml:space="preserve"> </w:t>
       </w:r>
-      <w:hyperlink r:id="rId47">
+      <w:hyperlink r:id="rId50">
         <w:r>
           <w:rPr>
             <w:rStyle w:val="Hyperlink"/>
@@ -3062,7 +3108,7 @@
       <w:r>
         <w:t xml:space="preserve"> </w:t>
       </w:r>
-      <w:hyperlink r:id="rId48">
+      <w:hyperlink r:id="rId51">
         <w:r>
           <w:rPr>
             <w:rStyle w:val="Hyperlink"/>
@@ -3076,7 +3122,7 @@
       <w:r>
         <w:t xml:space="preserve"> </w:t>
       </w:r>
-      <w:hyperlink r:id="rId49">
+      <w:hyperlink r:id="rId52">
         <w:r>
           <w:rPr>
             <w:rStyle w:val="Hyperlink"/>
@@ -3088,9 +3134,9 @@
         <w:t xml:space="preserve">.</w:t>
       </w:r>
     </w:p>
-    <w:bookmarkEnd w:id="50"/>
-    <w:bookmarkEnd w:id="51"/>
-    <w:bookmarkStart w:id="52" w:name="should-the-ui-change-based-on-the-role"/>
+    <w:bookmarkEnd w:id="53"/>
+    <w:bookmarkEnd w:id="54"/>
+    <w:bookmarkStart w:id="56" w:name="should-the-ui-change-based-on-the-role"/>
     <w:p>
       <w:pPr>
         <w:pStyle w:val="Heading3"/>
@@ -3131,6 +3177,7 @@
           <w:tcPr/>
           <w:p>
             <w:pPr>
+              <w:keepNext/>
               <w:pStyle w:val="Compact"/>
               <w:jc w:val="left"/>
             </w:pPr>
@@ -3143,6 +3190,7 @@
           <w:tcPr/>
           <w:p>
             <w:pPr>
+              <w:keepNext/>
               <w:pStyle w:val="Compact"/>
               <w:jc w:val="left"/>
             </w:pPr>
@@ -3243,27 +3291,29 @@
       <w:r>
         <w:t xml:space="preserve"> </w:t>
       </w:r>
-      <w:hyperlink w:anchor="Xdcf65e12ff258a894869928054da5a9ce38bb61">
+      <w:hyperlink w:anchor="administration">
         <w:r>
           <w:rPr>
             <w:rStyle w:val="Hyperlink"/>
           </w:rPr>
-          <w:t xml:space="preserve">Decision 4</w:t>
+          <w:t xml:space="preserve">Administration</w:t>
         </w:r>
       </w:hyperlink>
       <w:r>
         <w:t xml:space="preserve">.</w:t>
       </w:r>
     </w:p>
-    <w:bookmarkEnd w:id="52"/>
-    <w:bookmarkEnd w:id="53"/>
-    <w:bookmarkStart w:id="57" w:name="Xdcf65e12ff258a894869928054da5a9ce38bb61"/>
+    <w:bookmarkStart w:id="55" w:name="Xdcf65e12ff258a894869928054da5a9ce38bb61"/>
+    <w:bookmarkEnd w:id="55"/>
+    <w:bookmarkEnd w:id="56"/>
+    <w:bookmarkEnd w:id="57"/>
+    <w:bookmarkStart w:id="63" w:name="administration"/>
     <w:p>
       <w:pPr>
         <w:pStyle w:val="Heading2"/>
       </w:pPr>
       <w:r>
-        <w:t xml:space="preserve">Decision 4: Who will administer users and configuration?</w:t>
+        <w:t xml:space="preserve">Administration</w:t>
       </w:r>
     </w:p>
     <w:p>
@@ -3294,6 +3344,7 @@
           <w:tcPr/>
           <w:p>
             <w:pPr>
+              <w:keepNext/>
               <w:pStyle w:val="Compact"/>
               <w:jc w:val="left"/>
             </w:pPr>
@@ -3306,6 +3357,7 @@
           <w:tcPr/>
           <w:p>
             <w:pPr>
+              <w:keepNext/>
               <w:pStyle w:val="Compact"/>
               <w:jc w:val="left"/>
             </w:pPr>
@@ -3531,7 +3583,7 @@
       <w:r>
         <w:t xml:space="preserve"> </w:t>
       </w:r>
-      <w:hyperlink r:id="rId54">
+      <w:hyperlink r:id="rId58">
         <w:r>
           <w:rPr>
             <w:rStyle w:val="Hyperlink"/>
@@ -3545,7 +3597,7 @@
       <w:r>
         <w:t xml:space="preserve"> </w:t>
       </w:r>
-      <w:hyperlink r:id="rId55">
+      <w:hyperlink r:id="rId59">
         <w:r>
           <w:rPr>
             <w:rStyle w:val="Hyperlink"/>
@@ -3559,7 +3611,7 @@
       <w:r>
         <w:t xml:space="preserve"> </w:t>
       </w:r>
-      <w:hyperlink r:id="rId56">
+      <w:hyperlink r:id="rId60">
         <w:r>
           <w:rPr>
             <w:rStyle w:val="Hyperlink"/>
@@ -3589,23 +3641,18 @@
         <w:t xml:space="preserve">Review the additional decisions below that apply to your application.</w:t>
       </w:r>
     </w:p>
-    <w:bookmarkEnd w:id="57"/>
-    <w:bookmarkStart w:id="67" w:name="additional-decisions-if-applicable"/>
+    <w:bookmarkStart w:id="61" w:name="additional-decisions-if-applicable"/>
+    <w:bookmarkEnd w:id="61"/>
+    <w:bookmarkStart w:id="62" w:name="X1b3a5e1144b0225df3807e086f4dfd1a93e3c1d"/>
+    <w:bookmarkEnd w:id="62"/>
+    <w:bookmarkEnd w:id="63"/>
+    <w:bookmarkStart w:id="69" w:name="patient-and-caregiver-access"/>
     <w:p>
       <w:pPr>
         <w:pStyle w:val="Heading2"/>
       </w:pPr>
       <w:r>
-        <w:t xml:space="preserve">Additional decisions, if applicable</w:t>
-      </w:r>
-    </w:p>
-    <w:bookmarkStart w:id="62" w:name="X1b3a5e1144b0225df3807e086f4dfd1a93e3c1d"/>
-    <w:p>
-      <w:pPr>
-        <w:pStyle w:val="Heading3"/>
-      </w:pPr>
-      <w:r>
-        <w:t xml:space="preserve">How will patients and caregivers get access?</w:t>
+        <w:t xml:space="preserve">Patient and caregiver access</w:t>
       </w:r>
     </w:p>
     <w:p>
@@ -3628,10 +3675,10 @@
         <w:t xml:space="preserve">Choose how patients register, whether caregivers or proxies need access (such as parents, adult children, or guardians), and how those relationships are established and revoked.</w:t>
       </w:r>
     </w:p>
-    <w:bookmarkStart w:id="58" w:name="how-will-patients-register"/>
-    <w:p>
-      <w:pPr>
-        <w:pStyle w:val="Heading4"/>
+    <w:bookmarkStart w:id="64" w:name="how-will-patients-register"/>
+    <w:p>
+      <w:pPr>
+        <w:pStyle w:val="Heading3"/>
       </w:pPr>
       <w:r>
         <w:t xml:space="preserve">How will patients register?</w:t>
@@ -3657,6 +3704,7 @@
           <w:tcPr/>
           <w:p>
             <w:pPr>
+              <w:keepNext/>
               <w:pStyle w:val="Compact"/>
               <w:jc w:val="left"/>
             </w:pPr>
@@ -3669,6 +3717,7 @@
           <w:tcPr/>
           <w:p>
             <w:pPr>
+              <w:keepNext/>
               <w:pStyle w:val="Compact"/>
               <w:jc w:val="left"/>
             </w:pPr>
@@ -3808,7 +3857,7 @@
       <w:r>
         <w:t xml:space="preserve"> </w:t>
       </w:r>
-      <w:hyperlink r:id="rId55">
+      <w:hyperlink r:id="rId59">
         <w:r>
           <w:rPr>
             <w:rStyle w:val="Hyperlink"/>
@@ -3820,11 +3869,11 @@
         <w:t xml:space="preserve">.</w:t>
       </w:r>
     </w:p>
-    <w:bookmarkEnd w:id="58"/>
-    <w:bookmarkStart w:id="61" w:name="X868e7299423d828dfd74eb8e917ec75612cf272"/>
-    <w:p>
-      <w:pPr>
-        <w:pStyle w:val="Heading4"/>
+    <w:bookmarkEnd w:id="64"/>
+    <w:bookmarkStart w:id="68" w:name="X868e7299423d828dfd74eb8e917ec75612cf272"/>
+    <w:p>
+      <w:pPr>
+        <w:pStyle w:val="Heading3"/>
       </w:pPr>
       <w:r>
         <w:t xml:space="preserve">Which patient records can each person access?</w:t>
@@ -3850,6 +3899,7 @@
           <w:tcPr/>
           <w:p>
             <w:pPr>
+              <w:keepNext/>
               <w:pStyle w:val="Compact"/>
               <w:jc w:val="left"/>
             </w:pPr>
@@ -3862,6 +3912,7 @@
           <w:tcPr/>
           <w:p>
             <w:pPr>
+              <w:keepNext/>
               <w:pStyle w:val="Compact"/>
               <w:jc w:val="left"/>
             </w:pPr>
@@ -4119,7 +4170,7 @@
       <w:r>
         <w:t xml:space="preserve"> </w:t>
       </w:r>
-      <w:hyperlink r:id="rId59">
+      <w:hyperlink r:id="rId65">
         <w:r>
           <w:rPr>
             <w:rStyle w:val="Hyperlink"/>
@@ -4133,7 +4184,7 @@
       <w:r>
         <w:t xml:space="preserve"> </w:t>
       </w:r>
-      <w:hyperlink r:id="rId60">
+      <w:hyperlink r:id="rId66">
         <w:r>
           <w:rPr>
             <w:rStyle w:val="Hyperlink"/>
@@ -4145,15 +4196,17 @@
         <w:t xml:space="preserve">.</w:t>
       </w:r>
     </w:p>
-    <w:bookmarkEnd w:id="61"/>
-    <w:bookmarkEnd w:id="62"/>
-    <w:bookmarkStart w:id="64" w:name="how-will-third-party-apps-get-access"/>
-    <w:p>
-      <w:pPr>
-        <w:pStyle w:val="Heading3"/>
-      </w:pPr>
-      <w:r>
-        <w:t xml:space="preserve">How will third-party apps get access?</w:t>
+    <w:bookmarkStart w:id="67" w:name="how-will-third-party-apps-get-access"/>
+    <w:bookmarkEnd w:id="67"/>
+    <w:bookmarkEnd w:id="68"/>
+    <w:bookmarkEnd w:id="69"/>
+    <w:bookmarkStart w:id="72" w:name="third-party-app-access"/>
+    <w:p>
+      <w:pPr>
+        <w:pStyle w:val="Heading2"/>
+      </w:pPr>
+      <w:r>
+        <w:t xml:space="preserve">Third-party app access</w:t>
       </w:r>
     </w:p>
     <w:p>
@@ -4202,6 +4255,7 @@
           <w:tcPr/>
           <w:p>
             <w:pPr>
+              <w:keepNext/>
               <w:pStyle w:val="Compact"/>
               <w:jc w:val="left"/>
             </w:pPr>
@@ -4214,6 +4268,7 @@
           <w:tcPr/>
           <w:p>
             <w:pPr>
+              <w:keepNext/>
               <w:pStyle w:val="Compact"/>
               <w:jc w:val="left"/>
             </w:pPr>
@@ -4545,7 +4600,7 @@
       <w:r>
         <w:t xml:space="preserve"> </w:t>
       </w:r>
-      <w:hyperlink r:id="rId63">
+      <w:hyperlink r:id="rId70">
         <w:r>
           <w:rPr>
             <w:rStyle w:val="Hyperlink"/>
@@ -4557,14 +4612,16 @@
         <w:t xml:space="preserve">.</w:t>
       </w:r>
     </w:p>
-    <w:bookmarkEnd w:id="64"/>
-    <w:bookmarkStart w:id="66" w:name="X0b6fa8281b5f865471d78f98975d7269c9272cd"/>
-    <w:p>
-      <w:pPr>
-        <w:pStyle w:val="Heading3"/>
-      </w:pPr>
-      <w:r>
-        <w:t xml:space="preserve">Should access be restricted to specific networks?</w:t>
+    <w:bookmarkStart w:id="71" w:name="X0b6fa8281b5f865471d78f98975d7269c9272cd"/>
+    <w:bookmarkEnd w:id="71"/>
+    <w:bookmarkEnd w:id="72"/>
+    <w:bookmarkStart w:id="74" w:name="network-restrictions"/>
+    <w:p>
+      <w:pPr>
+        <w:pStyle w:val="Heading2"/>
+      </w:pPr>
+      <w:r>
+        <w:t xml:space="preserve">Network restrictions</w:t>
       </w:r>
     </w:p>
     <w:p>
@@ -4607,6 +4664,7 @@
           <w:tcPr/>
           <w:p>
             <w:pPr>
+              <w:keepNext/>
               <w:pStyle w:val="Compact"/>
               <w:jc w:val="left"/>
             </w:pPr>
@@ -4619,6 +4677,7 @@
           <w:tcPr/>
           <w:p>
             <w:pPr>
+              <w:keepNext/>
               <w:pStyle w:val="Compact"/>
               <w:jc w:val="left"/>
             </w:pPr>
@@ -4742,7 +4801,7 @@
       <w:r>
         <w:t xml:space="preserve"> </w:t>
       </w:r>
-      <w:hyperlink r:id="rId65">
+      <w:hyperlink r:id="rId73">
         <w:r>
           <w:rPr>
             <w:rStyle w:val="Hyperlink"/>
@@ -4754,9 +4813,8 @@
         <w:t xml:space="preserve">.</w:t>
       </w:r>
     </w:p>
-    <w:bookmarkEnd w:id="66"/>
-    <w:bookmarkEnd w:id="67"/>
-    <w:bookmarkEnd w:id="68"/>
+    <w:bookmarkEnd w:id="74"/>
+    <w:bookmarkEnd w:id="75"/>
     <w:sectPr>
       <w:pgSz w:h="15840" w:w="12240"/>
       <w:pgMar w:bottom="1440" w:footer="720" w:gutter="0" w:header="720" w:left="1440" w:right="1440" w:top="1440"/>
